--- a/02-放大电路/02-功率放大电路/OCL功率放大电路/OCL功率放大电路.docx
+++ b/02-放大电路/02-功率放大电路/OCL功率放大电路/OCL功率放大电路.docx
@@ -2555,6 +2555,20 @@
     </w:p>
     <w:bookmarkEnd w:id="26"/>
     <w:bookmarkEnd w:id="27"/>
+    <w:p>
+      <w:pPr>
+        <w:spacing w:before="360"/>
+        <w:jc w:val="center"/>
+      </w:pPr>
+      <w:r>
+        <w:rPr>
+          <w:rFonts w:ascii="Times New Roman" w:hAnsi="Times New Roman"/>
+          <w:color w:val="555555"/>
+          <w:sz w:val="21"/>
+        </w:rPr>
+        <w:t>材料收集者：杜文杰</w:t>
+      </w:r>
+    </w:p>
     <w:sectPr>
       <w:headerReference r:id="rId9" w:type="default"/>
       <w:footerReference r:id="rId10" w:type="default"/>

--- a/02-放大电路/02-功率放大电路/OCL功率放大电路/OCL功率放大电路.docx
+++ b/02-放大电路/02-功率放大电路/OCL功率放大电路/OCL功率放大电路.docx
@@ -1,6 +1,6 @@
 
 <file path=word/document.xml><?xml version="1.0" encoding="utf-8"?>
-<w:document xmlns:w="http://schemas.openxmlformats.org/wordprocessingml/2006/main" xmlns:m="http://schemas.openxmlformats.org/officeDocument/2006/math" xmlns:r="http://schemas.openxmlformats.org/officeDocument/2006/relationships" xmlns:o="urn:schemas-microsoft-com:office:office" xmlns:v="urn:schemas-microsoft-com:vml" xmlns:w10="urn:schemas-microsoft-com:office:word" xmlns:a="http://schemas.openxmlformats.org/drawingml/2006/main" xmlns:pic="http://schemas.openxmlformats.org/drawingml/2006/picture" xmlns:wp="http://schemas.openxmlformats.org/drawingml/2006/wordprocessingDrawing">
+<w:document xmlns:m="http://schemas.openxmlformats.org/officeDocument/2006/math" xmlns:r="http://schemas.openxmlformats.org/officeDocument/2006/relationships" xmlns:w="http://schemas.openxmlformats.org/wordprocessingml/2006/main" xmlns:o="urn:schemas-microsoft-com:office:office" xmlns:v="urn:schemas-microsoft-com:vml" xmlns:w10="urn:schemas-microsoft-com:office:word" xmlns:a="http://schemas.openxmlformats.org/drawingml/2006/main" xmlns:pic="http://schemas.openxmlformats.org/drawingml/2006/picture" xmlns:wp="http://schemas.openxmlformats.org/drawingml/2006/wordprocessingDrawing">
   <w:body>
     <w:bookmarkStart w:id="27" w:name="ocl-功率放大电路"/>
     <w:p>
@@ -8,11 +8,14 @@
         <w:pStyle w:val="Heading1"/>
       </w:pPr>
       <w:r>
+        <w:rPr>
+          <w:rFonts w:eastAsia="黑体"/>
+        </w:rPr>
         <w:t xml:space="preserve">OCL </w:t>
       </w:r>
       <w:r>
         <w:rPr>
-          <w:rFonts w:hint="eastAsia"/>
+          <w:rFonts w:hint="eastAsia" w:eastAsia="黑体"/>
         </w:rPr>
         <w:t xml:space="preserve">功率放大电路</w:t>
       </w:r>
@@ -24,7 +27,7 @@
       </w:pPr>
       <w:r>
         <w:rPr>
-          <w:rFonts w:hint="eastAsia"/>
+          <w:rFonts w:hint="eastAsia" w:eastAsia="黑体"/>
         </w:rPr>
         <w:t xml:space="preserve">拓扑描述</w:t>
       </w:r>
@@ -35,16 +38,19 @@
       </w:pPr>
       <w:r>
         <w:rPr>
-          <w:rFonts w:hint="eastAsia"/>
+          <w:rFonts w:hint="eastAsia" w:eastAsia="黑体"/>
         </w:rPr>
         <w:t xml:space="preserve">由</w:t>
       </w:r>
       <w:r>
+        <w:rPr>
+          <w:rFonts w:eastAsia="黑体"/>
+        </w:rPr>
         <w:t xml:space="preserve"> </w:t>
       </w:r>
       <w:r>
         <w:rPr>
-          <w:rFonts w:hint="eastAsia"/>
+          <w:rFonts w:hint="eastAsia" w:eastAsia="黑体"/>
           <w:b/>
           <w:bCs/>
         </w:rPr>
@@ -52,11 +58,14 @@
       </w:r>
       <w:r>
         <w:rPr>
-          <w:rFonts w:hint="eastAsia"/>
+          <w:rFonts w:hint="eastAsia" w:eastAsia="黑体"/>
         </w:rPr>
         <w:t xml:space="preserve">（上管</w:t>
       </w:r>
       <w:r>
+        <w:rPr>
+          <w:rFonts w:eastAsia="黑体"/>
+        </w:rPr>
         <w:t xml:space="preserve"> </w:t>
       </w:r>
       <m:oMath>
@@ -74,24 +83,33 @@
         </m:sSub>
       </m:oMath>
       <w:r>
+        <w:rPr>
+          <w:rFonts w:eastAsia="黑体"/>
+        </w:rPr>
         <w:t xml:space="preserve"> </w:t>
       </w:r>
       <w:r>
         <w:rPr>
-          <w:rFonts w:hint="eastAsia"/>
+          <w:rFonts w:hint="eastAsia" w:eastAsia="黑体"/>
         </w:rPr>
         <w:t xml:space="preserve">为</w:t>
       </w:r>
       <w:r>
+        <w:rPr>
+          <w:rFonts w:eastAsia="黑体"/>
+        </w:rPr>
         <w:t xml:space="preserve"> </w:t>
       </w:r>
       <w:r>
         <w:rPr>
-          <w:rFonts w:hint="eastAsia"/>
+          <w:rFonts w:hint="eastAsia" w:eastAsia="黑体"/>
         </w:rPr>
         <w:t xml:space="preserve">NPN、下管</w:t>
       </w:r>
       <w:r>
+        <w:rPr>
+          <w:rFonts w:eastAsia="黑体"/>
+        </w:rPr>
         <w:t xml:space="preserve"> </w:t>
       </w:r>
       <m:oMath>
@@ -109,38 +127,50 @@
         </m:sSub>
       </m:oMath>
       <w:r>
+        <w:rPr>
+          <w:rFonts w:eastAsia="黑体"/>
+        </w:rPr>
         <w:t xml:space="preserve"> </w:t>
       </w:r>
       <w:r>
         <w:rPr>
-          <w:rFonts w:hint="eastAsia"/>
+          <w:rFonts w:hint="eastAsia" w:eastAsia="黑体"/>
         </w:rPr>
         <w:t xml:space="preserve">为</w:t>
       </w:r>
       <w:r>
+        <w:rPr>
+          <w:rFonts w:eastAsia="黑体"/>
+        </w:rPr>
         <w:t xml:space="preserve"> </w:t>
       </w:r>
       <w:r>
         <w:rPr>
-          <w:rFonts w:hint="eastAsia"/>
+          <w:rFonts w:hint="eastAsia" w:eastAsia="黑体"/>
         </w:rPr>
         <w:t xml:space="preserve">PNP，亦可用互补</w:t>
       </w:r>
       <w:r>
+        <w:rPr>
+          <w:rFonts w:eastAsia="黑体"/>
+        </w:rPr>
         <w:t xml:space="preserve"> </w:t>
       </w:r>
       <w:r>
         <w:rPr>
-          <w:rFonts w:hint="eastAsia"/>
+          <w:rFonts w:hint="eastAsia" w:eastAsia="黑体"/>
         </w:rPr>
         <w:t xml:space="preserve">MOSFET）与</w:t>
       </w:r>
       <w:r>
+        <w:rPr>
+          <w:rFonts w:eastAsia="黑体"/>
+        </w:rPr>
         <w:t xml:space="preserve"> </w:t>
       </w:r>
       <w:r>
         <w:rPr>
-          <w:rFonts w:hint="eastAsia"/>
+          <w:rFonts w:hint="eastAsia" w:eastAsia="黑体"/>
           <w:b/>
           <w:bCs/>
         </w:rPr>
@@ -148,6 +178,7 @@
       </w:r>
       <w:r>
         <w:rPr>
+          <w:rFonts w:eastAsia="黑体"/>
           <w:b/>
           <w:bCs/>
         </w:rPr>
@@ -169,16 +200,19 @@
       </m:oMath>
       <w:r>
         <w:rPr>
-          <w:rFonts w:hint="eastAsia"/>
+          <w:rFonts w:hint="eastAsia" w:eastAsia="黑体"/>
         </w:rPr>
         <w:t xml:space="preserve">（扬声器）组成，采用</w:t>
       </w:r>
       <w:r>
+        <w:rPr>
+          <w:rFonts w:eastAsia="黑体"/>
+        </w:rPr>
         <w:t xml:space="preserve"> </w:t>
       </w:r>
       <w:r>
         <w:rPr>
-          <w:rFonts w:hint="eastAsia"/>
+          <w:rFonts w:hint="eastAsia" w:eastAsia="黑体"/>
           <w:b/>
           <w:bCs/>
         </w:rPr>
@@ -186,32 +220,39 @@
       </w:r>
       <w:r>
         <w:rPr>
+          <w:rFonts w:eastAsia="黑体"/>
           <w:b/>
           <w:bCs/>
         </w:rPr>
         <w:t xml:space="preserve"> ±VCC</w:t>
       </w:r>
       <w:r>
+        <w:rPr>
+          <w:rFonts w:eastAsia="黑体"/>
+        </w:rPr>
         <w:t xml:space="preserve"> </w:t>
       </w:r>
       <w:r>
         <w:rPr>
-          <w:rFonts w:hint="eastAsia"/>
+          <w:rFonts w:hint="eastAsia" w:eastAsia="黑体"/>
         </w:rPr>
         <w:t xml:space="preserve">供电。电路共有</w:t>
       </w:r>
       <w:r>
+        <w:rPr>
+          <w:rFonts w:eastAsia="黑体"/>
+        </w:rPr>
         <w:t xml:space="preserve"> 5 </w:t>
       </w:r>
       <w:r>
         <w:rPr>
-          <w:rFonts w:hint="eastAsia"/>
+          <w:rFonts w:hint="eastAsia" w:eastAsia="黑体"/>
         </w:rPr>
         <w:t xml:space="preserve">个关键节点：</w:t>
       </w:r>
       <w:r>
         <w:rPr>
-          <w:rFonts w:hint="eastAsia"/>
+          <w:rFonts w:hint="eastAsia" w:eastAsia="黑体"/>
           <w:b/>
           <w:bCs/>
         </w:rPr>
@@ -219,6 +260,7 @@
       </w:r>
       <w:r>
         <w:rPr>
+          <w:rFonts w:eastAsia="黑体"/>
           <w:b/>
           <w:bCs/>
         </w:rPr>
@@ -226,7 +268,7 @@
       </w:r>
       <w:r>
         <w:rPr>
-          <w:rFonts w:hint="eastAsia"/>
+          <w:rFonts w:hint="eastAsia" w:eastAsia="黑体"/>
           <w:b/>
           <w:bCs/>
         </w:rPr>
@@ -234,7 +276,7 @@
       </w:r>
       <w:r>
         <w:rPr>
-          <w:rFonts w:hint="eastAsia"/>
+          <w:rFonts w:hint="eastAsia" w:eastAsia="黑体"/>
         </w:rPr>
         <w:t xml:space="preserve">（</w:t>
       </w:r>
@@ -253,15 +295,21 @@
         </m:sSub>
       </m:oMath>
       <w:r>
+        <w:rPr>
+          <w:rFonts w:eastAsia="黑体"/>
+        </w:rPr>
         <w:t xml:space="preserve"> </w:t>
       </w:r>
       <w:r>
         <w:rPr>
-          <w:rFonts w:hint="eastAsia"/>
+          <w:rFonts w:hint="eastAsia" w:eastAsia="黑体"/>
         </w:rPr>
         <w:t xml:space="preserve">的发射极</w:t>
       </w:r>
       <w:r>
+        <w:rPr>
+          <w:rFonts w:eastAsia="黑体"/>
+        </w:rPr>
         <w:t xml:space="preserve"> E、</w:t>
       </w:r>
       <m:oMath>
@@ -279,24 +327,33 @@
         </m:sSub>
       </m:oMath>
       <w:r>
+        <w:rPr>
+          <w:rFonts w:eastAsia="黑体"/>
+        </w:rPr>
         <w:t xml:space="preserve"> </w:t>
       </w:r>
       <w:r>
         <w:rPr>
-          <w:rFonts w:hint="eastAsia"/>
+          <w:rFonts w:hint="eastAsia" w:eastAsia="黑体"/>
         </w:rPr>
         <w:t xml:space="preserve">的发射极</w:t>
       </w:r>
       <w:r>
+        <w:rPr>
+          <w:rFonts w:eastAsia="黑体"/>
+        </w:rPr>
         <w:t xml:space="preserve"> E </w:t>
       </w:r>
       <w:r>
         <w:rPr>
-          <w:rFonts w:hint="eastAsia"/>
+          <w:rFonts w:hint="eastAsia" w:eastAsia="黑体"/>
         </w:rPr>
         <w:t xml:space="preserve">与</w:t>
       </w:r>
       <w:r>
+        <w:rPr>
+          <w:rFonts w:eastAsia="黑体"/>
+        </w:rPr>
         <w:t xml:space="preserve"> </w:t>
       </w:r>
       <m:oMath>
@@ -314,17 +371,20 @@
         </m:sSub>
       </m:oMath>
       <w:r>
+        <w:rPr>
+          <w:rFonts w:eastAsia="黑体"/>
+        </w:rPr>
         <w:t xml:space="preserve"> </w:t>
       </w:r>
       <w:r>
         <w:rPr>
-          <w:rFonts w:hint="eastAsia"/>
+          <w:rFonts w:hint="eastAsia" w:eastAsia="黑体"/>
         </w:rPr>
         <w:t xml:space="preserve">的上端三者相连）；</w:t>
       </w:r>
       <w:r>
         <w:rPr>
-          <w:rFonts w:hint="eastAsia"/>
+          <w:rFonts w:hint="eastAsia" w:eastAsia="黑体"/>
           <w:b/>
           <w:bCs/>
         </w:rPr>
@@ -332,6 +392,7 @@
       </w:r>
       <w:r>
         <w:rPr>
+          <w:rFonts w:eastAsia="黑体"/>
           <w:b/>
           <w:bCs/>
         </w:rPr>
@@ -339,7 +400,7 @@
       </w:r>
       <w:r>
         <w:rPr>
-          <w:rFonts w:hint="eastAsia"/>
+          <w:rFonts w:hint="eastAsia" w:eastAsia="黑体"/>
           <w:b/>
           <w:bCs/>
         </w:rPr>
@@ -347,7 +408,7 @@
       </w:r>
       <w:r>
         <w:rPr>
-          <w:rFonts w:hint="eastAsia"/>
+          <w:rFonts w:hint="eastAsia" w:eastAsia="黑体"/>
         </w:rPr>
         <w:t xml:space="preserve">（</w:t>
       </w:r>
@@ -366,26 +427,32 @@
         </m:sSub>
       </m:oMath>
       <w:r>
+        <w:rPr>
+          <w:rFonts w:eastAsia="黑体"/>
+        </w:rPr>
         <w:t xml:space="preserve"> </w:t>
       </w:r>
       <w:r>
         <w:rPr>
-          <w:rFonts w:hint="eastAsia"/>
+          <w:rFonts w:hint="eastAsia" w:eastAsia="黑体"/>
         </w:rPr>
         <w:t xml:space="preserve">的下端接</w:t>
       </w:r>
       <w:r>
+        <w:rPr>
+          <w:rFonts w:eastAsia="黑体"/>
+        </w:rPr>
         <w:t xml:space="preserve"> </w:t>
       </w:r>
       <w:r>
         <w:rPr>
-          <w:rFonts w:hint="eastAsia"/>
+          <w:rFonts w:hint="eastAsia" w:eastAsia="黑体"/>
         </w:rPr>
         <w:t xml:space="preserve">GND）；</w:t>
       </w:r>
       <w:r>
         <w:rPr>
-          <w:rFonts w:hint="eastAsia"/>
+          <w:rFonts w:hint="eastAsia" w:eastAsia="黑体"/>
           <w:b/>
           <w:bCs/>
         </w:rPr>
@@ -393,6 +460,7 @@
       </w:r>
       <w:r>
         <w:rPr>
+          <w:rFonts w:eastAsia="黑体"/>
           <w:b/>
           <w:bCs/>
         </w:rPr>
@@ -400,7 +468,7 @@
       </w:r>
       <w:r>
         <w:rPr>
-          <w:rFonts w:hint="eastAsia"/>
+          <w:rFonts w:hint="eastAsia" w:eastAsia="黑体"/>
           <w:b/>
           <w:bCs/>
         </w:rPr>
@@ -408,7 +476,7 @@
       </w:r>
       <w:r>
         <w:rPr>
-          <w:rFonts w:hint="eastAsia"/>
+          <w:rFonts w:hint="eastAsia" w:eastAsia="黑体"/>
         </w:rPr>
         <w:t xml:space="preserve">（</w:t>
       </w:r>
@@ -427,35 +495,44 @@
         </m:sSub>
       </m:oMath>
       <w:r>
+        <w:rPr>
+          <w:rFonts w:eastAsia="黑体"/>
+        </w:rPr>
         <w:t xml:space="preserve"> </w:t>
       </w:r>
       <w:r>
         <w:rPr>
-          <w:rFonts w:hint="eastAsia"/>
+          <w:rFonts w:hint="eastAsia" w:eastAsia="黑体"/>
         </w:rPr>
         <w:t xml:space="preserve">的集电极</w:t>
       </w:r>
       <w:r>
+        <w:rPr>
+          <w:rFonts w:eastAsia="黑体"/>
+        </w:rPr>
         <w:t xml:space="preserve"> C </w:t>
       </w:r>
       <w:r>
         <w:rPr>
-          <w:rFonts w:hint="eastAsia"/>
+          <w:rFonts w:hint="eastAsia" w:eastAsia="黑体"/>
         </w:rPr>
         <w:t xml:space="preserve">接</w:t>
       </w:r>
       <w:r>
+        <w:rPr>
+          <w:rFonts w:eastAsia="黑体"/>
+        </w:rPr>
         <w:t xml:space="preserve"> </w:t>
       </w:r>
       <w:r>
         <w:rPr>
-          <w:rFonts w:hint="eastAsia"/>
+          <w:rFonts w:hint="eastAsia" w:eastAsia="黑体"/>
         </w:rPr>
         <w:t xml:space="preserve">+VCC）；</w:t>
       </w:r>
       <w:r>
         <w:rPr>
-          <w:rFonts w:hint="eastAsia"/>
+          <w:rFonts w:hint="eastAsia" w:eastAsia="黑体"/>
           <w:b/>
           <w:bCs/>
         </w:rPr>
@@ -463,6 +540,7 @@
       </w:r>
       <w:r>
         <w:rPr>
+          <w:rFonts w:eastAsia="黑体"/>
           <w:b/>
           <w:bCs/>
         </w:rPr>
@@ -470,7 +548,7 @@
       </w:r>
       <w:r>
         <w:rPr>
-          <w:rFonts w:hint="eastAsia"/>
+          <w:rFonts w:hint="eastAsia" w:eastAsia="黑体"/>
           <w:b/>
           <w:bCs/>
         </w:rPr>
@@ -478,7 +556,7 @@
       </w:r>
       <w:r>
         <w:rPr>
-          <w:rFonts w:hint="eastAsia"/>
+          <w:rFonts w:hint="eastAsia" w:eastAsia="黑体"/>
         </w:rPr>
         <w:t xml:space="preserve">（</w:t>
       </w:r>
@@ -497,35 +575,44 @@
         </m:sSub>
       </m:oMath>
       <w:r>
+        <w:rPr>
+          <w:rFonts w:eastAsia="黑体"/>
+        </w:rPr>
         <w:t xml:space="preserve"> </w:t>
       </w:r>
       <w:r>
         <w:rPr>
-          <w:rFonts w:hint="eastAsia"/>
+          <w:rFonts w:hint="eastAsia" w:eastAsia="黑体"/>
         </w:rPr>
         <w:t xml:space="preserve">的集电极</w:t>
       </w:r>
       <w:r>
+        <w:rPr>
+          <w:rFonts w:eastAsia="黑体"/>
+        </w:rPr>
         <w:t xml:space="preserve"> C </w:t>
       </w:r>
       <w:r>
         <w:rPr>
-          <w:rFonts w:hint="eastAsia"/>
+          <w:rFonts w:hint="eastAsia" w:eastAsia="黑体"/>
         </w:rPr>
         <w:t xml:space="preserve">接</w:t>
       </w:r>
       <w:r>
+        <w:rPr>
+          <w:rFonts w:eastAsia="黑体"/>
+        </w:rPr>
         <w:t xml:space="preserve"> </w:t>
       </w:r>
       <w:r>
         <w:rPr>
-          <w:rFonts w:hint="eastAsia"/>
+          <w:rFonts w:hint="eastAsia" w:eastAsia="黑体"/>
         </w:rPr>
         <w:t xml:space="preserve">−VCC）；</w:t>
       </w:r>
       <w:r>
         <w:rPr>
-          <w:rFonts w:hint="eastAsia"/>
+          <w:rFonts w:hint="eastAsia" w:eastAsia="黑体"/>
           <w:b/>
           <w:bCs/>
         </w:rPr>
@@ -533,6 +620,7 @@
       </w:r>
       <w:r>
         <w:rPr>
+          <w:rFonts w:eastAsia="黑体"/>
           <w:b/>
           <w:bCs/>
         </w:rPr>
@@ -540,7 +628,7 @@
       </w:r>
       <w:r>
         <w:rPr>
-          <w:rFonts w:hint="eastAsia"/>
+          <w:rFonts w:hint="eastAsia" w:eastAsia="黑体"/>
           <w:b/>
           <w:bCs/>
         </w:rPr>
@@ -548,7 +636,7 @@
       </w:r>
       <w:r>
         <w:rPr>
-          <w:rFonts w:hint="eastAsia"/>
+          <w:rFonts w:hint="eastAsia" w:eastAsia="黑体"/>
         </w:rPr>
         <w:t xml:space="preserve">（</w:t>
       </w:r>
@@ -567,24 +655,33 @@
         </m:sSub>
       </m:oMath>
       <w:r>
+        <w:rPr>
+          <w:rFonts w:eastAsia="黑体"/>
+        </w:rPr>
         <w:t xml:space="preserve"> </w:t>
       </w:r>
       <w:r>
         <w:rPr>
-          <w:rFonts w:hint="eastAsia"/>
+          <w:rFonts w:hint="eastAsia" w:eastAsia="黑体"/>
         </w:rPr>
         <w:t xml:space="preserve">的基极</w:t>
       </w:r>
       <w:r>
+        <w:rPr>
+          <w:rFonts w:eastAsia="黑体"/>
+        </w:rPr>
         <w:t xml:space="preserve"> B </w:t>
       </w:r>
       <w:r>
         <w:rPr>
-          <w:rFonts w:hint="eastAsia"/>
+          <w:rFonts w:hint="eastAsia" w:eastAsia="黑体"/>
         </w:rPr>
         <w:t xml:space="preserve">与</w:t>
       </w:r>
       <w:r>
+        <w:rPr>
+          <w:rFonts w:eastAsia="黑体"/>
+        </w:rPr>
         <w:t xml:space="preserve"> </w:t>
       </w:r>
       <m:oMath>
@@ -602,24 +699,33 @@
         </m:sSub>
       </m:oMath>
       <w:r>
+        <w:rPr>
+          <w:rFonts w:eastAsia="黑体"/>
+        </w:rPr>
         <w:t xml:space="preserve"> </w:t>
       </w:r>
       <w:r>
         <w:rPr>
-          <w:rFonts w:hint="eastAsia"/>
+          <w:rFonts w:hint="eastAsia" w:eastAsia="黑体"/>
         </w:rPr>
         <w:t xml:space="preserve">的基极</w:t>
       </w:r>
       <w:r>
+        <w:rPr>
+          <w:rFonts w:eastAsia="黑体"/>
+        </w:rPr>
         <w:t xml:space="preserve"> B </w:t>
       </w:r>
       <w:r>
         <w:rPr>
-          <w:rFonts w:hint="eastAsia"/>
+          <w:rFonts w:hint="eastAsia" w:eastAsia="黑体"/>
         </w:rPr>
         <w:t xml:space="preserve">相连并接输入信号</w:t>
       </w:r>
       <w:r>
+        <w:rPr>
+          <w:rFonts w:eastAsia="黑体"/>
+        </w:rPr>
         <w:t xml:space="preserve"> </w:t>
       </w:r>
       <m:oMath>
@@ -641,7 +747,7 @@
       </m:oMath>
       <w:r>
         <w:rPr>
-          <w:rFonts w:hint="eastAsia"/>
+          <w:rFonts w:hint="eastAsia" w:eastAsia="黑体"/>
         </w:rPr>
         <w:t xml:space="preserve">）。</w:t>
       </w:r>
@@ -650,7 +756,7 @@
       <w:pPr/>
       <w:r>
         <w:rPr>
-          <w:rFonts w:hint="eastAsia"/>
+          <w:rFonts w:hint="eastAsia" w:eastAsia="黑体"/>
         </w:rPr>
         <w:t xml:space="preserve">各元件管脚连接：</w:t>
       </w:r>
@@ -670,45 +776,57 @@
       </m:oMath>
       <w:r>
         <w:rPr>
-          <w:rFonts w:hint="eastAsia"/>
+          <w:rFonts w:hint="eastAsia" w:eastAsia="黑体"/>
           <w:b/>
           <w:bCs/>
         </w:rPr>
         <w:t xml:space="preserve">（NPN）</w:t>
       </w:r>
       <w:r>
+        <w:rPr>
+          <w:rFonts w:eastAsia="黑体"/>
+        </w:rPr>
         <w:t xml:space="preserve"> </w:t>
       </w:r>
       <w:r>
         <w:rPr>
-          <w:rFonts w:hint="eastAsia"/>
+          <w:rFonts w:hint="eastAsia" w:eastAsia="黑体"/>
         </w:rPr>
         <w:t xml:space="preserve">的</w:t>
       </w:r>
       <w:r>
+        <w:rPr>
+          <w:rFonts w:eastAsia="黑体"/>
+        </w:rPr>
         <w:t xml:space="preserve"> B </w:t>
       </w:r>
       <w:r>
         <w:rPr>
-          <w:rFonts w:hint="eastAsia"/>
+          <w:rFonts w:hint="eastAsia" w:eastAsia="黑体"/>
         </w:rPr>
         <w:t xml:space="preserve">接输入驱动节点、C</w:t>
       </w:r>
       <w:r>
+        <w:rPr>
+          <w:rFonts w:eastAsia="黑体"/>
+        </w:rPr>
         <w:t xml:space="preserve"> </w:t>
       </w:r>
       <w:r>
         <w:rPr>
-          <w:rFonts w:hint="eastAsia"/>
+          <w:rFonts w:hint="eastAsia" w:eastAsia="黑体"/>
         </w:rPr>
         <w:t xml:space="preserve">接正电源节点、E</w:t>
       </w:r>
       <w:r>
+        <w:rPr>
+          <w:rFonts w:eastAsia="黑体"/>
+        </w:rPr>
         <w:t xml:space="preserve"> </w:t>
       </w:r>
       <w:r>
         <w:rPr>
-          <w:rFonts w:hint="eastAsia"/>
+          <w:rFonts w:hint="eastAsia" w:eastAsia="黑体"/>
         </w:rPr>
         <w:t xml:space="preserve">接输出节点；</w:t>
       </w:r>
@@ -728,45 +846,57 @@
       </m:oMath>
       <w:r>
         <w:rPr>
-          <w:rFonts w:hint="eastAsia"/>
+          <w:rFonts w:hint="eastAsia" w:eastAsia="黑体"/>
           <w:b/>
           <w:bCs/>
         </w:rPr>
         <w:t xml:space="preserve">（PNP）</w:t>
       </w:r>
       <w:r>
+        <w:rPr>
+          <w:rFonts w:eastAsia="黑体"/>
+        </w:rPr>
         <w:t xml:space="preserve"> </w:t>
       </w:r>
       <w:r>
         <w:rPr>
-          <w:rFonts w:hint="eastAsia"/>
+          <w:rFonts w:hint="eastAsia" w:eastAsia="黑体"/>
         </w:rPr>
         <w:t xml:space="preserve">的</w:t>
       </w:r>
       <w:r>
+        <w:rPr>
+          <w:rFonts w:eastAsia="黑体"/>
+        </w:rPr>
         <w:t xml:space="preserve"> B </w:t>
       </w:r>
       <w:r>
         <w:rPr>
-          <w:rFonts w:hint="eastAsia"/>
+          <w:rFonts w:hint="eastAsia" w:eastAsia="黑体"/>
         </w:rPr>
         <w:t xml:space="preserve">接输入驱动节点、C</w:t>
       </w:r>
       <w:r>
+        <w:rPr>
+          <w:rFonts w:eastAsia="黑体"/>
+        </w:rPr>
         <w:t xml:space="preserve"> </w:t>
       </w:r>
       <w:r>
         <w:rPr>
-          <w:rFonts w:hint="eastAsia"/>
+          <w:rFonts w:hint="eastAsia" w:eastAsia="黑体"/>
         </w:rPr>
         <w:t xml:space="preserve">接负电源节点、E</w:t>
       </w:r>
       <w:r>
+        <w:rPr>
+          <w:rFonts w:eastAsia="黑体"/>
+        </w:rPr>
         <w:t xml:space="preserve"> </w:t>
       </w:r>
       <w:r>
         <w:rPr>
-          <w:rFonts w:hint="eastAsia"/>
+          <w:rFonts w:hint="eastAsia" w:eastAsia="黑体"/>
         </w:rPr>
         <w:t xml:space="preserve">接输出节点；</w:t>
       </w:r>
@@ -785,20 +915,26 @@
         </m:sSub>
       </m:oMath>
       <w:r>
+        <w:rPr>
+          <w:rFonts w:eastAsia="黑体"/>
+        </w:rPr>
         <w:t xml:space="preserve"> </w:t>
       </w:r>
       <w:r>
         <w:rPr>
-          <w:rFonts w:hint="eastAsia"/>
+          <w:rFonts w:hint="eastAsia" w:eastAsia="黑体"/>
         </w:rPr>
         <w:t xml:space="preserve">一端接输出节点、另一端接地节点。负载直接跨接在两管发射极中点与地之间，输出中点静态直流电位为</w:t>
       </w:r>
       <w:r>
+        <w:rPr>
+          <w:rFonts w:eastAsia="黑体"/>
+        </w:rPr>
         <w:t xml:space="preserve"> 0 </w:t>
       </w:r>
       <w:r>
         <w:rPr>
-          <w:rFonts w:hint="eastAsia"/>
+          <w:rFonts w:hint="eastAsia" w:eastAsia="黑体"/>
         </w:rPr>
         <w:t xml:space="preserve">V，故无需输出耦合电容。</w:t>
       </w:r>
@@ -807,7 +943,7 @@
       <w:pPr/>
       <w:r>
         <w:rPr>
-          <w:rFonts w:hint="eastAsia"/>
+          <w:rFonts w:hint="eastAsia" w:eastAsia="黑体"/>
         </w:rPr>
         <w:t xml:space="preserve">由此构成”双电源供电、两管发射极并接输出中点、负载接中点与地之间”的互补对称乙类（或甲乙类）推挽功放组态，两管轮流导通完成全周期功率放大，效率高、低频特性好。</w:t>
       </w:r>
@@ -820,7 +956,7 @@
       </w:pPr>
       <w:r>
         <w:rPr>
-          <w:rFonts w:hint="eastAsia"/>
+          <w:rFonts w:hint="eastAsia" w:eastAsia="黑体"/>
         </w:rPr>
         <w:t xml:space="preserve">工作原理</w:t>
       </w:r>
@@ -831,70 +967,91 @@
       </w:pPr>
       <w:r>
         <w:rPr>
-          <w:rFonts w:hint="eastAsia"/>
+          <w:rFonts w:hint="eastAsia" w:eastAsia="黑体"/>
         </w:rPr>
         <w:t xml:space="preserve">正半周时</w:t>
       </w:r>
       <w:r>
+        <w:rPr>
+          <w:rFonts w:eastAsia="黑体"/>
+        </w:rPr>
         <w:t xml:space="preserve"> NPN </w:t>
       </w:r>
       <w:r>
         <w:rPr>
-          <w:rFonts w:hint="eastAsia"/>
+          <w:rFonts w:hint="eastAsia" w:eastAsia="黑体"/>
         </w:rPr>
         <w:t xml:space="preserve">管导通、PNP</w:t>
       </w:r>
       <w:r>
+        <w:rPr>
+          <w:rFonts w:eastAsia="黑体"/>
+        </w:rPr>
         <w:t xml:space="preserve"> </w:t>
       </w:r>
       <w:r>
         <w:rPr>
-          <w:rFonts w:hint="eastAsia"/>
+          <w:rFonts w:hint="eastAsia" w:eastAsia="黑体"/>
         </w:rPr>
         <w:t xml:space="preserve">管截止，电流从</w:t>
       </w:r>
       <w:r>
+        <w:rPr>
+          <w:rFonts w:eastAsia="黑体"/>
+        </w:rPr>
         <w:t xml:space="preserve"> +VCC </w:t>
       </w:r>
       <w:r>
         <w:rPr>
-          <w:rFonts w:hint="eastAsia"/>
+          <w:rFonts w:hint="eastAsia" w:eastAsia="黑体"/>
         </w:rPr>
         <w:t xml:space="preserve">经</w:t>
       </w:r>
       <w:r>
+        <w:rPr>
+          <w:rFonts w:eastAsia="黑体"/>
+        </w:rPr>
         <w:t xml:space="preserve"> NPN </w:t>
       </w:r>
       <w:r>
         <w:rPr>
-          <w:rFonts w:hint="eastAsia"/>
+          <w:rFonts w:hint="eastAsia" w:eastAsia="黑体"/>
         </w:rPr>
         <w:t xml:space="preserve">管流向负载；负半周时</w:t>
       </w:r>
       <w:r>
+        <w:rPr>
+          <w:rFonts w:eastAsia="黑体"/>
+        </w:rPr>
         <w:t xml:space="preserve"> PNP </w:t>
       </w:r>
       <w:r>
         <w:rPr>
-          <w:rFonts w:hint="eastAsia"/>
+          <w:rFonts w:hint="eastAsia" w:eastAsia="黑体"/>
         </w:rPr>
         <w:t xml:space="preserve">管导通、NPN</w:t>
       </w:r>
       <w:r>
+        <w:rPr>
+          <w:rFonts w:eastAsia="黑体"/>
+        </w:rPr>
         <w:t xml:space="preserve"> </w:t>
       </w:r>
       <w:r>
         <w:rPr>
-          <w:rFonts w:hint="eastAsia"/>
+          <w:rFonts w:hint="eastAsia" w:eastAsia="黑体"/>
         </w:rPr>
         <w:t xml:space="preserve">管截止，电流从地经负载流向</w:t>
       </w:r>
       <w:r>
+        <w:rPr>
+          <w:rFonts w:eastAsia="黑体"/>
+        </w:rPr>
         <w:t xml:space="preserve"> </w:t>
       </w:r>
       <w:r>
         <w:rPr>
-          <w:rFonts w:hint="eastAsia"/>
+          <w:rFonts w:hint="eastAsia" w:eastAsia="黑体"/>
         </w:rPr>
         <w:t xml:space="preserve">−VCC。两管交替工作，负载上得到完整的正弦电流信号，实现功率放大。</w:t>
       </w:r>
@@ -907,7 +1064,7 @@
       </w:pPr>
       <w:r>
         <w:rPr>
-          <w:rFonts w:hint="eastAsia"/>
+          <w:rFonts w:hint="eastAsia" w:eastAsia="黑体"/>
         </w:rPr>
         <w:t xml:space="preserve">关键计算公式</w:t>
       </w:r>
@@ -921,7 +1078,7 @@
       </w:pPr>
       <w:r>
         <w:rPr>
-          <w:rFonts w:hint="eastAsia"/>
+          <w:rFonts w:hint="eastAsia" w:eastAsia="黑体"/>
         </w:rPr>
         <w:t xml:space="preserve">最大不失真输出功率（忽略管压降）：</w:t>
       </w:r>
@@ -1016,11 +1173,14 @@
       </w:pPr>
       <w:r>
         <w:rPr>
-          <w:rFonts w:hint="eastAsia"/>
+          <w:rFonts w:hint="eastAsia" w:eastAsia="黑体"/>
         </w:rPr>
         <w:t xml:space="preserve">考虑管饱和压降</w:t>
       </w:r>
       <w:r>
+        <w:rPr>
+          <w:rFonts w:eastAsia="黑体"/>
+        </w:rPr>
         <w:t xml:space="preserve"> </w:t>
       </w:r>
       <m:oMath>
@@ -1062,11 +1222,14 @@
         </m:sSub>
       </m:oMath>
       <w:r>
+        <w:rPr>
+          <w:rFonts w:eastAsia="黑体"/>
+        </w:rPr>
         <w:t xml:space="preserve"> </w:t>
       </w:r>
       <w:r>
         <w:rPr>
-          <w:rFonts w:hint="eastAsia"/>
+          <w:rFonts w:hint="eastAsia" w:eastAsia="黑体"/>
         </w:rPr>
         <w:t xml:space="preserve">时的输出功率：</w:t>
       </w:r>
@@ -1213,7 +1376,7 @@
       </w:pPr>
       <w:r>
         <w:rPr>
-          <w:rFonts w:hint="eastAsia"/>
+          <w:rFonts w:hint="eastAsia" w:eastAsia="黑体"/>
         </w:rPr>
         <w:t xml:space="preserve">输出峰值电流：</w:t>
       </w:r>
@@ -1300,7 +1463,7 @@
       </w:pPr>
       <w:r>
         <w:rPr>
-          <w:rFonts w:hint="eastAsia"/>
+          <w:rFonts w:hint="eastAsia" w:eastAsia="黑体"/>
         </w:rPr>
         <w:t xml:space="preserve">理想（乙类）最大效率：</w:t>
       </w:r>
@@ -1378,7 +1541,7 @@
       </w:pPr>
       <w:r>
         <w:rPr>
-          <w:rFonts w:hint="eastAsia"/>
+          <w:rFonts w:hint="eastAsia" w:eastAsia="黑体"/>
         </w:rPr>
         <w:t xml:space="preserve">最大集电极耗散功率（每管）：</w:t>
       </w:r>
@@ -1475,7 +1638,7 @@
             </w:pPr>
             <w:r>
               <w:rPr>
-                <w:rFonts w:hint="eastAsia"/>
+                <w:rFonts w:hint="eastAsia" w:eastAsia="黑体"/>
               </w:rPr>
               <w:t xml:space="preserve">符号</w:t>
             </w:r>
@@ -1489,7 +1652,7 @@
             </w:pPr>
             <w:r>
               <w:rPr>
-                <w:rFonts w:hint="eastAsia"/>
+                <w:rFonts w:hint="eastAsia" w:eastAsia="黑体"/>
               </w:rPr>
               <w:t xml:space="preserve">含义</w:t>
             </w:r>
@@ -1503,7 +1666,7 @@
             </w:pPr>
             <w:r>
               <w:rPr>
-                <w:rFonts w:hint="eastAsia"/>
+                <w:rFonts w:hint="eastAsia" w:eastAsia="黑体"/>
               </w:rPr>
               <w:t xml:space="preserve">单位</w:t>
             </w:r>
@@ -1535,6 +1698,9 @@
               </m:sSub>
             </m:oMath>
             <w:r>
+              <w:rPr>
+                <w:rFonts w:eastAsia="黑体"/>
+              </w:rPr>
               <w:t xml:space="preserve">​</w:t>
             </w:r>
           </w:p>
@@ -1547,7 +1713,7 @@
             </w:pPr>
             <w:r>
               <w:rPr>
-                <w:rFonts w:hint="eastAsia"/>
+                <w:rFonts w:hint="eastAsia" w:eastAsia="黑体"/>
               </w:rPr>
               <w:t xml:space="preserve">单边电源电压（±VCC）</w:t>
             </w:r>
@@ -1560,6 +1726,9 @@
               <w:pStyle w:val="Compact"/>
             </w:pPr>
             <w:r>
+              <w:rPr>
+                <w:rFonts w:eastAsia="黑体"/>
+              </w:rPr>
               <w:t xml:space="preserve">V</w:t>
             </w:r>
           </w:p>
@@ -1587,6 +1756,9 @@
               </m:sSub>
             </m:oMath>
             <w:r>
+              <w:rPr>
+                <w:rFonts w:eastAsia="黑体"/>
+              </w:rPr>
               <w:t xml:space="preserve">​</w:t>
             </w:r>
           </w:p>
@@ -1599,7 +1771,7 @@
             </w:pPr>
             <w:r>
               <w:rPr>
-                <w:rFonts w:hint="eastAsia"/>
+                <w:rFonts w:hint="eastAsia" w:eastAsia="黑体"/>
               </w:rPr>
               <w:t xml:space="preserve">负载电阻（扬声器阻抗）</w:t>
             </w:r>
@@ -1612,6 +1784,9 @@
               <w:pStyle w:val="Compact"/>
             </w:pPr>
             <w:r>
+              <w:rPr>
+                <w:rFonts w:eastAsia="黑体"/>
+              </w:rPr>
               <w:t xml:space="preserve">Ω</w:t>
             </w:r>
           </w:p>
@@ -1645,6 +1820,9 @@
               </m:sSub>
             </m:oMath>
             <w:r>
+              <w:rPr>
+                <w:rFonts w:eastAsia="黑体"/>
+              </w:rPr>
               <w:t xml:space="preserve">​</w:t>
             </w:r>
           </w:p>
@@ -1657,7 +1835,7 @@
             </w:pPr>
             <w:r>
               <w:rPr>
-                <w:rFonts w:hint="eastAsia"/>
+                <w:rFonts w:hint="eastAsia" w:eastAsia="黑体"/>
               </w:rPr>
               <w:t xml:space="preserve">最大不失真输出功率</w:t>
             </w:r>
@@ -1670,6 +1848,9 @@
               <w:pStyle w:val="Compact"/>
             </w:pPr>
             <w:r>
+              <w:rPr>
+                <w:rFonts w:eastAsia="黑体"/>
+              </w:rPr>
               <w:t xml:space="preserve">W</w:t>
             </w:r>
           </w:p>
@@ -1721,6 +1902,9 @@
               </m:sSub>
             </m:oMath>
             <w:r>
+              <w:rPr>
+                <w:rFonts w:eastAsia="黑体"/>
+              </w:rPr>
               <w:t xml:space="preserve">​</w:t>
             </w:r>
           </w:p>
@@ -1733,7 +1917,7 @@
             </w:pPr>
             <w:r>
               <w:rPr>
-                <w:rFonts w:hint="eastAsia"/>
+                <w:rFonts w:hint="eastAsia" w:eastAsia="黑体"/>
               </w:rPr>
               <w:t xml:space="preserve">功率管饱和压降</w:t>
             </w:r>
@@ -1746,6 +1930,9 @@
               <w:pStyle w:val="Compact"/>
             </w:pPr>
             <w:r>
+              <w:rPr>
+                <w:rFonts w:eastAsia="黑体"/>
+              </w:rPr>
               <w:t xml:space="preserve">V</w:t>
             </w:r>
           </w:p>
@@ -1779,6 +1966,9 @@
               </m:sSub>
             </m:oMath>
             <w:r>
+              <w:rPr>
+                <w:rFonts w:eastAsia="黑体"/>
+              </w:rPr>
               <w:t xml:space="preserve">​</w:t>
             </w:r>
           </w:p>
@@ -1791,7 +1981,7 @@
             </w:pPr>
             <w:r>
               <w:rPr>
-                <w:rFonts w:hint="eastAsia"/>
+                <w:rFonts w:hint="eastAsia" w:eastAsia="黑体"/>
               </w:rPr>
               <w:t xml:space="preserve">输出峰值电流</w:t>
             </w:r>
@@ -1804,6 +1994,9 @@
               <w:pStyle w:val="Compact"/>
             </w:pPr>
             <w:r>
+              <w:rPr>
+                <w:rFonts w:eastAsia="黑体"/>
+              </w:rPr>
               <w:t xml:space="preserve">A</w:t>
             </w:r>
           </w:p>
@@ -1822,6 +2015,9 @@
               </m:r>
             </m:oMath>
             <w:r>
+              <w:rPr>
+                <w:rFonts w:eastAsia="黑体"/>
+              </w:rPr>
               <w:t xml:space="preserve">​</w:t>
             </w:r>
           </w:p>
@@ -1834,7 +2030,7 @@
             </w:pPr>
             <w:r>
               <w:rPr>
-                <w:rFonts w:hint="eastAsia"/>
+                <w:rFonts w:hint="eastAsia" w:eastAsia="黑体"/>
               </w:rPr>
               <w:t xml:space="preserve">效率</w:t>
             </w:r>
@@ -1847,6 +2043,9 @@
               <w:pStyle w:val="Compact"/>
             </w:pPr>
             <w:r>
+              <w:rPr>
+                <w:rFonts w:eastAsia="黑体"/>
+              </w:rPr>
               <w:t xml:space="preserve">—</w:t>
             </w:r>
           </w:p>
@@ -1861,7 +2060,7 @@
       </w:pPr>
       <w:r>
         <w:rPr>
-          <w:rFonts w:hint="eastAsia"/>
+          <w:rFonts w:hint="eastAsia" w:eastAsia="黑体"/>
         </w:rPr>
         <w:t xml:space="preserve">元件调整影响</w:t>
       </w:r>
@@ -1876,24 +2075,34 @@
       </w:pPr>
       <w:r>
         <w:rPr>
+          <w:rFonts w:eastAsia="黑体"/>
           <w:b/>
           <w:bCs/>
         </w:rPr>
         <w:t xml:space="preserve">VCC ↑</w:t>
       </w:r>
       <w:r>
+        <w:rPr>
+          <w:rFonts w:eastAsia="黑体"/>
+        </w:rPr>
         <w:t xml:space="preserve"> </w:t>
       </w:r>
       <w:r>
+        <w:rPr>
+          <w:rFonts w:eastAsia="黑体"/>
+        </w:rPr>
         <w:t xml:space="preserve">→ </w:t>
       </w:r>
       <w:r>
         <w:rPr>
-          <w:rFonts w:hint="eastAsia"/>
+          <w:rFonts w:hint="eastAsia" w:eastAsia="黑体"/>
         </w:rPr>
         <w:t xml:space="preserve">最大输出功率</w:t>
       </w:r>
       <w:r>
+        <w:rPr>
+          <w:rFonts w:eastAsia="黑体"/>
+        </w:rPr>
         <w:t xml:space="preserve"> </w:t>
       </w:r>
       <m:oMath>
@@ -1917,11 +2126,14 @@
         </m:sSub>
       </m:oMath>
       <w:r>
+        <w:rPr>
+          <w:rFonts w:eastAsia="黑体"/>
+        </w:rPr>
         <w:t xml:space="preserve"> </w:t>
       </w:r>
       <w:r>
         <w:rPr>
-          <w:rFonts w:hint="eastAsia"/>
+          <w:rFonts w:hint="eastAsia" w:eastAsia="黑体"/>
         </w:rPr>
         <w:t xml:space="preserve">按平方增大，但需校核管耐压与散热。</w:t>
       </w:r>
@@ -1936,20 +2148,27 @@
       </w:pPr>
       <w:r>
         <w:rPr>
+          <w:rFonts w:eastAsia="黑体"/>
           <w:b/>
           <w:bCs/>
         </w:rPr>
         <w:t xml:space="preserve">RL ↓</w:t>
       </w:r>
       <w:r>
+        <w:rPr>
+          <w:rFonts w:eastAsia="黑体"/>
+        </w:rPr>
         <w:t xml:space="preserve"> </w:t>
       </w:r>
       <w:r>
+        <w:rPr>
+          <w:rFonts w:eastAsia="黑体"/>
+        </w:rPr>
         <w:t xml:space="preserve">→ </w:t>
       </w:r>
       <w:r>
         <w:rPr>
-          <w:rFonts w:hint="eastAsia"/>
+          <w:rFonts w:hint="eastAsia" w:eastAsia="黑体"/>
         </w:rPr>
         <w:t xml:space="preserve">输出电流和输出功率增大，但对功率管电流能力与散热要求更高。</w:t>
       </w:r>
@@ -1964,7 +2183,7 @@
       </w:pPr>
       <w:r>
         <w:rPr>
-          <w:rFonts w:hint="eastAsia"/>
+          <w:rFonts w:hint="eastAsia" w:eastAsia="黑体"/>
           <w:b/>
           <w:bCs/>
         </w:rPr>
@@ -1972,20 +2191,27 @@
       </w:r>
       <w:r>
         <w:rPr>
+          <w:rFonts w:eastAsia="黑体"/>
           <w:b/>
           <w:bCs/>
         </w:rPr>
         <w:t xml:space="preserve"> ↑</w:t>
       </w:r>
       <w:r>
+        <w:rPr>
+          <w:rFonts w:eastAsia="黑体"/>
+        </w:rPr>
         <w:t xml:space="preserve"> </w:t>
       </w:r>
       <w:r>
+        <w:rPr>
+          <w:rFonts w:eastAsia="黑体"/>
+        </w:rPr>
         <w:t xml:space="preserve">→ </w:t>
       </w:r>
       <w:r>
         <w:rPr>
-          <w:rFonts w:hint="eastAsia"/>
+          <w:rFonts w:hint="eastAsia" w:eastAsia="黑体"/>
         </w:rPr>
         <w:t xml:space="preserve">交越失真减小、由乙类趋近甲乙类，但静态功耗上升。</w:t>
       </w:r>
@@ -2000,16 +2226,19 @@
       </w:pPr>
       <w:r>
         <w:rPr>
-          <w:rFonts w:hint="eastAsia"/>
+          <w:rFonts w:hint="eastAsia" w:eastAsia="黑体"/>
         </w:rPr>
         <w:t xml:space="preserve">双电源不对称会使输出中点电位偏离</w:t>
       </w:r>
       <w:r>
+        <w:rPr>
+          <w:rFonts w:eastAsia="黑体"/>
+        </w:rPr>
         <w:t xml:space="preserve"> 0 </w:t>
       </w:r>
       <w:r>
         <w:rPr>
-          <w:rFonts w:hint="eastAsia"/>
+          <w:rFonts w:hint="eastAsia" w:eastAsia="黑体"/>
         </w:rPr>
         <w:t xml:space="preserve">V，需保证正负电源对称。</w:t>
       </w:r>
@@ -2022,7 +2251,7 @@
       </w:pPr>
       <w:r>
         <w:rPr>
-          <w:rFonts w:hint="eastAsia"/>
+          <w:rFonts w:hint="eastAsia" w:eastAsia="黑体"/>
         </w:rPr>
         <w:t xml:space="preserve">典型参数示例</w:t>
       </w:r>
@@ -2037,11 +2266,14 @@
       </w:pPr>
       <w:r>
         <w:rPr>
-          <w:rFonts w:hint="eastAsia"/>
+          <w:rFonts w:hint="eastAsia" w:eastAsia="黑体"/>
         </w:rPr>
         <w:t xml:space="preserve">设</w:t>
       </w:r>
       <w:r>
+        <w:rPr>
+          <w:rFonts w:eastAsia="黑体"/>
+        </w:rPr>
         <w:t xml:space="preserve"> </w:t>
       </w:r>
       <m:oMath>
@@ -2081,6 +2313,9 @@
         </m:r>
       </m:oMath>
       <w:r>
+        <w:rPr>
+          <w:rFonts w:eastAsia="黑体"/>
+        </w:rPr>
         <w:t xml:space="preserve">、</w:t>
       </w:r>
       <m:oMath>
@@ -2117,7 +2352,7 @@
       </m:oMath>
       <w:r>
         <w:rPr>
-          <w:rFonts w:hint="eastAsia"/>
+          <w:rFonts w:hint="eastAsia" w:eastAsia="黑体"/>
         </w:rPr>
         <w:t xml:space="preserve">：</w:t>
       </w:r>
@@ -2200,6 +2435,9 @@
         </m:r>
       </m:oMath>
       <w:r>
+        <w:rPr>
+          <w:rFonts w:eastAsia="黑体"/>
+        </w:rPr>
         <w:t xml:space="preserve">。</w:t>
       </w:r>
     </w:p>
@@ -2213,11 +2451,14 @@
       </w:pPr>
       <w:r>
         <w:rPr>
-          <w:rFonts w:hint="eastAsia"/>
+          <w:rFonts w:hint="eastAsia" w:eastAsia="黑体"/>
         </w:rPr>
         <w:t xml:space="preserve">设</w:t>
       </w:r>
       <w:r>
+        <w:rPr>
+          <w:rFonts w:eastAsia="黑体"/>
+        </w:rPr>
         <w:t xml:space="preserve"> </w:t>
       </w:r>
       <m:oMath>
@@ -2257,6 +2498,9 @@
         </m:r>
       </m:oMath>
       <w:r>
+        <w:rPr>
+          <w:rFonts w:eastAsia="黑体"/>
+        </w:rPr>
         <w:t xml:space="preserve">、</w:t>
       </w:r>
       <m:oMath>
@@ -2293,7 +2537,7 @@
       </m:oMath>
       <w:r>
         <w:rPr>
-          <w:rFonts w:hint="eastAsia"/>
+          <w:rFonts w:hint="eastAsia" w:eastAsia="黑体"/>
         </w:rPr>
         <w:t xml:space="preserve">：</w:t>
       </w:r>
@@ -2376,6 +2620,9 @@
         </m:r>
       </m:oMath>
       <w:r>
+        <w:rPr>
+          <w:rFonts w:eastAsia="黑体"/>
+        </w:rPr>
         <w:t xml:space="preserve">。</w:t>
       </w:r>
     </w:p>
@@ -2387,7 +2634,7 @@
       </w:pPr>
       <w:r>
         <w:rPr>
-          <w:rFonts w:hint="eastAsia"/>
+          <w:rFonts w:hint="eastAsia" w:eastAsia="黑体"/>
         </w:rPr>
         <w:t xml:space="preserve">常见器件型号</w:t>
       </w:r>
@@ -2402,7 +2649,7 @@
       </w:pPr>
       <w:r>
         <w:rPr>
-          <w:rFonts w:hint="eastAsia"/>
+          <w:rFonts w:hint="eastAsia" w:eastAsia="黑体"/>
         </w:rPr>
         <w:t xml:space="preserve">功率对管：TIP41C/TIP42C、2SC5200/2SA1943、MJL3281A/MJL1302A。</w:t>
       </w:r>
@@ -2417,16 +2664,19 @@
       </w:pPr>
       <w:r>
         <w:rPr>
-          <w:rFonts w:hint="eastAsia"/>
+          <w:rFonts w:hint="eastAsia" w:eastAsia="黑体"/>
         </w:rPr>
         <w:t xml:space="preserve">集成功率</w:t>
       </w:r>
       <w:r>
+        <w:rPr>
+          <w:rFonts w:eastAsia="黑体"/>
+        </w:rPr>
         <w:t xml:space="preserve"> </w:t>
       </w:r>
       <w:r>
         <w:rPr>
-          <w:rFonts w:hint="eastAsia"/>
+          <w:rFonts w:hint="eastAsia" w:eastAsia="黑体"/>
         </w:rPr>
         <w:t xml:space="preserve">OCL：TDA2030A、LM1875、TDA7294。</w:t>
       </w:r>
@@ -2439,7 +2689,7 @@
       </w:pPr>
       <w:r>
         <w:rPr>
-          <w:rFonts w:hint="eastAsia"/>
+          <w:rFonts w:hint="eastAsia" w:eastAsia="黑体"/>
         </w:rPr>
         <w:t xml:space="preserve">注意事项</w:t>
       </w:r>
@@ -2454,7 +2704,7 @@
       </w:pPr>
       <w:r>
         <w:rPr>
-          <w:rFonts w:hint="eastAsia"/>
+          <w:rFonts w:hint="eastAsia" w:eastAsia="黑体"/>
         </w:rPr>
         <w:t xml:space="preserve">开机瞬间若无输出继电器保护，直流冲击可能损坏扬声器，需加延时保护。</w:t>
       </w:r>
@@ -2469,7 +2719,7 @@
       </w:pPr>
       <w:r>
         <w:rPr>
-          <w:rFonts w:hint="eastAsia"/>
+          <w:rFonts w:hint="eastAsia" w:eastAsia="黑体"/>
         </w:rPr>
         <w:t xml:space="preserve">中点直流偏移过大时需加直流伺服或电容负反馈消除。</w:t>
       </w:r>
@@ -2484,7 +2734,7 @@
       </w:pPr>
       <w:r>
         <w:rPr>
-          <w:rFonts w:hint="eastAsia"/>
+          <w:rFonts w:hint="eastAsia" w:eastAsia="黑体"/>
         </w:rPr>
         <w:t xml:space="preserve">功率管需足够散热器，双管热耦合可减小温漂引起的交越失真。</w:t>
       </w:r>
@@ -2497,7 +2747,7 @@
       </w:pPr>
       <w:r>
         <w:rPr>
-          <w:rFonts w:hint="eastAsia"/>
+          <w:rFonts w:hint="eastAsia" w:eastAsia="黑体"/>
         </w:rPr>
         <w:t xml:space="preserve">参考资料</w:t>
       </w:r>
@@ -2512,7 +2762,7 @@
       </w:pPr>
       <w:r>
         <w:rPr>
-          <w:rFonts w:hint="eastAsia"/>
+          <w:rFonts w:hint="eastAsia" w:eastAsia="黑体"/>
         </w:rPr>
         <w:t xml:space="preserve">《模拟电子技术基础》（童诗白、华成英）互补对称功率放大电路。</w:t>
       </w:r>
@@ -2526,11 +2776,14 @@
         </w:numPr>
       </w:pPr>
       <w:r>
+        <w:rPr>
+          <w:rFonts w:eastAsia="黑体"/>
+        </w:rPr>
         <w:t xml:space="preserve">Wikipedia: Power amplifier </w:t>
       </w:r>
       <w:r>
         <w:rPr>
-          <w:rFonts w:hint="eastAsia"/>
+          <w:rFonts w:hint="eastAsia" w:eastAsia="黑体"/>
         </w:rPr>
         <w:t xml:space="preserve">classes（乙类/甲乙类功放）。</w:t>
       </w:r>
@@ -2544,11 +2797,14 @@
         </w:numPr>
       </w:pPr>
       <w:r>
+        <w:rPr>
+          <w:rFonts w:eastAsia="黑体"/>
+        </w:rPr>
         <w:t xml:space="preserve">TI: LM1875 </w:t>
       </w:r>
       <w:r>
         <w:rPr>
-          <w:rFonts w:hint="eastAsia"/>
+          <w:rFonts w:hint="eastAsia" w:eastAsia="黑体"/>
         </w:rPr>
         <w:t xml:space="preserve">数据手册。</w:t>
       </w:r>
@@ -2562,11 +2818,11 @@
       </w:pPr>
       <w:r>
         <w:rPr>
-          <w:rFonts w:ascii="Times New Roman" w:hAnsi="Times New Roman"/>
+          <w:rFonts w:ascii="Times New Roman" w:hAnsi="Times New Roman" w:eastAsia="黑体"/>
           <w:color w:val="555555"/>
           <w:sz w:val="21"/>
         </w:rPr>
-        <w:t>材料收集者：杜文杰</w:t>
+        <w:t>材料收集者：杜文杰，WX手机：19519196569，QQ:3478827729</w:t>
       </w:r>
     </w:p>
     <w:sectPr>
@@ -2586,7 +2842,7 @@
 </file>
 
 <file path=word/footer1.xml><?xml version="1.0" encoding="utf-8"?>
-<w:ftr xmlns:m="http://schemas.openxmlformats.org/officeDocument/2006/math" xmlns:mc="http://schemas.openxmlformats.org/markup-compatibility/2006" xmlns:mo="http://schemas.microsoft.com/office/mac/office/2008/main" xmlns:mv="urn:schemas-microsoft-com:mac:vml" xmlns:o="urn:schemas-microsoft-com:office:office" xmlns:r="http://schemas.openxmlformats.org/officeDocument/2006/relationships" xmlns:v="urn:schemas-microsoft-com:vml" xmlns:w10="urn:schemas-microsoft-com:office:word" xmlns:w14="http://schemas.microsoft.com/office/word/2010/wordml" xmlns:w="http://schemas.openxmlformats.org/wordprocessingml/2006/main" xmlns:wne="http://schemas.microsoft.com/office/word/2006/wordml" xmlns:wp14="http://schemas.microsoft.com/office/word/2010/wordprocessingDrawing" xmlns:wp="http://schemas.openxmlformats.org/drawingml/2006/wordprocessingDrawing" xmlns:wpc="http://schemas.microsoft.com/office/word/2010/wordprocessingCanvas" xmlns:wpg="http://schemas.microsoft.com/office/word/2010/wordprocessingGroup" xmlns:wpi="http://schemas.microsoft.com/office/word/2010/wordprocessingInk" xmlns:wps="http://schemas.microsoft.com/office/word/2010/wordprocessingShape" mc:Ignorable="w14 wp14">
+<w:ftr xmlns:mc="http://schemas.openxmlformats.org/markup-compatibility/2006" xmlns:w="http://schemas.openxmlformats.org/wordprocessingml/2006/main" xmlns:m="http://schemas.openxmlformats.org/officeDocument/2006/math" xmlns:mo="http://schemas.microsoft.com/office/mac/office/2008/main" xmlns:mv="urn:schemas-microsoft-com:mac:vml" xmlns:o="urn:schemas-microsoft-com:office:office" xmlns:r="http://schemas.openxmlformats.org/officeDocument/2006/relationships" xmlns:v="urn:schemas-microsoft-com:vml" xmlns:w10="urn:schemas-microsoft-com:office:word" xmlns:w14="http://schemas.microsoft.com/office/word/2010/wordml" xmlns:wne="http://schemas.microsoft.com/office/word/2006/wordml" xmlns:wp14="http://schemas.microsoft.com/office/word/2010/wordprocessingDrawing" xmlns:wp="http://schemas.openxmlformats.org/drawingml/2006/wordprocessingDrawing" xmlns:wpc="http://schemas.microsoft.com/office/word/2010/wordprocessingCanvas" xmlns:wpg="http://schemas.microsoft.com/office/word/2010/wordprocessingGroup" xmlns:wpi="http://schemas.microsoft.com/office/word/2010/wordprocessingInk" xmlns:wps="http://schemas.microsoft.com/office/word/2010/wordprocessingShape" mc:Ignorable="w14 wp14">
   <w:p>
     <w:pPr>
       <w:pStyle w:val="Footer"/>
@@ -2594,12 +2850,14 @@
     </w:pPr>
     <w:r>
       <w:rPr>
+        <w:rFonts w:eastAsia="黑体"/>
         <w:sz w:val="18"/>
       </w:rPr>
       <w:t xml:space="preserve">第 </w:t>
     </w:r>
     <w:r>
       <w:rPr>
+        <w:rFonts w:eastAsia="黑体"/>
         <w:sz w:val="18"/>
       </w:rPr>
       <w:fldChar w:fldCharType="begin"/>
@@ -2608,6 +2866,7 @@
     </w:r>
     <w:r>
       <w:rPr>
+        <w:rFonts w:eastAsia="黑体"/>
         <w:sz w:val="18"/>
       </w:rPr>
       <w:t xml:space="preserve"> 页</w:t>
@@ -2621,6 +2880,9 @@
   <w:footnote w:type="continuationSeparator" w:id="0">
     <w:p>
       <w:r>
+        <w:rPr>
+          <w:rFonts w:eastAsia="黑体"/>
+        </w:rPr>
         <w:continuationSeparator/>
       </w:r>
     </w:p>
@@ -2628,6 +2890,9 @@
   <w:footnote w:type="separator" w:id="-1">
     <w:p>
       <w:r>
+        <w:rPr>
+          <w:rFonts w:eastAsia="黑体"/>
+        </w:rPr>
         <w:separator/>
       </w:r>
     </w:p>
@@ -2636,7 +2901,7 @@
 </file>
 
 <file path=word/header1.xml><?xml version="1.0" encoding="utf-8"?>
-<w:hdr xmlns:m="http://schemas.openxmlformats.org/officeDocument/2006/math" xmlns:mc="http://schemas.openxmlformats.org/markup-compatibility/2006" xmlns:mo="http://schemas.microsoft.com/office/mac/office/2008/main" xmlns:mv="urn:schemas-microsoft-com:mac:vml" xmlns:o="urn:schemas-microsoft-com:office:office" xmlns:r="http://schemas.openxmlformats.org/officeDocument/2006/relationships" xmlns:v="urn:schemas-microsoft-com:vml" xmlns:w10="urn:schemas-microsoft-com:office:word" xmlns:w14="http://schemas.microsoft.com/office/word/2010/wordml" xmlns:w="http://schemas.openxmlformats.org/wordprocessingml/2006/main" xmlns:wne="http://schemas.microsoft.com/office/word/2006/wordml" xmlns:wp14="http://schemas.microsoft.com/office/word/2010/wordprocessingDrawing" xmlns:wp="http://schemas.openxmlformats.org/drawingml/2006/wordprocessingDrawing" xmlns:wpc="http://schemas.microsoft.com/office/word/2010/wordprocessingCanvas" xmlns:wpg="http://schemas.microsoft.com/office/word/2010/wordprocessingGroup" xmlns:wpi="http://schemas.microsoft.com/office/word/2010/wordprocessingInk" xmlns:wps="http://schemas.microsoft.com/office/word/2010/wordprocessingShape" mc:Ignorable="w14 wp14">
+<w:hdr xmlns:mc="http://schemas.openxmlformats.org/markup-compatibility/2006" xmlns:w="http://schemas.openxmlformats.org/wordprocessingml/2006/main" xmlns:m="http://schemas.openxmlformats.org/officeDocument/2006/math" xmlns:mo="http://schemas.microsoft.com/office/mac/office/2008/main" xmlns:mv="urn:schemas-microsoft-com:mac:vml" xmlns:o="urn:schemas-microsoft-com:office:office" xmlns:r="http://schemas.openxmlformats.org/officeDocument/2006/relationships" xmlns:v="urn:schemas-microsoft-com:vml" xmlns:w10="urn:schemas-microsoft-com:office:word" xmlns:w14="http://schemas.microsoft.com/office/word/2010/wordml" xmlns:wne="http://schemas.microsoft.com/office/word/2006/wordml" xmlns:wp14="http://schemas.microsoft.com/office/word/2010/wordprocessingDrawing" xmlns:wp="http://schemas.openxmlformats.org/drawingml/2006/wordprocessingDrawing" xmlns:wpc="http://schemas.microsoft.com/office/word/2010/wordprocessingCanvas" xmlns:wpg="http://schemas.microsoft.com/office/word/2010/wordprocessingGroup" xmlns:wpi="http://schemas.microsoft.com/office/word/2010/wordprocessingInk" xmlns:wps="http://schemas.microsoft.com/office/word/2010/wordprocessingShape" mc:Ignorable="w14 wp14">
   <w:p>
     <w:pPr>
       <w:pStyle w:val="Header"/>
@@ -2644,7 +2909,7 @@
     </w:pPr>
     <w:r>
       <w:rPr>
-        <w:rFonts w:ascii="Times New Roman" w:hAnsi="Times New Roman"/>
+        <w:rFonts w:ascii="Times New Roman" w:hAnsi="Times New Roman" w:eastAsia="黑体"/>
         <w:sz w:val="18"/>
         <w:rFonts w:eastAsia="黑体"/>
         <w:rFonts w:eastAsia="黑体"/>
@@ -2656,7 +2921,7 @@
 </file>
 
 <file path=word/numbering.xml><?xml version="1.0" encoding="utf-8"?>
-<w:numbering xmlns:m="http://schemas.openxmlformats.org/officeDocument/2006/math" xmlns:mc="http://schemas.openxmlformats.org/markup-compatibility/2006" xmlns:mo="http://schemas.microsoft.com/office/mac/office/2008/main" xmlns:mv="urn:schemas-microsoft-com:mac:vml" xmlns:o="urn:schemas-microsoft-com:office:office" xmlns:r="http://schemas.openxmlformats.org/officeDocument/2006/relationships" xmlns:v="urn:schemas-microsoft-com:vml" xmlns:w="http://schemas.openxmlformats.org/wordprocessingml/2006/main" xmlns:w10="urn:schemas-microsoft-com:office:word" xmlns:w14="http://schemas.microsoft.com/office/word/2010/wordml" xmlns:wne="http://schemas.microsoft.com/office/word/2006/wordml" xmlns:wp="http://schemas.openxmlformats.org/drawingml/2006/wordprocessingDrawing" xmlns:wp14="http://schemas.microsoft.com/office/word/2010/wordprocessingDrawing" xmlns:wpc="http://schemas.microsoft.com/office/word/2010/wordprocessingCanvas" xmlns:wpg="http://schemas.microsoft.com/office/word/2010/wordprocessingGroup" xmlns:wpi="http://schemas.microsoft.com/office/word/2010/wordprocessingInk" xmlns:wps="http://schemas.microsoft.com/office/word/2010/wordprocessingShape" mc:Ignorable="w14 wp14">
+<w:numbering xmlns:mc="http://schemas.openxmlformats.org/markup-compatibility/2006" xmlns:w="http://schemas.openxmlformats.org/wordprocessingml/2006/main" xmlns:m="http://schemas.openxmlformats.org/officeDocument/2006/math" xmlns:mo="http://schemas.microsoft.com/office/mac/office/2008/main" xmlns:mv="urn:schemas-microsoft-com:mac:vml" xmlns:o="urn:schemas-microsoft-com:office:office" xmlns:r="http://schemas.openxmlformats.org/officeDocument/2006/relationships" xmlns:v="urn:schemas-microsoft-com:vml" xmlns:w10="urn:schemas-microsoft-com:office:word" xmlns:w14="http://schemas.microsoft.com/office/word/2010/wordml" xmlns:wne="http://schemas.microsoft.com/office/word/2006/wordml" xmlns:wp="http://schemas.openxmlformats.org/drawingml/2006/wordprocessingDrawing" xmlns:wp14="http://schemas.microsoft.com/office/word/2010/wordprocessingDrawing" xmlns:wpc="http://schemas.microsoft.com/office/word/2010/wordprocessingCanvas" xmlns:wpg="http://schemas.microsoft.com/office/word/2010/wordprocessingGroup" xmlns:wpi="http://schemas.microsoft.com/office/word/2010/wordprocessingInk" xmlns:wps="http://schemas.microsoft.com/office/word/2010/wordprocessingShape" mc:Ignorable="w14 wp14">
   <w:abstractNum w:abstractNumId="0">
     <w:nsid w:val="FFFFFF7C"/>
     <w:multiLevelType w:val="singleLevel"/>
@@ -2743,7 +3008,7 @@
         <w:ind w:hanging="360" w:left="1440"/>
       </w:pPr>
       <w:rPr>
-        <w:rFonts w:ascii="Symbol" w:hAnsi="Symbol" w:hint="default"/>
+        <w:rFonts w:ascii="Symbol" w:hAnsi="Symbol" w:hint="default" w:eastAsia="黑体"/>
       </w:rPr>
     </w:lvl>
   </w:abstractNum>
@@ -2764,7 +3029,7 @@
         <w:ind w:hanging="360" w:left="1080"/>
       </w:pPr>
       <w:rPr>
-        <w:rFonts w:ascii="Symbol" w:hAnsi="Symbol" w:hint="default"/>
+        <w:rFonts w:ascii="Symbol" w:hAnsi="Symbol" w:hint="default" w:eastAsia="黑体"/>
       </w:rPr>
     </w:lvl>
   </w:abstractNum>
@@ -2785,7 +3050,7 @@
         <w:ind w:hanging="360" w:left="720"/>
       </w:pPr>
       <w:rPr>
-        <w:rFonts w:ascii="Symbol" w:hAnsi="Symbol" w:hint="default"/>
+        <w:rFonts w:ascii="Symbol" w:hAnsi="Symbol" w:hint="default" w:eastAsia="黑体"/>
       </w:rPr>
     </w:lvl>
   </w:abstractNum>
@@ -2824,7 +3089,7 @@
         <w:ind w:hanging="360" w:left="360"/>
       </w:pPr>
       <w:rPr>
-        <w:rFonts w:ascii="Symbol" w:hAnsi="Symbol" w:hint="default"/>
+        <w:rFonts w:ascii="Symbol" w:hAnsi="Symbol" w:hint="default" w:eastAsia="黑体"/>
       </w:rPr>
     </w:lvl>
   </w:abstractNum>
@@ -2915,7 +3180,7 @@
         <w:ind w:left="720" w:hanging="360"/>
       </w:pPr>
       <w:rPr>
-        <w:rFonts w:ascii="Symbol" w:hAnsi="Symbol" w:cs="Symbol" w:hint="default"/>
+        <w:rFonts w:ascii="Symbol" w:hAnsi="Symbol" w:cs="Symbol" w:hint="default" w:eastAsia="黑体"/>
       </w:rPr>
     </w:lvl>
     <w:lvl w:ilvl="1">
@@ -2926,7 +3191,7 @@
         <w:ind w:left="1440" w:hanging="360"/>
       </w:pPr>
       <w:rPr>
-        <w:rFonts w:ascii="Courier New" w:hAnsi="Courier New" w:cs="Courier New" w:hint="default"/>
+        <w:rFonts w:ascii="Courier New" w:hAnsi="Courier New" w:cs="Courier New" w:hint="default" w:eastAsia="黑体"/>
       </w:rPr>
     </w:lvl>
     <w:lvl w:ilvl="2">
@@ -2937,7 +3202,7 @@
         <w:ind w:left="2160" w:hanging="360"/>
       </w:pPr>
       <w:rPr>
-        <w:rFonts w:ascii="Wingdings" w:hAnsi="Wingdings" w:cs="Wingdings" w:hint="default"/>
+        <w:rFonts w:ascii="Wingdings" w:hAnsi="Wingdings" w:cs="Wingdings" w:hint="default" w:eastAsia="黑体"/>
       </w:rPr>
     </w:lvl>
     <w:lvl w:ilvl="3">
@@ -2948,7 +3213,7 @@
         <w:ind w:left="2880" w:hanging="360"/>
       </w:pPr>
       <w:rPr>
-        <w:rFonts w:ascii="Symbol" w:hAnsi="Symbol" w:cs="Symbol" w:hint="default"/>
+        <w:rFonts w:ascii="Symbol" w:hAnsi="Symbol" w:cs="Symbol" w:hint="default" w:eastAsia="黑体"/>
       </w:rPr>
     </w:lvl>
     <w:lvl w:ilvl="4">
@@ -2959,7 +3224,7 @@
         <w:ind w:left="3600" w:hanging="360"/>
       </w:pPr>
       <w:rPr>
-        <w:rFonts w:ascii="Courier New" w:hAnsi="Courier New" w:cs="Courier New" w:hint="default"/>
+        <w:rFonts w:ascii="Courier New" w:hAnsi="Courier New" w:cs="Courier New" w:hint="default" w:eastAsia="黑体"/>
       </w:rPr>
     </w:lvl>
     <w:lvl w:ilvl="5">
@@ -2970,7 +3235,7 @@
         <w:ind w:left="4320" w:hanging="360"/>
       </w:pPr>
       <w:rPr>
-        <w:rFonts w:ascii="Wingdings" w:hAnsi="Wingdings" w:cs="Wingdings" w:hint="default"/>
+        <w:rFonts w:ascii="Wingdings" w:hAnsi="Wingdings" w:cs="Wingdings" w:hint="default" w:eastAsia="黑体"/>
       </w:rPr>
     </w:lvl>
     <w:lvl w:ilvl="6">
@@ -2981,7 +3246,7 @@
         <w:ind w:left="5040" w:hanging="360"/>
       </w:pPr>
       <w:rPr>
-        <w:rFonts w:ascii="Symbol" w:hAnsi="Symbol" w:cs="Symbol" w:hint="default"/>
+        <w:rFonts w:ascii="Symbol" w:hAnsi="Symbol" w:cs="Symbol" w:hint="default" w:eastAsia="黑体"/>
       </w:rPr>
     </w:lvl>
     <w:lvl w:ilvl="7">
@@ -2992,7 +3257,7 @@
         <w:ind w:left="5760" w:hanging="360"/>
       </w:pPr>
       <w:rPr>
-        <w:rFonts w:ascii="Courier New" w:hAnsi="Courier New" w:cs="Courier New" w:hint="default"/>
+        <w:rFonts w:ascii="Courier New" w:hAnsi="Courier New" w:cs="Courier New" w:hint="default" w:eastAsia="黑体"/>
       </w:rPr>
     </w:lvl>
     <w:lvl w:ilvl="8">
@@ -3003,7 +3268,7 @@
         <w:ind w:left="6480" w:hanging="360"/>
       </w:pPr>
       <w:rPr>
-        <w:rFonts w:ascii="Wingdings" w:hAnsi="Wingdings" w:cs="Wingdings" w:hint="default"/>
+        <w:rFonts w:ascii="Wingdings" w:hAnsi="Wingdings" w:cs="Wingdings" w:hint="default" w:eastAsia="黑体"/>
       </w:rPr>
     </w:lvl>
   </w:abstractNum>
@@ -3059,11 +3324,11 @@
 </file>
 
 <file path=word/styles.xml><?xml version="1.0" encoding="utf-8"?>
-<w:styles xmlns:mc="http://schemas.openxmlformats.org/markup-compatibility/2006" xmlns:r="http://schemas.openxmlformats.org/officeDocument/2006/relationships" xmlns:w="http://schemas.openxmlformats.org/wordprocessingml/2006/main" xmlns:w14="http://schemas.microsoft.com/office/word/2010/wordml" mc:Ignorable="w14">
+<w:styles xmlns:mc="http://schemas.openxmlformats.org/markup-compatibility/2006" xmlns:w="http://schemas.openxmlformats.org/wordprocessingml/2006/main" xmlns:r="http://schemas.openxmlformats.org/officeDocument/2006/relationships" xmlns:w14="http://schemas.microsoft.com/office/word/2010/wordml" mc:Ignorable="w14">
   <w:docDefaults>
     <w:rPrDefault>
       <w:rPr>
-        <w:rFonts w:asciiTheme="minorHAnsi" w:cstheme="minorBidi" w:eastAsiaTheme="minorEastAsia" w:hAnsiTheme="minorHAnsi"/>
+        <w:rFonts w:asciiTheme="minorHAnsi" w:cstheme="minorBidi" w:hAnsiTheme="minorHAnsi" w:eastAsia="黑体"/>
         <w:sz w:val="22"/>
         <w:szCs w:val="22"/>
         <w:lang w:bidi="ar-SA" w:eastAsia="en-US" w:val="en-US"/>
@@ -3285,7 +3550,7 @@
       <w:outlineLvl w:val="0"/>
     </w:pPr>
     <w:rPr>
-      <w:rFonts w:ascii="Times New Roman" w:asciiTheme="majorHAnsi" w:cstheme="majorBidi" w:eastAsia="黑体" w:eastAsiaTheme="majorEastAsia" w:hAnsi="Times New Roman" w:hAnsiTheme="majorHAnsi"/>
+      <w:rFonts w:ascii="Times New Roman" w:asciiTheme="majorHAnsi" w:cstheme="majorBidi" w:eastAsia="黑体" w:hAnsi="Times New Roman" w:hAnsiTheme="majorHAnsi"/>
       <w:b/>
       <w:bCs/>
       <w:color w:val="1F3864"/>
@@ -3309,7 +3574,7 @@
       <w:outlineLvl w:val="1"/>
     </w:pPr>
     <w:rPr>
-      <w:rFonts w:ascii="Times New Roman" w:asciiTheme="majorHAnsi" w:cstheme="majorBidi" w:eastAsia="黑体" w:eastAsiaTheme="majorEastAsia" w:hAnsi="Times New Roman" w:hAnsiTheme="majorHAnsi"/>
+      <w:rFonts w:ascii="Times New Roman" w:asciiTheme="majorHAnsi" w:cstheme="majorBidi" w:eastAsia="黑体" w:hAnsi="Times New Roman" w:hAnsiTheme="majorHAnsi"/>
       <w:b/>
       <w:bCs/>
       <w:color w:val="2E4E7E"/>
@@ -3333,7 +3598,7 @@
       <w:outlineLvl w:val="2"/>
     </w:pPr>
     <w:rPr>
-      <w:rFonts w:ascii="Times New Roman" w:asciiTheme="majorHAnsi" w:cstheme="majorBidi" w:eastAsia="黑体" w:eastAsiaTheme="majorEastAsia" w:hAnsi="Times New Roman" w:hAnsiTheme="majorHAnsi"/>
+      <w:rFonts w:ascii="Times New Roman" w:asciiTheme="majorHAnsi" w:cstheme="majorBidi" w:eastAsia="黑体" w:hAnsi="Times New Roman" w:hAnsiTheme="majorHAnsi"/>
       <w:b/>
       <w:bCs/>
       <w:color w:val="2E4E7E"/>
@@ -3357,7 +3622,7 @@
       <w:outlineLvl w:val="3"/>
     </w:pPr>
     <w:rPr>
-      <w:rFonts w:ascii="Times New Roman" w:asciiTheme="majorHAnsi" w:cstheme="majorBidi" w:eastAsia="黑体" w:eastAsiaTheme="majorEastAsia" w:hAnsi="Times New Roman" w:hAnsiTheme="majorHAnsi"/>
+      <w:rFonts w:ascii="Times New Roman" w:asciiTheme="majorHAnsi" w:cstheme="majorBidi" w:eastAsia="黑体" w:hAnsi="Times New Roman" w:hAnsiTheme="majorHAnsi"/>
       <w:b/>
       <w:bCs/>
       <w:i/>
@@ -3383,7 +3648,7 @@
       <w:outlineLvl w:val="4"/>
     </w:pPr>
     <w:rPr>
-      <w:rFonts w:ascii="Times New Roman" w:asciiTheme="majorHAnsi" w:cstheme="majorBidi" w:eastAsia="黑体" w:eastAsiaTheme="majorEastAsia" w:hAnsi="Times New Roman" w:hAnsiTheme="majorHAnsi"/>
+      <w:rFonts w:ascii="Times New Roman" w:asciiTheme="majorHAnsi" w:cstheme="majorBidi" w:eastAsia="黑体" w:hAnsi="Times New Roman" w:hAnsiTheme="majorHAnsi"/>
       <w:b/>
       <w:color w:val="333333"/>
       <w:sz w:val="22"/>
@@ -3406,7 +3671,7 @@
       <w:outlineLvl w:val="5"/>
     </w:pPr>
     <w:rPr>
-      <w:rFonts w:asciiTheme="majorHAnsi" w:cstheme="majorBidi" w:eastAsiaTheme="majorEastAsia" w:hAnsiTheme="majorHAnsi"/>
+      <w:rFonts w:asciiTheme="majorHAnsi" w:cstheme="majorBidi" w:hAnsiTheme="majorHAnsi" w:eastAsia="黑体"/>
       <w:i/>
       <w:iCs/>
       <w:color w:themeColor="accent1" w:themeShade="7F" w:val="243F60"/>
@@ -3429,7 +3694,7 @@
       <w:outlineLvl w:val="6"/>
     </w:pPr>
     <w:rPr>
-      <w:rFonts w:asciiTheme="majorHAnsi" w:cstheme="majorBidi" w:eastAsiaTheme="majorEastAsia" w:hAnsiTheme="majorHAnsi"/>
+      <w:rFonts w:asciiTheme="majorHAnsi" w:cstheme="majorBidi" w:hAnsiTheme="majorHAnsi" w:eastAsia="黑体"/>
       <w:i/>
       <w:iCs/>
       <w:color w:themeColor="text1" w:themeTint="BF" w:val="404040"/>
@@ -3452,7 +3717,7 @@
       <w:outlineLvl w:val="7"/>
     </w:pPr>
     <w:rPr>
-      <w:rFonts w:asciiTheme="majorHAnsi" w:cstheme="majorBidi" w:eastAsiaTheme="majorEastAsia" w:hAnsiTheme="majorHAnsi"/>
+      <w:rFonts w:asciiTheme="majorHAnsi" w:cstheme="majorBidi" w:hAnsiTheme="majorHAnsi" w:eastAsia="黑体"/>
       <w:color w:themeColor="accent1" w:val="4F81BD"/>
       <w:sz w:val="20"/>
       <w:szCs w:val="20"/>
@@ -3475,7 +3740,7 @@
       <w:outlineLvl w:val="8"/>
     </w:pPr>
     <w:rPr>
-      <w:rFonts w:asciiTheme="majorHAnsi" w:cstheme="majorBidi" w:eastAsiaTheme="majorEastAsia" w:hAnsiTheme="majorHAnsi"/>
+      <w:rFonts w:asciiTheme="majorHAnsi" w:cstheme="majorBidi" w:hAnsiTheme="majorHAnsi" w:eastAsia="黑体"/>
       <w:i/>
       <w:iCs/>
       <w:color w:themeColor="text1" w:themeTint="BF" w:val="404040"/>
@@ -3526,7 +3791,7 @@
     <w:uiPriority w:val="9"/>
     <w:rsid w:val="00FC693F"/>
     <w:rPr>
-      <w:rFonts w:asciiTheme="majorHAnsi" w:cstheme="majorBidi" w:eastAsiaTheme="majorEastAsia" w:hAnsiTheme="majorHAnsi"/>
+      <w:rFonts w:asciiTheme="majorHAnsi" w:cstheme="majorBidi" w:hAnsiTheme="majorHAnsi" w:eastAsia="黑体"/>
       <w:b/>
       <w:bCs/>
       <w:color w:themeColor="accent1" w:themeShade="BF" w:val="365F91"/>
@@ -3541,7 +3806,7 @@
     <w:uiPriority w:val="9"/>
     <w:rsid w:val="00FC693F"/>
     <w:rPr>
-      <w:rFonts w:asciiTheme="majorHAnsi" w:cstheme="majorBidi" w:eastAsiaTheme="majorEastAsia" w:hAnsiTheme="majorHAnsi"/>
+      <w:rFonts w:asciiTheme="majorHAnsi" w:cstheme="majorBidi" w:hAnsiTheme="majorHAnsi" w:eastAsia="黑体"/>
       <w:b/>
       <w:bCs/>
       <w:color w:themeColor="accent1" w:val="4F81BD"/>
@@ -3556,7 +3821,7 @@
     <w:uiPriority w:val="9"/>
     <w:rsid w:val="00FC693F"/>
     <w:rPr>
-      <w:rFonts w:asciiTheme="majorHAnsi" w:cstheme="majorBidi" w:eastAsiaTheme="majorEastAsia" w:hAnsiTheme="majorHAnsi"/>
+      <w:rFonts w:asciiTheme="majorHAnsi" w:cstheme="majorBidi" w:hAnsiTheme="majorHAnsi" w:eastAsia="黑体"/>
       <w:b/>
       <w:bCs/>
       <w:color w:themeColor="accent1" w:val="4F81BD"/>
@@ -3579,7 +3844,7 @@
       <w:contextualSpacing/>
     </w:pPr>
     <w:rPr>
-      <w:rFonts w:ascii="Times New Roman" w:asciiTheme="majorHAnsi" w:cstheme="majorBidi" w:eastAsia="黑体" w:eastAsiaTheme="majorEastAsia" w:hAnsi="Times New Roman" w:hAnsiTheme="majorHAnsi"/>
+      <w:rFonts w:ascii="Times New Roman" w:asciiTheme="majorHAnsi" w:cstheme="majorBidi" w:eastAsia="黑体" w:hAnsi="Times New Roman" w:hAnsiTheme="majorHAnsi"/>
       <w:b/>
       <w:color w:val="1F3864"/>
       <w:spacing w:val="5"/>
@@ -3595,7 +3860,7 @@
     <w:uiPriority w:val="10"/>
     <w:rsid w:val="00FC693F"/>
     <w:rPr>
-      <w:rFonts w:asciiTheme="majorHAnsi" w:cstheme="majorBidi" w:eastAsiaTheme="majorEastAsia" w:hAnsiTheme="majorHAnsi"/>
+      <w:rFonts w:asciiTheme="majorHAnsi" w:cstheme="majorBidi" w:hAnsiTheme="majorHAnsi" w:eastAsia="黑体"/>
       <w:color w:themeColor="text2" w:themeShade="BF" w:val="17365D"/>
       <w:spacing w:val="5"/>
       <w:kern w:val="28"/>
@@ -3617,7 +3882,7 @@
       </w:numPr>
     </w:pPr>
     <w:rPr>
-      <w:rFonts w:asciiTheme="majorHAnsi" w:cstheme="majorBidi" w:eastAsiaTheme="majorEastAsia" w:hAnsiTheme="majorHAnsi"/>
+      <w:rFonts w:asciiTheme="majorHAnsi" w:cstheme="majorBidi" w:hAnsiTheme="majorHAnsi" w:eastAsia="黑体"/>
       <w:i/>
       <w:iCs/>
       <w:color w:themeColor="accent1" w:val="4F81BD"/>
@@ -3633,7 +3898,7 @@
     <w:uiPriority w:val="11"/>
     <w:rsid w:val="00FC693F"/>
     <w:rPr>
-      <w:rFonts w:asciiTheme="majorHAnsi" w:cstheme="majorBidi" w:eastAsiaTheme="majorEastAsia" w:hAnsiTheme="majorHAnsi"/>
+      <w:rFonts w:asciiTheme="majorHAnsi" w:cstheme="majorBidi" w:hAnsiTheme="majorHAnsi" w:eastAsia="黑体"/>
       <w:i/>
       <w:iCs/>
       <w:color w:themeColor="accent1" w:val="4F81BD"/>
@@ -3700,6 +3965,7 @@
       <w:spacing w:after="120"/>
     </w:pPr>
     <w:rPr>
+      <w:rFonts w:eastAsia="黑体"/>
       <w:sz w:val="16"/>
       <w:szCs w:val="16"/>
     </w:rPr>
@@ -3711,6 +3977,7 @@
     <w:uiPriority w:val="99"/>
     <w:rsid w:val="00AA1D8D"/>
     <w:rPr>
+      <w:rFonts w:eastAsia="黑体"/>
       <w:sz w:val="16"/>
       <w:szCs w:val="16"/>
     </w:rPr>
@@ -3880,7 +4147,7 @@
       </w:tabs>
     </w:pPr>
     <w:rPr>
-      <w:rFonts w:ascii="Courier" w:hAnsi="Courier"/>
+      <w:rFonts w:ascii="Courier" w:hAnsi="Courier" w:eastAsia="黑体"/>
       <w:sz w:val="20"/>
       <w:szCs w:val="20"/>
     </w:rPr>
@@ -3892,7 +4159,7 @@
     <w:uiPriority w:val="99"/>
     <w:rsid w:val="0029639D"/>
     <w:rPr>
-      <w:rFonts w:ascii="Courier" w:hAnsi="Courier"/>
+      <w:rFonts w:ascii="Courier" w:hAnsi="Courier" w:eastAsia="黑体"/>
       <w:sz w:val="20"/>
       <w:szCs w:val="20"/>
     </w:rPr>
@@ -3928,6 +4195,7 @@
     <w:uiPriority w:val="29"/>
     <w:rsid w:val="00FC693F"/>
     <w:rPr>
+      <w:rFonts w:eastAsia="黑体"/>
       <w:i/>
       <w:iCs/>
       <w:color w:themeColor="text1" w:val="000000"/>
@@ -3941,7 +4209,7 @@
     <w:semiHidden/>
     <w:rsid w:val="00FC693F"/>
     <w:rPr>
-      <w:rFonts w:asciiTheme="majorHAnsi" w:cstheme="majorBidi" w:eastAsiaTheme="majorEastAsia" w:hAnsiTheme="majorHAnsi"/>
+      <w:rFonts w:asciiTheme="majorHAnsi" w:cstheme="majorBidi" w:hAnsiTheme="majorHAnsi" w:eastAsia="黑体"/>
       <w:b/>
       <w:bCs/>
       <w:i/>
@@ -3957,7 +4225,7 @@
     <w:semiHidden/>
     <w:rsid w:val="00FC693F"/>
     <w:rPr>
-      <w:rFonts w:asciiTheme="majorHAnsi" w:cstheme="majorBidi" w:eastAsiaTheme="majorEastAsia" w:hAnsiTheme="majorHAnsi"/>
+      <w:rFonts w:asciiTheme="majorHAnsi" w:cstheme="majorBidi" w:hAnsiTheme="majorHAnsi" w:eastAsia="黑体"/>
       <w:color w:themeColor="accent1" w:themeShade="7F" w:val="243F60"/>
     </w:rPr>
   </w:style>
@@ -3969,7 +4237,7 @@
     <w:semiHidden/>
     <w:rsid w:val="00FC693F"/>
     <w:rPr>
-      <w:rFonts w:asciiTheme="majorHAnsi" w:cstheme="majorBidi" w:eastAsiaTheme="majorEastAsia" w:hAnsiTheme="majorHAnsi"/>
+      <w:rFonts w:asciiTheme="majorHAnsi" w:cstheme="majorBidi" w:hAnsiTheme="majorHAnsi" w:eastAsia="黑体"/>
       <w:i/>
       <w:iCs/>
       <w:color w:themeColor="accent1" w:themeShade="7F" w:val="243F60"/>
@@ -3983,7 +4251,7 @@
     <w:semiHidden/>
     <w:rsid w:val="00FC693F"/>
     <w:rPr>
-      <w:rFonts w:asciiTheme="majorHAnsi" w:cstheme="majorBidi" w:eastAsiaTheme="majorEastAsia" w:hAnsiTheme="majorHAnsi"/>
+      <w:rFonts w:asciiTheme="majorHAnsi" w:cstheme="majorBidi" w:hAnsiTheme="majorHAnsi" w:eastAsia="黑体"/>
       <w:i/>
       <w:iCs/>
       <w:color w:themeColor="text1" w:themeTint="BF" w:val="404040"/>
@@ -3997,7 +4265,7 @@
     <w:semiHidden/>
     <w:rsid w:val="00FC693F"/>
     <w:rPr>
-      <w:rFonts w:asciiTheme="majorHAnsi" w:cstheme="majorBidi" w:eastAsiaTheme="majorEastAsia" w:hAnsiTheme="majorHAnsi"/>
+      <w:rFonts w:asciiTheme="majorHAnsi" w:cstheme="majorBidi" w:hAnsiTheme="majorHAnsi" w:eastAsia="黑体"/>
       <w:color w:themeColor="accent1" w:val="4F81BD"/>
       <w:sz w:val="20"/>
       <w:szCs w:val="20"/>
@@ -4011,7 +4279,7 @@
     <w:semiHidden/>
     <w:rsid w:val="00FC693F"/>
     <w:rPr>
-      <w:rFonts w:asciiTheme="majorHAnsi" w:cstheme="majorBidi" w:eastAsiaTheme="majorEastAsia" w:hAnsiTheme="majorHAnsi"/>
+      <w:rFonts w:asciiTheme="majorHAnsi" w:cstheme="majorBidi" w:hAnsiTheme="majorHAnsi" w:eastAsia="黑体"/>
       <w:i/>
       <w:iCs/>
       <w:color w:themeColor="text1" w:themeTint="BF" w:val="404040"/>
@@ -4032,6 +4300,7 @@
       <w:spacing w:line="240" w:lineRule="auto"/>
     </w:pPr>
     <w:rPr>
+      <w:rFonts w:eastAsia="黑体"/>
       <w:b/>
       <w:bCs/>
       <w:color w:themeColor="accent1" w:val="4F81BD"/>
@@ -4046,6 +4315,7 @@
     <w:qFormat/>
     <w:rsid w:val="00FC693F"/>
     <w:rPr>
+      <w:rFonts w:eastAsia="黑体"/>
       <w:b/>
       <w:bCs/>
     </w:rPr>
@@ -4057,6 +4327,7 @@
     <w:qFormat/>
     <w:rsid w:val="00FC693F"/>
     <w:rPr>
+      <w:rFonts w:eastAsia="黑体"/>
       <w:i/>
       <w:iCs/>
     </w:rPr>
@@ -4077,6 +4348,7 @@
       <w:ind w:left="936" w:right="936"/>
     </w:pPr>
     <w:rPr>
+      <w:rFonts w:eastAsia="黑体"/>
       <w:b/>
       <w:bCs/>
       <w:i/>
@@ -4091,6 +4363,7 @@
     <w:uiPriority w:val="30"/>
     <w:rsid w:val="00FC693F"/>
     <w:rPr>
+      <w:rFonts w:eastAsia="黑体"/>
       <w:b/>
       <w:bCs/>
       <w:i/>
@@ -4105,6 +4378,7 @@
     <w:qFormat/>
     <w:rsid w:val="00FC693F"/>
     <w:rPr>
+      <w:rFonts w:eastAsia="黑体"/>
       <w:i/>
       <w:iCs/>
       <w:color w:themeColor="text1" w:themeTint="7F" w:val="808080"/>
@@ -4117,6 +4391,7 @@
     <w:qFormat/>
     <w:rsid w:val="00FC693F"/>
     <w:rPr>
+      <w:rFonts w:eastAsia="黑体"/>
       <w:b/>
       <w:bCs/>
       <w:i/>
@@ -4131,6 +4406,7 @@
     <w:qFormat/>
     <w:rsid w:val="00FC693F"/>
     <w:rPr>
+      <w:rFonts w:eastAsia="黑体"/>
       <w:smallCaps/>
       <w:color w:themeColor="accent2" w:val="C0504D"/>
       <w:u w:val="single"/>
@@ -4143,6 +4419,7 @@
     <w:qFormat/>
     <w:rsid w:val="00FC693F"/>
     <w:rPr>
+      <w:rFonts w:eastAsia="黑体"/>
       <w:b/>
       <w:bCs/>
       <w:smallCaps/>
@@ -4158,6 +4435,7 @@
     <w:qFormat/>
     <w:rsid w:val="00FC693F"/>
     <w:rPr>
+      <w:rFonts w:eastAsia="黑体"/>
       <w:b/>
       <w:bCs/>
       <w:smallCaps/>
@@ -4212,6 +4490,7 @@
       <w:spacing w:after="0" w:line="240" w:lineRule="auto"/>
     </w:pPr>
     <w:rPr>
+      <w:rFonts w:eastAsia="黑体"/>
       <w:color w:themeColor="text1" w:themeShade="BF" w:val="000000"/>
     </w:rPr>
     <w:tblPr>
@@ -4234,6 +4513,7 @@
         <w:spacing w:after="0" w:before="0" w:line="240" w:lineRule="auto"/>
       </w:pPr>
       <w:rPr>
+        <w:rFonts w:eastAsia="黑体"/>
         <w:b/>
         <w:bCs/>
       </w:rPr>
@@ -4254,6 +4534,7 @@
         <w:spacing w:after="0" w:before="0" w:line="240" w:lineRule="auto"/>
       </w:pPr>
       <w:rPr>
+        <w:rFonts w:eastAsia="黑体"/>
         <w:b/>
         <w:bCs/>
       </w:rPr>
@@ -4271,12 +4552,14 @@
     </w:tblStylePr>
     <w:tblStylePr w:type="firstCol">
       <w:rPr>
+        <w:rFonts w:eastAsia="黑体"/>
         <w:b/>
         <w:bCs/>
       </w:rPr>
     </w:tblStylePr>
     <w:tblStylePr w:type="lastCol">
       <w:rPr>
+        <w:rFonts w:eastAsia="黑体"/>
         <w:b/>
         <w:bCs/>
       </w:rPr>
@@ -4315,6 +4598,7 @@
       <w:spacing w:after="0" w:line="240" w:lineRule="auto"/>
     </w:pPr>
     <w:rPr>
+      <w:rFonts w:eastAsia="黑体"/>
       <w:color w:themeColor="accent1" w:themeShade="BF" w:val="365F91"/>
     </w:rPr>
     <w:tblPr>
@@ -4337,6 +4621,7 @@
         <w:spacing w:after="0" w:before="0" w:line="240" w:lineRule="auto"/>
       </w:pPr>
       <w:rPr>
+        <w:rFonts w:eastAsia="黑体"/>
         <w:b/>
         <w:bCs/>
       </w:rPr>
@@ -4357,6 +4642,7 @@
         <w:spacing w:after="0" w:before="0" w:line="240" w:lineRule="auto"/>
       </w:pPr>
       <w:rPr>
+        <w:rFonts w:eastAsia="黑体"/>
         <w:b/>
         <w:bCs/>
       </w:rPr>
@@ -4374,12 +4660,14 @@
     </w:tblStylePr>
     <w:tblStylePr w:type="firstCol">
       <w:rPr>
+        <w:rFonts w:eastAsia="黑体"/>
         <w:b/>
         <w:bCs/>
       </w:rPr>
     </w:tblStylePr>
     <w:tblStylePr w:type="lastCol">
       <w:rPr>
+        <w:rFonts w:eastAsia="黑体"/>
         <w:b/>
         <w:bCs/>
       </w:rPr>
@@ -4418,6 +4706,7 @@
       <w:spacing w:after="0" w:line="240" w:lineRule="auto"/>
     </w:pPr>
     <w:rPr>
+      <w:rFonts w:eastAsia="黑体"/>
       <w:color w:themeColor="accent2" w:themeShade="BF" w:val="943634"/>
     </w:rPr>
     <w:tblPr>
@@ -4440,6 +4729,7 @@
         <w:spacing w:after="0" w:before="0" w:line="240" w:lineRule="auto"/>
       </w:pPr>
       <w:rPr>
+        <w:rFonts w:eastAsia="黑体"/>
         <w:b/>
         <w:bCs/>
       </w:rPr>
@@ -4460,6 +4750,7 @@
         <w:spacing w:after="0" w:before="0" w:line="240" w:lineRule="auto"/>
       </w:pPr>
       <w:rPr>
+        <w:rFonts w:eastAsia="黑体"/>
         <w:b/>
         <w:bCs/>
       </w:rPr>
@@ -4477,12 +4768,14 @@
     </w:tblStylePr>
     <w:tblStylePr w:type="firstCol">
       <w:rPr>
+        <w:rFonts w:eastAsia="黑体"/>
         <w:b/>
         <w:bCs/>
       </w:rPr>
     </w:tblStylePr>
     <w:tblStylePr w:type="lastCol">
       <w:rPr>
+        <w:rFonts w:eastAsia="黑体"/>
         <w:b/>
         <w:bCs/>
       </w:rPr>
@@ -4521,6 +4814,7 @@
       <w:spacing w:after="0" w:line="240" w:lineRule="auto"/>
     </w:pPr>
     <w:rPr>
+      <w:rFonts w:eastAsia="黑体"/>
       <w:color w:themeColor="accent3" w:themeShade="BF" w:val="76923C"/>
     </w:rPr>
     <w:tblPr>
@@ -4543,6 +4837,7 @@
         <w:spacing w:after="0" w:before="0" w:line="240" w:lineRule="auto"/>
       </w:pPr>
       <w:rPr>
+        <w:rFonts w:eastAsia="黑体"/>
         <w:b/>
         <w:bCs/>
       </w:rPr>
@@ -4563,6 +4858,7 @@
         <w:spacing w:after="0" w:before="0" w:line="240" w:lineRule="auto"/>
       </w:pPr>
       <w:rPr>
+        <w:rFonts w:eastAsia="黑体"/>
         <w:b/>
         <w:bCs/>
       </w:rPr>
@@ -4580,12 +4876,14 @@
     </w:tblStylePr>
     <w:tblStylePr w:type="firstCol">
       <w:rPr>
+        <w:rFonts w:eastAsia="黑体"/>
         <w:b/>
         <w:bCs/>
       </w:rPr>
     </w:tblStylePr>
     <w:tblStylePr w:type="lastCol">
       <w:rPr>
+        <w:rFonts w:eastAsia="黑体"/>
         <w:b/>
         <w:bCs/>
       </w:rPr>
@@ -4624,6 +4922,7 @@
       <w:spacing w:after="0" w:line="240" w:lineRule="auto"/>
     </w:pPr>
     <w:rPr>
+      <w:rFonts w:eastAsia="黑体"/>
       <w:color w:themeColor="accent4" w:themeShade="BF" w:val="5F497A"/>
     </w:rPr>
     <w:tblPr>
@@ -4646,6 +4945,7 @@
         <w:spacing w:after="0" w:before="0" w:line="240" w:lineRule="auto"/>
       </w:pPr>
       <w:rPr>
+        <w:rFonts w:eastAsia="黑体"/>
         <w:b/>
         <w:bCs/>
       </w:rPr>
@@ -4666,6 +4966,7 @@
         <w:spacing w:after="0" w:before="0" w:line="240" w:lineRule="auto"/>
       </w:pPr>
       <w:rPr>
+        <w:rFonts w:eastAsia="黑体"/>
         <w:b/>
         <w:bCs/>
       </w:rPr>
@@ -4683,12 +4984,14 @@
     </w:tblStylePr>
     <w:tblStylePr w:type="firstCol">
       <w:rPr>
+        <w:rFonts w:eastAsia="黑体"/>
         <w:b/>
         <w:bCs/>
       </w:rPr>
     </w:tblStylePr>
     <w:tblStylePr w:type="lastCol">
       <w:rPr>
+        <w:rFonts w:eastAsia="黑体"/>
         <w:b/>
         <w:bCs/>
       </w:rPr>
@@ -4727,6 +5030,7 @@
       <w:spacing w:after="0" w:line="240" w:lineRule="auto"/>
     </w:pPr>
     <w:rPr>
+      <w:rFonts w:eastAsia="黑体"/>
       <w:color w:themeColor="accent5" w:themeShade="BF" w:val="31849B"/>
     </w:rPr>
     <w:tblPr>
@@ -4749,6 +5053,7 @@
         <w:spacing w:after="0" w:before="0" w:line="240" w:lineRule="auto"/>
       </w:pPr>
       <w:rPr>
+        <w:rFonts w:eastAsia="黑体"/>
         <w:b/>
         <w:bCs/>
       </w:rPr>
@@ -4769,6 +5074,7 @@
         <w:spacing w:after="0" w:before="0" w:line="240" w:lineRule="auto"/>
       </w:pPr>
       <w:rPr>
+        <w:rFonts w:eastAsia="黑体"/>
         <w:b/>
         <w:bCs/>
       </w:rPr>
@@ -4786,12 +5092,14 @@
     </w:tblStylePr>
     <w:tblStylePr w:type="firstCol">
       <w:rPr>
+        <w:rFonts w:eastAsia="黑体"/>
         <w:b/>
         <w:bCs/>
       </w:rPr>
     </w:tblStylePr>
     <w:tblStylePr w:type="lastCol">
       <w:rPr>
+        <w:rFonts w:eastAsia="黑体"/>
         <w:b/>
         <w:bCs/>
       </w:rPr>
@@ -4830,6 +5138,7 @@
       <w:spacing w:after="0" w:line="240" w:lineRule="auto"/>
     </w:pPr>
     <w:rPr>
+      <w:rFonts w:eastAsia="黑体"/>
       <w:color w:themeColor="accent6" w:themeShade="BF" w:val="E36C0A"/>
     </w:rPr>
     <w:tblPr>
@@ -4852,6 +5161,7 @@
         <w:spacing w:after="0" w:before="0" w:line="240" w:lineRule="auto"/>
       </w:pPr>
       <w:rPr>
+        <w:rFonts w:eastAsia="黑体"/>
         <w:b/>
         <w:bCs/>
       </w:rPr>
@@ -4872,6 +5182,7 @@
         <w:spacing w:after="0" w:before="0" w:line="240" w:lineRule="auto"/>
       </w:pPr>
       <w:rPr>
+        <w:rFonts w:eastAsia="黑体"/>
         <w:b/>
         <w:bCs/>
       </w:rPr>
@@ -4889,12 +5200,14 @@
     </w:tblStylePr>
     <w:tblStylePr w:type="firstCol">
       <w:rPr>
+        <w:rFonts w:eastAsia="黑体"/>
         <w:b/>
         <w:bCs/>
       </w:rPr>
     </w:tblStylePr>
     <w:tblStylePr w:type="lastCol">
       <w:rPr>
+        <w:rFonts w:eastAsia="黑体"/>
         <w:b/>
         <w:bCs/>
       </w:rPr>
@@ -4954,6 +5267,7 @@
         <w:spacing w:after="0" w:before="0" w:line="240" w:lineRule="auto"/>
       </w:pPr>
       <w:rPr>
+        <w:rFonts w:eastAsia="黑体"/>
         <w:b/>
         <w:bCs/>
         <w:color w:themeColor="background1" w:val="FFFFFF"/>
@@ -4968,6 +5282,7 @@
         <w:spacing w:after="0" w:before="0" w:line="240" w:lineRule="auto"/>
       </w:pPr>
       <w:rPr>
+        <w:rFonts w:eastAsia="黑体"/>
         <w:b/>
         <w:bCs/>
       </w:rPr>
@@ -4983,12 +5298,14 @@
     </w:tblStylePr>
     <w:tblStylePr w:type="firstCol">
       <w:rPr>
+        <w:rFonts w:eastAsia="黑体"/>
         <w:b/>
         <w:bCs/>
       </w:rPr>
     </w:tblStylePr>
     <w:tblStylePr w:type="lastCol">
       <w:rPr>
+        <w:rFonts w:eastAsia="黑体"/>
         <w:b/>
         <w:bCs/>
       </w:rPr>
@@ -5046,6 +5363,7 @@
         <w:spacing w:after="0" w:before="0" w:line="240" w:lineRule="auto"/>
       </w:pPr>
       <w:rPr>
+        <w:rFonts w:eastAsia="黑体"/>
         <w:b/>
         <w:bCs/>
         <w:color w:themeColor="background1" w:val="FFFFFF"/>
@@ -5060,6 +5378,7 @@
         <w:spacing w:after="0" w:before="0" w:line="240" w:lineRule="auto"/>
       </w:pPr>
       <w:rPr>
+        <w:rFonts w:eastAsia="黑体"/>
         <w:b/>
         <w:bCs/>
       </w:rPr>
@@ -5075,12 +5394,14 @@
     </w:tblStylePr>
     <w:tblStylePr w:type="firstCol">
       <w:rPr>
+        <w:rFonts w:eastAsia="黑体"/>
         <w:b/>
         <w:bCs/>
       </w:rPr>
     </w:tblStylePr>
     <w:tblStylePr w:type="lastCol">
       <w:rPr>
+        <w:rFonts w:eastAsia="黑体"/>
         <w:b/>
         <w:bCs/>
       </w:rPr>
@@ -5138,6 +5459,7 @@
         <w:spacing w:after="0" w:before="0" w:line="240" w:lineRule="auto"/>
       </w:pPr>
       <w:rPr>
+        <w:rFonts w:eastAsia="黑体"/>
         <w:b/>
         <w:bCs/>
         <w:color w:themeColor="background1" w:val="FFFFFF"/>
@@ -5152,6 +5474,7 @@
         <w:spacing w:after="0" w:before="0" w:line="240" w:lineRule="auto"/>
       </w:pPr>
       <w:rPr>
+        <w:rFonts w:eastAsia="黑体"/>
         <w:b/>
         <w:bCs/>
       </w:rPr>
@@ -5167,12 +5490,14 @@
     </w:tblStylePr>
     <w:tblStylePr w:type="firstCol">
       <w:rPr>
+        <w:rFonts w:eastAsia="黑体"/>
         <w:b/>
         <w:bCs/>
       </w:rPr>
     </w:tblStylePr>
     <w:tblStylePr w:type="lastCol">
       <w:rPr>
+        <w:rFonts w:eastAsia="黑体"/>
         <w:b/>
         <w:bCs/>
       </w:rPr>
@@ -5230,6 +5555,7 @@
         <w:spacing w:after="0" w:before="0" w:line="240" w:lineRule="auto"/>
       </w:pPr>
       <w:rPr>
+        <w:rFonts w:eastAsia="黑体"/>
         <w:b/>
         <w:bCs/>
         <w:color w:themeColor="background1" w:val="FFFFFF"/>
@@ -5244,6 +5570,7 @@
         <w:spacing w:after="0" w:before="0" w:line="240" w:lineRule="auto"/>
       </w:pPr>
       <w:rPr>
+        <w:rFonts w:eastAsia="黑体"/>
         <w:b/>
         <w:bCs/>
       </w:rPr>
@@ -5259,12 +5586,14 @@
     </w:tblStylePr>
     <w:tblStylePr w:type="firstCol">
       <w:rPr>
+        <w:rFonts w:eastAsia="黑体"/>
         <w:b/>
         <w:bCs/>
       </w:rPr>
     </w:tblStylePr>
     <w:tblStylePr w:type="lastCol">
       <w:rPr>
+        <w:rFonts w:eastAsia="黑体"/>
         <w:b/>
         <w:bCs/>
       </w:rPr>
@@ -5322,6 +5651,7 @@
         <w:spacing w:after="0" w:before="0" w:line="240" w:lineRule="auto"/>
       </w:pPr>
       <w:rPr>
+        <w:rFonts w:eastAsia="黑体"/>
         <w:b/>
         <w:bCs/>
         <w:color w:themeColor="background1" w:val="FFFFFF"/>
@@ -5336,6 +5666,7 @@
         <w:spacing w:after="0" w:before="0" w:line="240" w:lineRule="auto"/>
       </w:pPr>
       <w:rPr>
+        <w:rFonts w:eastAsia="黑体"/>
         <w:b/>
         <w:bCs/>
       </w:rPr>
@@ -5351,12 +5682,14 @@
     </w:tblStylePr>
     <w:tblStylePr w:type="firstCol">
       <w:rPr>
+        <w:rFonts w:eastAsia="黑体"/>
         <w:b/>
         <w:bCs/>
       </w:rPr>
     </w:tblStylePr>
     <w:tblStylePr w:type="lastCol">
       <w:rPr>
+        <w:rFonts w:eastAsia="黑体"/>
         <w:b/>
         <w:bCs/>
       </w:rPr>
@@ -5414,6 +5747,7 @@
         <w:spacing w:after="0" w:before="0" w:line="240" w:lineRule="auto"/>
       </w:pPr>
       <w:rPr>
+        <w:rFonts w:eastAsia="黑体"/>
         <w:b/>
         <w:bCs/>
         <w:color w:themeColor="background1" w:val="FFFFFF"/>
@@ -5428,6 +5762,7 @@
         <w:spacing w:after="0" w:before="0" w:line="240" w:lineRule="auto"/>
       </w:pPr>
       <w:rPr>
+        <w:rFonts w:eastAsia="黑体"/>
         <w:b/>
         <w:bCs/>
       </w:rPr>
@@ -5443,12 +5778,14 @@
     </w:tblStylePr>
     <w:tblStylePr w:type="firstCol">
       <w:rPr>
+        <w:rFonts w:eastAsia="黑体"/>
         <w:b/>
         <w:bCs/>
       </w:rPr>
     </w:tblStylePr>
     <w:tblStylePr w:type="lastCol">
       <w:rPr>
+        <w:rFonts w:eastAsia="黑体"/>
         <w:b/>
         <w:bCs/>
       </w:rPr>
@@ -5506,6 +5843,7 @@
         <w:spacing w:after="0" w:before="0" w:line="240" w:lineRule="auto"/>
       </w:pPr>
       <w:rPr>
+        <w:rFonts w:eastAsia="黑体"/>
         <w:b/>
         <w:bCs/>
         <w:color w:themeColor="background1" w:val="FFFFFF"/>
@@ -5520,6 +5858,7 @@
         <w:spacing w:after="0" w:before="0" w:line="240" w:lineRule="auto"/>
       </w:pPr>
       <w:rPr>
+        <w:rFonts w:eastAsia="黑体"/>
         <w:b/>
         <w:bCs/>
       </w:rPr>
@@ -5535,12 +5874,14 @@
     </w:tblStylePr>
     <w:tblStylePr w:type="firstCol">
       <w:rPr>
+        <w:rFonts w:eastAsia="黑体"/>
         <w:b/>
         <w:bCs/>
       </w:rPr>
     </w:tblStylePr>
     <w:tblStylePr w:type="lastCol">
       <w:rPr>
+        <w:rFonts w:eastAsia="黑体"/>
         <w:b/>
         <w:bCs/>
       </w:rPr>
@@ -5600,7 +5941,7 @@
         <w:spacing w:after="0" w:before="0" w:line="240" w:lineRule="auto"/>
       </w:pPr>
       <w:rPr>
-        <w:rFonts w:asciiTheme="majorHAnsi" w:cstheme="majorBidi" w:eastAsiaTheme="majorEastAsia" w:hAnsiTheme="majorHAnsi"/>
+        <w:rFonts w:asciiTheme="majorHAnsi" w:cstheme="majorBidi" w:hAnsiTheme="majorHAnsi" w:eastAsia="黑体"/>
         <w:b/>
         <w:bCs/>
       </w:rPr>
@@ -5621,7 +5962,7 @@
         <w:spacing w:after="0" w:before="0" w:line="240" w:lineRule="auto"/>
       </w:pPr>
       <w:rPr>
-        <w:rFonts w:asciiTheme="majorHAnsi" w:cstheme="majorBidi" w:eastAsiaTheme="majorEastAsia" w:hAnsiTheme="majorHAnsi"/>
+        <w:rFonts w:asciiTheme="majorHAnsi" w:cstheme="majorBidi" w:hAnsiTheme="majorHAnsi" w:eastAsia="黑体"/>
         <w:b/>
         <w:bCs/>
       </w:rPr>
@@ -5639,14 +5980,14 @@
     </w:tblStylePr>
     <w:tblStylePr w:type="firstCol">
       <w:rPr>
-        <w:rFonts w:asciiTheme="majorHAnsi" w:cstheme="majorBidi" w:eastAsiaTheme="majorEastAsia" w:hAnsiTheme="majorHAnsi"/>
+        <w:rFonts w:asciiTheme="majorHAnsi" w:cstheme="majorBidi" w:hAnsiTheme="majorHAnsi" w:eastAsia="黑体"/>
         <w:b/>
         <w:bCs/>
       </w:rPr>
     </w:tblStylePr>
     <w:tblStylePr w:type="lastCol">
       <w:rPr>
-        <w:rFonts w:asciiTheme="majorHAnsi" w:cstheme="majorBidi" w:eastAsiaTheme="majorEastAsia" w:hAnsiTheme="majorHAnsi"/>
+        <w:rFonts w:asciiTheme="majorHAnsi" w:cstheme="majorBidi" w:hAnsiTheme="majorHAnsi" w:eastAsia="黑体"/>
         <w:b/>
         <w:bCs/>
       </w:rPr>
@@ -5730,7 +6071,7 @@
         <w:spacing w:after="0" w:before="0" w:line="240" w:lineRule="auto"/>
       </w:pPr>
       <w:rPr>
-        <w:rFonts w:asciiTheme="majorHAnsi" w:cstheme="majorBidi" w:eastAsiaTheme="majorEastAsia" w:hAnsiTheme="majorHAnsi"/>
+        <w:rFonts w:asciiTheme="majorHAnsi" w:cstheme="majorBidi" w:hAnsiTheme="majorHAnsi" w:eastAsia="黑体"/>
         <w:b/>
         <w:bCs/>
       </w:rPr>
@@ -5751,7 +6092,7 @@
         <w:spacing w:after="0" w:before="0" w:line="240" w:lineRule="auto"/>
       </w:pPr>
       <w:rPr>
-        <w:rFonts w:asciiTheme="majorHAnsi" w:cstheme="majorBidi" w:eastAsiaTheme="majorEastAsia" w:hAnsiTheme="majorHAnsi"/>
+        <w:rFonts w:asciiTheme="majorHAnsi" w:cstheme="majorBidi" w:hAnsiTheme="majorHAnsi" w:eastAsia="黑体"/>
         <w:b/>
         <w:bCs/>
       </w:rPr>
@@ -5769,14 +6110,14 @@
     </w:tblStylePr>
     <w:tblStylePr w:type="firstCol">
       <w:rPr>
-        <w:rFonts w:asciiTheme="majorHAnsi" w:cstheme="majorBidi" w:eastAsiaTheme="majorEastAsia" w:hAnsiTheme="majorHAnsi"/>
+        <w:rFonts w:asciiTheme="majorHAnsi" w:cstheme="majorBidi" w:hAnsiTheme="majorHAnsi" w:eastAsia="黑体"/>
         <w:b/>
         <w:bCs/>
       </w:rPr>
     </w:tblStylePr>
     <w:tblStylePr w:type="lastCol">
       <w:rPr>
-        <w:rFonts w:asciiTheme="majorHAnsi" w:cstheme="majorBidi" w:eastAsiaTheme="majorEastAsia" w:hAnsiTheme="majorHAnsi"/>
+        <w:rFonts w:asciiTheme="majorHAnsi" w:cstheme="majorBidi" w:hAnsiTheme="majorHAnsi" w:eastAsia="黑体"/>
         <w:b/>
         <w:bCs/>
       </w:rPr>
@@ -5860,7 +6201,7 @@
         <w:spacing w:after="0" w:before="0" w:line="240" w:lineRule="auto"/>
       </w:pPr>
       <w:rPr>
-        <w:rFonts w:asciiTheme="majorHAnsi" w:cstheme="majorBidi" w:eastAsiaTheme="majorEastAsia" w:hAnsiTheme="majorHAnsi"/>
+        <w:rFonts w:asciiTheme="majorHAnsi" w:cstheme="majorBidi" w:hAnsiTheme="majorHAnsi" w:eastAsia="黑体"/>
         <w:b/>
         <w:bCs/>
       </w:rPr>
@@ -5881,7 +6222,7 @@
         <w:spacing w:after="0" w:before="0" w:line="240" w:lineRule="auto"/>
       </w:pPr>
       <w:rPr>
-        <w:rFonts w:asciiTheme="majorHAnsi" w:cstheme="majorBidi" w:eastAsiaTheme="majorEastAsia" w:hAnsiTheme="majorHAnsi"/>
+        <w:rFonts w:asciiTheme="majorHAnsi" w:cstheme="majorBidi" w:hAnsiTheme="majorHAnsi" w:eastAsia="黑体"/>
         <w:b/>
         <w:bCs/>
       </w:rPr>
@@ -5899,14 +6240,14 @@
     </w:tblStylePr>
     <w:tblStylePr w:type="firstCol">
       <w:rPr>
-        <w:rFonts w:asciiTheme="majorHAnsi" w:cstheme="majorBidi" w:eastAsiaTheme="majorEastAsia" w:hAnsiTheme="majorHAnsi"/>
+        <w:rFonts w:asciiTheme="majorHAnsi" w:cstheme="majorBidi" w:hAnsiTheme="majorHAnsi" w:eastAsia="黑体"/>
         <w:b/>
         <w:bCs/>
       </w:rPr>
     </w:tblStylePr>
     <w:tblStylePr w:type="lastCol">
       <w:rPr>
-        <w:rFonts w:asciiTheme="majorHAnsi" w:cstheme="majorBidi" w:eastAsiaTheme="majorEastAsia" w:hAnsiTheme="majorHAnsi"/>
+        <w:rFonts w:asciiTheme="majorHAnsi" w:cstheme="majorBidi" w:hAnsiTheme="majorHAnsi" w:eastAsia="黑体"/>
         <w:b/>
         <w:bCs/>
       </w:rPr>
@@ -5990,7 +6331,7 @@
         <w:spacing w:after="0" w:before="0" w:line="240" w:lineRule="auto"/>
       </w:pPr>
       <w:rPr>
-        <w:rFonts w:asciiTheme="majorHAnsi" w:cstheme="majorBidi" w:eastAsiaTheme="majorEastAsia" w:hAnsiTheme="majorHAnsi"/>
+        <w:rFonts w:asciiTheme="majorHAnsi" w:cstheme="majorBidi" w:hAnsiTheme="majorHAnsi" w:eastAsia="黑体"/>
         <w:b/>
         <w:bCs/>
       </w:rPr>
@@ -6011,7 +6352,7 @@
         <w:spacing w:after="0" w:before="0" w:line="240" w:lineRule="auto"/>
       </w:pPr>
       <w:rPr>
-        <w:rFonts w:asciiTheme="majorHAnsi" w:cstheme="majorBidi" w:eastAsiaTheme="majorEastAsia" w:hAnsiTheme="majorHAnsi"/>
+        <w:rFonts w:asciiTheme="majorHAnsi" w:cstheme="majorBidi" w:hAnsiTheme="majorHAnsi" w:eastAsia="黑体"/>
         <w:b/>
         <w:bCs/>
       </w:rPr>
@@ -6029,14 +6370,14 @@
     </w:tblStylePr>
     <w:tblStylePr w:type="firstCol">
       <w:rPr>
-        <w:rFonts w:asciiTheme="majorHAnsi" w:cstheme="majorBidi" w:eastAsiaTheme="majorEastAsia" w:hAnsiTheme="majorHAnsi"/>
+        <w:rFonts w:asciiTheme="majorHAnsi" w:cstheme="majorBidi" w:hAnsiTheme="majorHAnsi" w:eastAsia="黑体"/>
         <w:b/>
         <w:bCs/>
       </w:rPr>
     </w:tblStylePr>
     <w:tblStylePr w:type="lastCol">
       <w:rPr>
-        <w:rFonts w:asciiTheme="majorHAnsi" w:cstheme="majorBidi" w:eastAsiaTheme="majorEastAsia" w:hAnsiTheme="majorHAnsi"/>
+        <w:rFonts w:asciiTheme="majorHAnsi" w:cstheme="majorBidi" w:hAnsiTheme="majorHAnsi" w:eastAsia="黑体"/>
         <w:b/>
         <w:bCs/>
       </w:rPr>
@@ -6120,7 +6461,7 @@
         <w:spacing w:after="0" w:before="0" w:line="240" w:lineRule="auto"/>
       </w:pPr>
       <w:rPr>
-        <w:rFonts w:asciiTheme="majorHAnsi" w:cstheme="majorBidi" w:eastAsiaTheme="majorEastAsia" w:hAnsiTheme="majorHAnsi"/>
+        <w:rFonts w:asciiTheme="majorHAnsi" w:cstheme="majorBidi" w:hAnsiTheme="majorHAnsi" w:eastAsia="黑体"/>
         <w:b/>
         <w:bCs/>
       </w:rPr>
@@ -6141,7 +6482,7 @@
         <w:spacing w:after="0" w:before="0" w:line="240" w:lineRule="auto"/>
       </w:pPr>
       <w:rPr>
-        <w:rFonts w:asciiTheme="majorHAnsi" w:cstheme="majorBidi" w:eastAsiaTheme="majorEastAsia" w:hAnsiTheme="majorHAnsi"/>
+        <w:rFonts w:asciiTheme="majorHAnsi" w:cstheme="majorBidi" w:hAnsiTheme="majorHAnsi" w:eastAsia="黑体"/>
         <w:b/>
         <w:bCs/>
       </w:rPr>
@@ -6159,14 +6500,14 @@
     </w:tblStylePr>
     <w:tblStylePr w:type="firstCol">
       <w:rPr>
-        <w:rFonts w:asciiTheme="majorHAnsi" w:cstheme="majorBidi" w:eastAsiaTheme="majorEastAsia" w:hAnsiTheme="majorHAnsi"/>
+        <w:rFonts w:asciiTheme="majorHAnsi" w:cstheme="majorBidi" w:hAnsiTheme="majorHAnsi" w:eastAsia="黑体"/>
         <w:b/>
         <w:bCs/>
       </w:rPr>
     </w:tblStylePr>
     <w:tblStylePr w:type="lastCol">
       <w:rPr>
-        <w:rFonts w:asciiTheme="majorHAnsi" w:cstheme="majorBidi" w:eastAsiaTheme="majorEastAsia" w:hAnsiTheme="majorHAnsi"/>
+        <w:rFonts w:asciiTheme="majorHAnsi" w:cstheme="majorBidi" w:hAnsiTheme="majorHAnsi" w:eastAsia="黑体"/>
         <w:b/>
         <w:bCs/>
       </w:rPr>
@@ -6250,7 +6591,7 @@
         <w:spacing w:after="0" w:before="0" w:line="240" w:lineRule="auto"/>
       </w:pPr>
       <w:rPr>
-        <w:rFonts w:asciiTheme="majorHAnsi" w:cstheme="majorBidi" w:eastAsiaTheme="majorEastAsia" w:hAnsiTheme="majorHAnsi"/>
+        <w:rFonts w:asciiTheme="majorHAnsi" w:cstheme="majorBidi" w:hAnsiTheme="majorHAnsi" w:eastAsia="黑体"/>
         <w:b/>
         <w:bCs/>
       </w:rPr>
@@ -6271,7 +6612,7 @@
         <w:spacing w:after="0" w:before="0" w:line="240" w:lineRule="auto"/>
       </w:pPr>
       <w:rPr>
-        <w:rFonts w:asciiTheme="majorHAnsi" w:cstheme="majorBidi" w:eastAsiaTheme="majorEastAsia" w:hAnsiTheme="majorHAnsi"/>
+        <w:rFonts w:asciiTheme="majorHAnsi" w:cstheme="majorBidi" w:hAnsiTheme="majorHAnsi" w:eastAsia="黑体"/>
         <w:b/>
         <w:bCs/>
       </w:rPr>
@@ -6289,14 +6630,14 @@
     </w:tblStylePr>
     <w:tblStylePr w:type="firstCol">
       <w:rPr>
-        <w:rFonts w:asciiTheme="majorHAnsi" w:cstheme="majorBidi" w:eastAsiaTheme="majorEastAsia" w:hAnsiTheme="majorHAnsi"/>
+        <w:rFonts w:asciiTheme="majorHAnsi" w:cstheme="majorBidi" w:hAnsiTheme="majorHAnsi" w:eastAsia="黑体"/>
         <w:b/>
         <w:bCs/>
       </w:rPr>
     </w:tblStylePr>
     <w:tblStylePr w:type="lastCol">
       <w:rPr>
-        <w:rFonts w:asciiTheme="majorHAnsi" w:cstheme="majorBidi" w:eastAsiaTheme="majorEastAsia" w:hAnsiTheme="majorHAnsi"/>
+        <w:rFonts w:asciiTheme="majorHAnsi" w:cstheme="majorBidi" w:hAnsiTheme="majorHAnsi" w:eastAsia="黑体"/>
         <w:b/>
         <w:bCs/>
       </w:rPr>
@@ -6380,7 +6721,7 @@
         <w:spacing w:after="0" w:before="0" w:line="240" w:lineRule="auto"/>
       </w:pPr>
       <w:rPr>
-        <w:rFonts w:asciiTheme="majorHAnsi" w:cstheme="majorBidi" w:eastAsiaTheme="majorEastAsia" w:hAnsiTheme="majorHAnsi"/>
+        <w:rFonts w:asciiTheme="majorHAnsi" w:cstheme="majorBidi" w:hAnsiTheme="majorHAnsi" w:eastAsia="黑体"/>
         <w:b/>
         <w:bCs/>
       </w:rPr>
@@ -6401,7 +6742,7 @@
         <w:spacing w:after="0" w:before="0" w:line="240" w:lineRule="auto"/>
       </w:pPr>
       <w:rPr>
-        <w:rFonts w:asciiTheme="majorHAnsi" w:cstheme="majorBidi" w:eastAsiaTheme="majorEastAsia" w:hAnsiTheme="majorHAnsi"/>
+        <w:rFonts w:asciiTheme="majorHAnsi" w:cstheme="majorBidi" w:hAnsiTheme="majorHAnsi" w:eastAsia="黑体"/>
         <w:b/>
         <w:bCs/>
       </w:rPr>
@@ -6419,14 +6760,14 @@
     </w:tblStylePr>
     <w:tblStylePr w:type="firstCol">
       <w:rPr>
-        <w:rFonts w:asciiTheme="majorHAnsi" w:cstheme="majorBidi" w:eastAsiaTheme="majorEastAsia" w:hAnsiTheme="majorHAnsi"/>
+        <w:rFonts w:asciiTheme="majorHAnsi" w:cstheme="majorBidi" w:hAnsiTheme="majorHAnsi" w:eastAsia="黑体"/>
         <w:b/>
         <w:bCs/>
       </w:rPr>
     </w:tblStylePr>
     <w:tblStylePr w:type="lastCol">
       <w:rPr>
-        <w:rFonts w:asciiTheme="majorHAnsi" w:cstheme="majorBidi" w:eastAsiaTheme="majorEastAsia" w:hAnsiTheme="majorHAnsi"/>
+        <w:rFonts w:asciiTheme="majorHAnsi" w:cstheme="majorBidi" w:hAnsiTheme="majorHAnsi" w:eastAsia="黑体"/>
         <w:b/>
         <w:bCs/>
       </w:rPr>
@@ -6509,6 +6850,7 @@
         <w:spacing w:after="0" w:before="0" w:line="240" w:lineRule="auto"/>
       </w:pPr>
       <w:rPr>
+        <w:rFonts w:eastAsia="黑体"/>
         <w:b/>
         <w:bCs/>
         <w:color w:themeColor="background1" w:val="FFFFFF"/>
@@ -6531,6 +6873,7 @@
         <w:spacing w:after="0" w:before="0" w:line="240" w:lineRule="auto"/>
       </w:pPr>
       <w:rPr>
+        <w:rFonts w:eastAsia="黑体"/>
         <w:b/>
         <w:bCs/>
       </w:rPr>
@@ -6548,12 +6891,14 @@
     </w:tblStylePr>
     <w:tblStylePr w:type="firstCol">
       <w:rPr>
+        <w:rFonts w:eastAsia="黑体"/>
         <w:b/>
         <w:bCs/>
       </w:rPr>
     </w:tblStylePr>
     <w:tblStylePr w:type="lastCol">
       <w:rPr>
+        <w:rFonts w:eastAsia="黑体"/>
         <w:b/>
         <w:bCs/>
       </w:rPr>
@@ -6615,6 +6960,7 @@
         <w:spacing w:after="0" w:before="0" w:line="240" w:lineRule="auto"/>
       </w:pPr>
       <w:rPr>
+        <w:rFonts w:eastAsia="黑体"/>
         <w:b/>
         <w:bCs/>
         <w:color w:themeColor="background1" w:val="FFFFFF"/>
@@ -6637,6 +6983,7 @@
         <w:spacing w:after="0" w:before="0" w:line="240" w:lineRule="auto"/>
       </w:pPr>
       <w:rPr>
+        <w:rFonts w:eastAsia="黑体"/>
         <w:b/>
         <w:bCs/>
       </w:rPr>
@@ -6654,12 +7001,14 @@
     </w:tblStylePr>
     <w:tblStylePr w:type="firstCol">
       <w:rPr>
+        <w:rFonts w:eastAsia="黑体"/>
         <w:b/>
         <w:bCs/>
       </w:rPr>
     </w:tblStylePr>
     <w:tblStylePr w:type="lastCol">
       <w:rPr>
+        <w:rFonts w:eastAsia="黑体"/>
         <w:b/>
         <w:bCs/>
       </w:rPr>
@@ -6721,6 +7070,7 @@
         <w:spacing w:after="0" w:before="0" w:line="240" w:lineRule="auto"/>
       </w:pPr>
       <w:rPr>
+        <w:rFonts w:eastAsia="黑体"/>
         <w:b/>
         <w:bCs/>
         <w:color w:themeColor="background1" w:val="FFFFFF"/>
@@ -6743,6 +7093,7 @@
         <w:spacing w:after="0" w:before="0" w:line="240" w:lineRule="auto"/>
       </w:pPr>
       <w:rPr>
+        <w:rFonts w:eastAsia="黑体"/>
         <w:b/>
         <w:bCs/>
       </w:rPr>
@@ -6760,12 +7111,14 @@
     </w:tblStylePr>
     <w:tblStylePr w:type="firstCol">
       <w:rPr>
+        <w:rFonts w:eastAsia="黑体"/>
         <w:b/>
         <w:bCs/>
       </w:rPr>
     </w:tblStylePr>
     <w:tblStylePr w:type="lastCol">
       <w:rPr>
+        <w:rFonts w:eastAsia="黑体"/>
         <w:b/>
         <w:bCs/>
       </w:rPr>
@@ -6827,6 +7180,7 @@
         <w:spacing w:after="0" w:before="0" w:line="240" w:lineRule="auto"/>
       </w:pPr>
       <w:rPr>
+        <w:rFonts w:eastAsia="黑体"/>
         <w:b/>
         <w:bCs/>
         <w:color w:themeColor="background1" w:val="FFFFFF"/>
@@ -6849,6 +7203,7 @@
         <w:spacing w:after="0" w:before="0" w:line="240" w:lineRule="auto"/>
       </w:pPr>
       <w:rPr>
+        <w:rFonts w:eastAsia="黑体"/>
         <w:b/>
         <w:bCs/>
       </w:rPr>
@@ -6866,12 +7221,14 @@
     </w:tblStylePr>
     <w:tblStylePr w:type="firstCol">
       <w:rPr>
+        <w:rFonts w:eastAsia="黑体"/>
         <w:b/>
         <w:bCs/>
       </w:rPr>
     </w:tblStylePr>
     <w:tblStylePr w:type="lastCol">
       <w:rPr>
+        <w:rFonts w:eastAsia="黑体"/>
         <w:b/>
         <w:bCs/>
       </w:rPr>
@@ -6933,6 +7290,7 @@
         <w:spacing w:after="0" w:before="0" w:line="240" w:lineRule="auto"/>
       </w:pPr>
       <w:rPr>
+        <w:rFonts w:eastAsia="黑体"/>
         <w:b/>
         <w:bCs/>
         <w:color w:themeColor="background1" w:val="FFFFFF"/>
@@ -6955,6 +7313,7 @@
         <w:spacing w:after="0" w:before="0" w:line="240" w:lineRule="auto"/>
       </w:pPr>
       <w:rPr>
+        <w:rFonts w:eastAsia="黑体"/>
         <w:b/>
         <w:bCs/>
       </w:rPr>
@@ -6972,12 +7331,14 @@
     </w:tblStylePr>
     <w:tblStylePr w:type="firstCol">
       <w:rPr>
+        <w:rFonts w:eastAsia="黑体"/>
         <w:b/>
         <w:bCs/>
       </w:rPr>
     </w:tblStylePr>
     <w:tblStylePr w:type="lastCol">
       <w:rPr>
+        <w:rFonts w:eastAsia="黑体"/>
         <w:b/>
         <w:bCs/>
       </w:rPr>
@@ -7039,6 +7400,7 @@
         <w:spacing w:after="0" w:before="0" w:line="240" w:lineRule="auto"/>
       </w:pPr>
       <w:rPr>
+        <w:rFonts w:eastAsia="黑体"/>
         <w:b/>
         <w:bCs/>
         <w:color w:themeColor="background1" w:val="FFFFFF"/>
@@ -7061,6 +7423,7 @@
         <w:spacing w:after="0" w:before="0" w:line="240" w:lineRule="auto"/>
       </w:pPr>
       <w:rPr>
+        <w:rFonts w:eastAsia="黑体"/>
         <w:b/>
         <w:bCs/>
       </w:rPr>
@@ -7078,12 +7441,14 @@
     </w:tblStylePr>
     <w:tblStylePr w:type="firstCol">
       <w:rPr>
+        <w:rFonts w:eastAsia="黑体"/>
         <w:b/>
         <w:bCs/>
       </w:rPr>
     </w:tblStylePr>
     <w:tblStylePr w:type="lastCol">
       <w:rPr>
+        <w:rFonts w:eastAsia="黑体"/>
         <w:b/>
         <w:bCs/>
       </w:rPr>
@@ -7145,6 +7510,7 @@
         <w:spacing w:after="0" w:before="0" w:line="240" w:lineRule="auto"/>
       </w:pPr>
       <w:rPr>
+        <w:rFonts w:eastAsia="黑体"/>
         <w:b/>
         <w:bCs/>
         <w:color w:themeColor="background1" w:val="FFFFFF"/>
@@ -7167,6 +7533,7 @@
         <w:spacing w:after="0" w:before="0" w:line="240" w:lineRule="auto"/>
       </w:pPr>
       <w:rPr>
+        <w:rFonts w:eastAsia="黑体"/>
         <w:b/>
         <w:bCs/>
       </w:rPr>
@@ -7184,12 +7551,14 @@
     </w:tblStylePr>
     <w:tblStylePr w:type="firstCol">
       <w:rPr>
+        <w:rFonts w:eastAsia="黑体"/>
         <w:b/>
         <w:bCs/>
       </w:rPr>
     </w:tblStylePr>
     <w:tblStylePr w:type="lastCol">
       <w:rPr>
+        <w:rFonts w:eastAsia="黑体"/>
         <w:b/>
         <w:bCs/>
       </w:rPr>
@@ -7248,6 +7617,7 @@
         <w:spacing w:after="0" w:before="0" w:line="240" w:lineRule="auto"/>
       </w:pPr>
       <w:rPr>
+        <w:rFonts w:eastAsia="黑体"/>
         <w:b/>
         <w:bCs/>
         <w:color w:themeColor="background1" w:val="FFFFFF"/>
@@ -7270,6 +7640,7 @@
         <w:spacing w:after="0" w:before="0" w:line="240" w:lineRule="auto"/>
       </w:pPr>
       <w:rPr>
+        <w:rFonts w:eastAsia="黑体"/>
         <w:color w:val="auto"/>
       </w:rPr>
       <w:tblPr/>
@@ -7287,6 +7658,7 @@
     </w:tblStylePr>
     <w:tblStylePr w:type="firstCol">
       <w:rPr>
+        <w:rFonts w:eastAsia="黑体"/>
         <w:b/>
         <w:bCs/>
         <w:color w:themeColor="background1" w:val="FFFFFF"/>
@@ -7306,6 +7678,7 @@
     </w:tblStylePr>
     <w:tblStylePr w:type="lastCol">
       <w:rPr>
+        <w:rFonts w:eastAsia="黑体"/>
         <w:b/>
         <w:bCs/>
         <w:color w:themeColor="background1" w:val="FFFFFF"/>
@@ -7354,6 +7727,7 @@
     </w:tblStylePr>
     <w:tblStylePr w:type="nwCell">
       <w:rPr>
+        <w:rFonts w:eastAsia="黑体"/>
         <w:color w:themeColor="background1" w:val="FFFFFF"/>
       </w:rPr>
       <w:tblPr/>
@@ -7397,6 +7771,7 @@
         <w:spacing w:after="0" w:before="0" w:line="240" w:lineRule="auto"/>
       </w:pPr>
       <w:rPr>
+        <w:rFonts w:eastAsia="黑体"/>
         <w:b/>
         <w:bCs/>
         <w:color w:themeColor="background1" w:val="FFFFFF"/>
@@ -7419,6 +7794,7 @@
         <w:spacing w:after="0" w:before="0" w:line="240" w:lineRule="auto"/>
       </w:pPr>
       <w:rPr>
+        <w:rFonts w:eastAsia="黑体"/>
         <w:color w:val="auto"/>
       </w:rPr>
       <w:tblPr/>
@@ -7436,6 +7812,7 @@
     </w:tblStylePr>
     <w:tblStylePr w:type="firstCol">
       <w:rPr>
+        <w:rFonts w:eastAsia="黑体"/>
         <w:b/>
         <w:bCs/>
         <w:color w:themeColor="background1" w:val="FFFFFF"/>
@@ -7455,6 +7832,7 @@
     </w:tblStylePr>
     <w:tblStylePr w:type="lastCol">
       <w:rPr>
+        <w:rFonts w:eastAsia="黑体"/>
         <w:b/>
         <w:bCs/>
         <w:color w:themeColor="background1" w:val="FFFFFF"/>
@@ -7503,6 +7881,7 @@
     </w:tblStylePr>
     <w:tblStylePr w:type="nwCell">
       <w:rPr>
+        <w:rFonts w:eastAsia="黑体"/>
         <w:color w:themeColor="background1" w:val="FFFFFF"/>
       </w:rPr>
       <w:tblPr/>
@@ -7546,6 +7925,7 @@
         <w:spacing w:after="0" w:before="0" w:line="240" w:lineRule="auto"/>
       </w:pPr>
       <w:rPr>
+        <w:rFonts w:eastAsia="黑体"/>
         <w:b/>
         <w:bCs/>
         <w:color w:themeColor="background1" w:val="FFFFFF"/>
@@ -7568,6 +7948,7 @@
         <w:spacing w:after="0" w:before="0" w:line="240" w:lineRule="auto"/>
       </w:pPr>
       <w:rPr>
+        <w:rFonts w:eastAsia="黑体"/>
         <w:color w:val="auto"/>
       </w:rPr>
       <w:tblPr/>
@@ -7585,6 +7966,7 @@
     </w:tblStylePr>
     <w:tblStylePr w:type="firstCol">
       <w:rPr>
+        <w:rFonts w:eastAsia="黑体"/>
         <w:b/>
         <w:bCs/>
         <w:color w:themeColor="background1" w:val="FFFFFF"/>
@@ -7604,6 +7986,7 @@
     </w:tblStylePr>
     <w:tblStylePr w:type="lastCol">
       <w:rPr>
+        <w:rFonts w:eastAsia="黑体"/>
         <w:b/>
         <w:bCs/>
         <w:color w:themeColor="background1" w:val="FFFFFF"/>
@@ -7652,6 +8035,7 @@
     </w:tblStylePr>
     <w:tblStylePr w:type="nwCell">
       <w:rPr>
+        <w:rFonts w:eastAsia="黑体"/>
         <w:color w:themeColor="background1" w:val="FFFFFF"/>
       </w:rPr>
       <w:tblPr/>
@@ -7695,6 +8079,7 @@
         <w:spacing w:after="0" w:before="0" w:line="240" w:lineRule="auto"/>
       </w:pPr>
       <w:rPr>
+        <w:rFonts w:eastAsia="黑体"/>
         <w:b/>
         <w:bCs/>
         <w:color w:themeColor="background1" w:val="FFFFFF"/>
@@ -7717,6 +8102,7 @@
         <w:spacing w:after="0" w:before="0" w:line="240" w:lineRule="auto"/>
       </w:pPr>
       <w:rPr>
+        <w:rFonts w:eastAsia="黑体"/>
         <w:color w:val="auto"/>
       </w:rPr>
       <w:tblPr/>
@@ -7734,6 +8120,7 @@
     </w:tblStylePr>
     <w:tblStylePr w:type="firstCol">
       <w:rPr>
+        <w:rFonts w:eastAsia="黑体"/>
         <w:b/>
         <w:bCs/>
         <w:color w:themeColor="background1" w:val="FFFFFF"/>
@@ -7753,6 +8140,7 @@
     </w:tblStylePr>
     <w:tblStylePr w:type="lastCol">
       <w:rPr>
+        <w:rFonts w:eastAsia="黑体"/>
         <w:b/>
         <w:bCs/>
         <w:color w:themeColor="background1" w:val="FFFFFF"/>
@@ -7801,6 +8189,7 @@
     </w:tblStylePr>
     <w:tblStylePr w:type="nwCell">
       <w:rPr>
+        <w:rFonts w:eastAsia="黑体"/>
         <w:color w:themeColor="background1" w:val="FFFFFF"/>
       </w:rPr>
       <w:tblPr/>
@@ -7844,6 +8233,7 @@
         <w:spacing w:after="0" w:before="0" w:line="240" w:lineRule="auto"/>
       </w:pPr>
       <w:rPr>
+        <w:rFonts w:eastAsia="黑体"/>
         <w:b/>
         <w:bCs/>
         <w:color w:themeColor="background1" w:val="FFFFFF"/>
@@ -7866,6 +8256,7 @@
         <w:spacing w:after="0" w:before="0" w:line="240" w:lineRule="auto"/>
       </w:pPr>
       <w:rPr>
+        <w:rFonts w:eastAsia="黑体"/>
         <w:color w:val="auto"/>
       </w:rPr>
       <w:tblPr/>
@@ -7883,6 +8274,7 @@
     </w:tblStylePr>
     <w:tblStylePr w:type="firstCol">
       <w:rPr>
+        <w:rFonts w:eastAsia="黑体"/>
         <w:b/>
         <w:bCs/>
         <w:color w:themeColor="background1" w:val="FFFFFF"/>
@@ -7902,6 +8294,7 @@
     </w:tblStylePr>
     <w:tblStylePr w:type="lastCol">
       <w:rPr>
+        <w:rFonts w:eastAsia="黑体"/>
         <w:b/>
         <w:bCs/>
         <w:color w:themeColor="background1" w:val="FFFFFF"/>
@@ -7950,6 +8343,7 @@
     </w:tblStylePr>
     <w:tblStylePr w:type="nwCell">
       <w:rPr>
+        <w:rFonts w:eastAsia="黑体"/>
         <w:color w:themeColor="background1" w:val="FFFFFF"/>
       </w:rPr>
       <w:tblPr/>
@@ -7993,6 +8387,7 @@
         <w:spacing w:after="0" w:before="0" w:line="240" w:lineRule="auto"/>
       </w:pPr>
       <w:rPr>
+        <w:rFonts w:eastAsia="黑体"/>
         <w:b/>
         <w:bCs/>
         <w:color w:themeColor="background1" w:val="FFFFFF"/>
@@ -8015,6 +8410,7 @@
         <w:spacing w:after="0" w:before="0" w:line="240" w:lineRule="auto"/>
       </w:pPr>
       <w:rPr>
+        <w:rFonts w:eastAsia="黑体"/>
         <w:color w:val="auto"/>
       </w:rPr>
       <w:tblPr/>
@@ -8032,6 +8428,7 @@
     </w:tblStylePr>
     <w:tblStylePr w:type="firstCol">
       <w:rPr>
+        <w:rFonts w:eastAsia="黑体"/>
         <w:b/>
         <w:bCs/>
         <w:color w:themeColor="background1" w:val="FFFFFF"/>
@@ -8051,6 +8448,7 @@
     </w:tblStylePr>
     <w:tblStylePr w:type="lastCol">
       <w:rPr>
+        <w:rFonts w:eastAsia="黑体"/>
         <w:b/>
         <w:bCs/>
         <w:color w:themeColor="background1" w:val="FFFFFF"/>
@@ -8099,6 +8497,7 @@
     </w:tblStylePr>
     <w:tblStylePr w:type="nwCell">
       <w:rPr>
+        <w:rFonts w:eastAsia="黑体"/>
         <w:color w:themeColor="background1" w:val="FFFFFF"/>
       </w:rPr>
       <w:tblPr/>
@@ -8142,6 +8541,7 @@
         <w:spacing w:after="0" w:before="0" w:line="240" w:lineRule="auto"/>
       </w:pPr>
       <w:rPr>
+        <w:rFonts w:eastAsia="黑体"/>
         <w:b/>
         <w:bCs/>
         <w:color w:themeColor="background1" w:val="FFFFFF"/>
@@ -8164,6 +8564,7 @@
         <w:spacing w:after="0" w:before="0" w:line="240" w:lineRule="auto"/>
       </w:pPr>
       <w:rPr>
+        <w:rFonts w:eastAsia="黑体"/>
         <w:color w:val="auto"/>
       </w:rPr>
       <w:tblPr/>
@@ -8181,6 +8582,7 @@
     </w:tblStylePr>
     <w:tblStylePr w:type="firstCol">
       <w:rPr>
+        <w:rFonts w:eastAsia="黑体"/>
         <w:b/>
         <w:bCs/>
         <w:color w:themeColor="background1" w:val="FFFFFF"/>
@@ -8200,6 +8602,7 @@
     </w:tblStylePr>
     <w:tblStylePr w:type="lastCol">
       <w:rPr>
+        <w:rFonts w:eastAsia="黑体"/>
         <w:b/>
         <w:bCs/>
         <w:color w:themeColor="background1" w:val="FFFFFF"/>
@@ -8248,6 +8651,7 @@
     </w:tblStylePr>
     <w:tblStylePr w:type="nwCell">
       <w:rPr>
+        <w:rFonts w:eastAsia="黑体"/>
         <w:color w:themeColor="background1" w:val="FFFFFF"/>
       </w:rPr>
       <w:tblPr/>
@@ -8272,6 +8676,7 @@
       <w:spacing w:after="0" w:line="240" w:lineRule="auto"/>
     </w:pPr>
     <w:rPr>
+      <w:rFonts w:eastAsia="黑体"/>
       <w:color w:themeColor="text1" w:val="000000"/>
     </w:rPr>
     <w:tblPr>
@@ -8291,7 +8696,7 @@
     </w:tblPr>
     <w:tblStylePr w:type="firstRow">
       <w:rPr>
-        <w:rFonts w:asciiTheme="majorHAnsi" w:cstheme="majorBidi" w:eastAsiaTheme="majorEastAsia" w:hAnsiTheme="majorHAnsi"/>
+        <w:rFonts w:asciiTheme="majorHAnsi" w:cstheme="majorBidi" w:hAnsiTheme="majorHAnsi" w:eastAsia="黑体"/>
       </w:rPr>
       <w:tblPr/>
       <w:tcPr>
@@ -8303,6 +8708,7 @@
     </w:tblStylePr>
     <w:tblStylePr w:type="lastRow">
       <w:rPr>
+        <w:rFonts w:eastAsia="黑体"/>
         <w:b/>
         <w:bCs/>
         <w:color w:themeColor="text2" w:val="1F497D"/>
@@ -8317,12 +8723,14 @@
     </w:tblStylePr>
     <w:tblStylePr w:type="firstCol">
       <w:rPr>
+        <w:rFonts w:eastAsia="黑体"/>
         <w:b/>
         <w:bCs/>
       </w:rPr>
     </w:tblStylePr>
     <w:tblStylePr w:type="lastCol">
       <w:rPr>
+        <w:rFonts w:eastAsia="黑体"/>
         <w:b/>
         <w:bCs/>
       </w:rPr>
@@ -8356,6 +8764,7 @@
       <w:spacing w:after="0" w:line="240" w:lineRule="auto"/>
     </w:pPr>
     <w:rPr>
+      <w:rFonts w:eastAsia="黑体"/>
       <w:color w:themeColor="text1" w:val="000000"/>
     </w:rPr>
     <w:tblPr>
@@ -8375,7 +8784,7 @@
     </w:tblPr>
     <w:tblStylePr w:type="firstRow">
       <w:rPr>
-        <w:rFonts w:asciiTheme="majorHAnsi" w:cstheme="majorBidi" w:eastAsiaTheme="majorEastAsia" w:hAnsiTheme="majorHAnsi"/>
+        <w:rFonts w:asciiTheme="majorHAnsi" w:cstheme="majorBidi" w:hAnsiTheme="majorHAnsi" w:eastAsia="黑体"/>
       </w:rPr>
       <w:tblPr/>
       <w:tcPr>
@@ -8387,6 +8796,7 @@
     </w:tblStylePr>
     <w:tblStylePr w:type="lastRow">
       <w:rPr>
+        <w:rFonts w:eastAsia="黑体"/>
         <w:b/>
         <w:bCs/>
         <w:color w:themeColor="text2" w:val="1F497D"/>
@@ -8401,12 +8811,14 @@
     </w:tblStylePr>
     <w:tblStylePr w:type="firstCol">
       <w:rPr>
+        <w:rFonts w:eastAsia="黑体"/>
         <w:b/>
         <w:bCs/>
       </w:rPr>
     </w:tblStylePr>
     <w:tblStylePr w:type="lastCol">
       <w:rPr>
+        <w:rFonts w:eastAsia="黑体"/>
         <w:b/>
         <w:bCs/>
       </w:rPr>
@@ -8440,6 +8852,7 @@
       <w:spacing w:after="0" w:line="240" w:lineRule="auto"/>
     </w:pPr>
     <w:rPr>
+      <w:rFonts w:eastAsia="黑体"/>
       <w:color w:themeColor="text1" w:val="000000"/>
     </w:rPr>
     <w:tblPr>
@@ -8459,7 +8872,7 @@
     </w:tblPr>
     <w:tblStylePr w:type="firstRow">
       <w:rPr>
-        <w:rFonts w:asciiTheme="majorHAnsi" w:cstheme="majorBidi" w:eastAsiaTheme="majorEastAsia" w:hAnsiTheme="majorHAnsi"/>
+        <w:rFonts w:asciiTheme="majorHAnsi" w:cstheme="majorBidi" w:hAnsiTheme="majorHAnsi" w:eastAsia="黑体"/>
       </w:rPr>
       <w:tblPr/>
       <w:tcPr>
@@ -8471,6 +8884,7 @@
     </w:tblStylePr>
     <w:tblStylePr w:type="lastRow">
       <w:rPr>
+        <w:rFonts w:eastAsia="黑体"/>
         <w:b/>
         <w:bCs/>
         <w:color w:themeColor="text2" w:val="1F497D"/>
@@ -8485,12 +8899,14 @@
     </w:tblStylePr>
     <w:tblStylePr w:type="firstCol">
       <w:rPr>
+        <w:rFonts w:eastAsia="黑体"/>
         <w:b/>
         <w:bCs/>
       </w:rPr>
     </w:tblStylePr>
     <w:tblStylePr w:type="lastCol">
       <w:rPr>
+        <w:rFonts w:eastAsia="黑体"/>
         <w:b/>
         <w:bCs/>
       </w:rPr>
@@ -8524,6 +8940,7 @@
       <w:spacing w:after="0" w:line="240" w:lineRule="auto"/>
     </w:pPr>
     <w:rPr>
+      <w:rFonts w:eastAsia="黑体"/>
       <w:color w:themeColor="text1" w:val="000000"/>
     </w:rPr>
     <w:tblPr>
@@ -8543,7 +8960,7 @@
     </w:tblPr>
     <w:tblStylePr w:type="firstRow">
       <w:rPr>
-        <w:rFonts w:asciiTheme="majorHAnsi" w:cstheme="majorBidi" w:eastAsiaTheme="majorEastAsia" w:hAnsiTheme="majorHAnsi"/>
+        <w:rFonts w:asciiTheme="majorHAnsi" w:cstheme="majorBidi" w:hAnsiTheme="majorHAnsi" w:eastAsia="黑体"/>
       </w:rPr>
       <w:tblPr/>
       <w:tcPr>
@@ -8555,6 +8972,7 @@
     </w:tblStylePr>
     <w:tblStylePr w:type="lastRow">
       <w:rPr>
+        <w:rFonts w:eastAsia="黑体"/>
         <w:b/>
         <w:bCs/>
         <w:color w:themeColor="text2" w:val="1F497D"/>
@@ -8569,12 +8987,14 @@
     </w:tblStylePr>
     <w:tblStylePr w:type="firstCol">
       <w:rPr>
+        <w:rFonts w:eastAsia="黑体"/>
         <w:b/>
         <w:bCs/>
       </w:rPr>
     </w:tblStylePr>
     <w:tblStylePr w:type="lastCol">
       <w:rPr>
+        <w:rFonts w:eastAsia="黑体"/>
         <w:b/>
         <w:bCs/>
       </w:rPr>
@@ -8608,6 +9028,7 @@
       <w:spacing w:after="0" w:line="240" w:lineRule="auto"/>
     </w:pPr>
     <w:rPr>
+      <w:rFonts w:eastAsia="黑体"/>
       <w:color w:themeColor="text1" w:val="000000"/>
     </w:rPr>
     <w:tblPr>
@@ -8627,7 +9048,7 @@
     </w:tblPr>
     <w:tblStylePr w:type="firstRow">
       <w:rPr>
-        <w:rFonts w:asciiTheme="majorHAnsi" w:cstheme="majorBidi" w:eastAsiaTheme="majorEastAsia" w:hAnsiTheme="majorHAnsi"/>
+        <w:rFonts w:asciiTheme="majorHAnsi" w:cstheme="majorBidi" w:hAnsiTheme="majorHAnsi" w:eastAsia="黑体"/>
       </w:rPr>
       <w:tblPr/>
       <w:tcPr>
@@ -8639,6 +9060,7 @@
     </w:tblStylePr>
     <w:tblStylePr w:type="lastRow">
       <w:rPr>
+        <w:rFonts w:eastAsia="黑体"/>
         <w:b/>
         <w:bCs/>
         <w:color w:themeColor="text2" w:val="1F497D"/>
@@ -8653,12 +9075,14 @@
     </w:tblStylePr>
     <w:tblStylePr w:type="firstCol">
       <w:rPr>
+        <w:rFonts w:eastAsia="黑体"/>
         <w:b/>
         <w:bCs/>
       </w:rPr>
     </w:tblStylePr>
     <w:tblStylePr w:type="lastCol">
       <w:rPr>
+        <w:rFonts w:eastAsia="黑体"/>
         <w:b/>
         <w:bCs/>
       </w:rPr>
@@ -8692,6 +9116,7 @@
       <w:spacing w:after="0" w:line="240" w:lineRule="auto"/>
     </w:pPr>
     <w:rPr>
+      <w:rFonts w:eastAsia="黑体"/>
       <w:color w:themeColor="text1" w:val="000000"/>
     </w:rPr>
     <w:tblPr>
@@ -8711,7 +9136,7 @@
     </w:tblPr>
     <w:tblStylePr w:type="firstRow">
       <w:rPr>
-        <w:rFonts w:asciiTheme="majorHAnsi" w:cstheme="majorBidi" w:eastAsiaTheme="majorEastAsia" w:hAnsiTheme="majorHAnsi"/>
+        <w:rFonts w:asciiTheme="majorHAnsi" w:cstheme="majorBidi" w:hAnsiTheme="majorHAnsi" w:eastAsia="黑体"/>
       </w:rPr>
       <w:tblPr/>
       <w:tcPr>
@@ -8723,6 +9148,7 @@
     </w:tblStylePr>
     <w:tblStylePr w:type="lastRow">
       <w:rPr>
+        <w:rFonts w:eastAsia="黑体"/>
         <w:b/>
         <w:bCs/>
         <w:color w:themeColor="text2" w:val="1F497D"/>
@@ -8737,12 +9163,14 @@
     </w:tblStylePr>
     <w:tblStylePr w:type="firstCol">
       <w:rPr>
+        <w:rFonts w:eastAsia="黑体"/>
         <w:b/>
         <w:bCs/>
       </w:rPr>
     </w:tblStylePr>
     <w:tblStylePr w:type="lastCol">
       <w:rPr>
+        <w:rFonts w:eastAsia="黑体"/>
         <w:b/>
         <w:bCs/>
       </w:rPr>
@@ -8776,6 +9204,7 @@
       <w:spacing w:after="0" w:line="240" w:lineRule="auto"/>
     </w:pPr>
     <w:rPr>
+      <w:rFonts w:eastAsia="黑体"/>
       <w:color w:themeColor="text1" w:val="000000"/>
     </w:rPr>
     <w:tblPr>
@@ -8795,7 +9224,7 @@
     </w:tblPr>
     <w:tblStylePr w:type="firstRow">
       <w:rPr>
-        <w:rFonts w:asciiTheme="majorHAnsi" w:cstheme="majorBidi" w:eastAsiaTheme="majorEastAsia" w:hAnsiTheme="majorHAnsi"/>
+        <w:rFonts w:asciiTheme="majorHAnsi" w:cstheme="majorBidi" w:hAnsiTheme="majorHAnsi" w:eastAsia="黑体"/>
       </w:rPr>
       <w:tblPr/>
       <w:tcPr>
@@ -8807,6 +9236,7 @@
     </w:tblStylePr>
     <w:tblStylePr w:type="lastRow">
       <w:rPr>
+        <w:rFonts w:eastAsia="黑体"/>
         <w:b/>
         <w:bCs/>
         <w:color w:themeColor="text2" w:val="1F497D"/>
@@ -8821,12 +9251,14 @@
     </w:tblStylePr>
     <w:tblStylePr w:type="firstCol">
       <w:rPr>
+        <w:rFonts w:eastAsia="黑体"/>
         <w:b/>
         <w:bCs/>
       </w:rPr>
     </w:tblStylePr>
     <w:tblStylePr w:type="lastCol">
       <w:rPr>
+        <w:rFonts w:eastAsia="黑体"/>
         <w:b/>
         <w:bCs/>
       </w:rPr>
@@ -8860,7 +9292,7 @@
       <w:spacing w:after="0" w:line="240" w:lineRule="auto"/>
     </w:pPr>
     <w:rPr>
-      <w:rFonts w:asciiTheme="majorHAnsi" w:cstheme="majorBidi" w:eastAsiaTheme="majorEastAsia" w:hAnsiTheme="majorHAnsi"/>
+      <w:rFonts w:asciiTheme="majorHAnsi" w:cstheme="majorBidi" w:hAnsiTheme="majorHAnsi" w:eastAsia="黑体"/>
       <w:color w:themeColor="text1" w:val="000000"/>
     </w:rPr>
     <w:tblPr>
@@ -8882,6 +9314,7 @@
     </w:tblPr>
     <w:tblStylePr w:type="firstRow">
       <w:rPr>
+        <w:rFonts w:eastAsia="黑体"/>
         <w:sz w:val="24"/>
         <w:szCs w:val="24"/>
       </w:rPr>
@@ -8988,7 +9421,7 @@
       <w:spacing w:after="0" w:line="240" w:lineRule="auto"/>
     </w:pPr>
     <w:rPr>
-      <w:rFonts w:asciiTheme="majorHAnsi" w:cstheme="majorBidi" w:eastAsiaTheme="majorEastAsia" w:hAnsiTheme="majorHAnsi"/>
+      <w:rFonts w:asciiTheme="majorHAnsi" w:cstheme="majorBidi" w:hAnsiTheme="majorHAnsi" w:eastAsia="黑体"/>
       <w:color w:themeColor="text1" w:val="000000"/>
     </w:rPr>
     <w:tblPr>
@@ -9010,6 +9443,7 @@
     </w:tblPr>
     <w:tblStylePr w:type="firstRow">
       <w:rPr>
+        <w:rFonts w:eastAsia="黑体"/>
         <w:sz w:val="24"/>
         <w:szCs w:val="24"/>
       </w:rPr>
@@ -9116,7 +9550,7 @@
       <w:spacing w:after="0" w:line="240" w:lineRule="auto"/>
     </w:pPr>
     <w:rPr>
-      <w:rFonts w:asciiTheme="majorHAnsi" w:cstheme="majorBidi" w:eastAsiaTheme="majorEastAsia" w:hAnsiTheme="majorHAnsi"/>
+      <w:rFonts w:asciiTheme="majorHAnsi" w:cstheme="majorBidi" w:hAnsiTheme="majorHAnsi" w:eastAsia="黑体"/>
       <w:color w:themeColor="text1" w:val="000000"/>
     </w:rPr>
     <w:tblPr>
@@ -9138,6 +9572,7 @@
     </w:tblPr>
     <w:tblStylePr w:type="firstRow">
       <w:rPr>
+        <w:rFonts w:eastAsia="黑体"/>
         <w:sz w:val="24"/>
         <w:szCs w:val="24"/>
       </w:rPr>
@@ -9244,7 +9679,7 @@
       <w:spacing w:after="0" w:line="240" w:lineRule="auto"/>
     </w:pPr>
     <w:rPr>
-      <w:rFonts w:asciiTheme="majorHAnsi" w:cstheme="majorBidi" w:eastAsiaTheme="majorEastAsia" w:hAnsiTheme="majorHAnsi"/>
+      <w:rFonts w:asciiTheme="majorHAnsi" w:cstheme="majorBidi" w:hAnsiTheme="majorHAnsi" w:eastAsia="黑体"/>
       <w:color w:themeColor="text1" w:val="000000"/>
     </w:rPr>
     <w:tblPr>
@@ -9266,6 +9701,7 @@
     </w:tblPr>
     <w:tblStylePr w:type="firstRow">
       <w:rPr>
+        <w:rFonts w:eastAsia="黑体"/>
         <w:sz w:val="24"/>
         <w:szCs w:val="24"/>
       </w:rPr>
@@ -9372,7 +9808,7 @@
       <w:spacing w:after="0" w:line="240" w:lineRule="auto"/>
     </w:pPr>
     <w:rPr>
-      <w:rFonts w:asciiTheme="majorHAnsi" w:cstheme="majorBidi" w:eastAsiaTheme="majorEastAsia" w:hAnsiTheme="majorHAnsi"/>
+      <w:rFonts w:asciiTheme="majorHAnsi" w:cstheme="majorBidi" w:hAnsiTheme="majorHAnsi" w:eastAsia="黑体"/>
       <w:color w:themeColor="text1" w:val="000000"/>
     </w:rPr>
     <w:tblPr>
@@ -9394,6 +9830,7 @@
     </w:tblPr>
     <w:tblStylePr w:type="firstRow">
       <w:rPr>
+        <w:rFonts w:eastAsia="黑体"/>
         <w:sz w:val="24"/>
         <w:szCs w:val="24"/>
       </w:rPr>
@@ -9500,7 +9937,7 @@
       <w:spacing w:after="0" w:line="240" w:lineRule="auto"/>
     </w:pPr>
     <w:rPr>
-      <w:rFonts w:asciiTheme="majorHAnsi" w:cstheme="majorBidi" w:eastAsiaTheme="majorEastAsia" w:hAnsiTheme="majorHAnsi"/>
+      <w:rFonts w:asciiTheme="majorHAnsi" w:cstheme="majorBidi" w:hAnsiTheme="majorHAnsi" w:eastAsia="黑体"/>
       <w:color w:themeColor="text1" w:val="000000"/>
     </w:rPr>
     <w:tblPr>
@@ -9522,6 +9959,7 @@
     </w:tblPr>
     <w:tblStylePr w:type="firstRow">
       <w:rPr>
+        <w:rFonts w:eastAsia="黑体"/>
         <w:sz w:val="24"/>
         <w:szCs w:val="24"/>
       </w:rPr>
@@ -9628,7 +10066,7 @@
       <w:spacing w:after="0" w:line="240" w:lineRule="auto"/>
     </w:pPr>
     <w:rPr>
-      <w:rFonts w:asciiTheme="majorHAnsi" w:cstheme="majorBidi" w:eastAsiaTheme="majorEastAsia" w:hAnsiTheme="majorHAnsi"/>
+      <w:rFonts w:asciiTheme="majorHAnsi" w:cstheme="majorBidi" w:hAnsiTheme="majorHAnsi" w:eastAsia="黑体"/>
       <w:color w:themeColor="text1" w:val="000000"/>
     </w:rPr>
     <w:tblPr>
@@ -9650,6 +10088,7 @@
     </w:tblPr>
     <w:tblStylePr w:type="firstRow">
       <w:rPr>
+        <w:rFonts w:eastAsia="黑体"/>
         <w:sz w:val="24"/>
         <w:szCs w:val="24"/>
       </w:rPr>
@@ -9779,12 +10218,14 @@
     </w:tcPr>
     <w:tblStylePr w:type="firstRow">
       <w:rPr>
+        <w:rFonts w:eastAsia="黑体"/>
         <w:b/>
         <w:bCs/>
       </w:rPr>
     </w:tblStylePr>
     <w:tblStylePr w:type="lastRow">
       <w:rPr>
+        <w:rFonts w:eastAsia="黑体"/>
         <w:b/>
         <w:bCs/>
       </w:rPr>
@@ -9797,12 +10238,14 @@
     </w:tblStylePr>
     <w:tblStylePr w:type="firstCol">
       <w:rPr>
+        <w:rFonts w:eastAsia="黑体"/>
         <w:b/>
         <w:bCs/>
       </w:rPr>
     </w:tblStylePr>
     <w:tblStylePr w:type="lastCol">
       <w:rPr>
+        <w:rFonts w:eastAsia="黑体"/>
         <w:b/>
         <w:bCs/>
       </w:rPr>
@@ -9852,12 +10295,14 @@
     </w:tcPr>
     <w:tblStylePr w:type="firstRow">
       <w:rPr>
+        <w:rFonts w:eastAsia="黑体"/>
         <w:b/>
         <w:bCs/>
       </w:rPr>
     </w:tblStylePr>
     <w:tblStylePr w:type="lastRow">
       <w:rPr>
+        <w:rFonts w:eastAsia="黑体"/>
         <w:b/>
         <w:bCs/>
       </w:rPr>
@@ -9870,12 +10315,14 @@
     </w:tblStylePr>
     <w:tblStylePr w:type="firstCol">
       <w:rPr>
+        <w:rFonts w:eastAsia="黑体"/>
         <w:b/>
         <w:bCs/>
       </w:rPr>
     </w:tblStylePr>
     <w:tblStylePr w:type="lastCol">
       <w:rPr>
+        <w:rFonts w:eastAsia="黑体"/>
         <w:b/>
         <w:bCs/>
       </w:rPr>
@@ -9925,12 +10372,14 @@
     </w:tcPr>
     <w:tblStylePr w:type="firstRow">
       <w:rPr>
+        <w:rFonts w:eastAsia="黑体"/>
         <w:b/>
         <w:bCs/>
       </w:rPr>
     </w:tblStylePr>
     <w:tblStylePr w:type="lastRow">
       <w:rPr>
+        <w:rFonts w:eastAsia="黑体"/>
         <w:b/>
         <w:bCs/>
       </w:rPr>
@@ -9943,12 +10392,14 @@
     </w:tblStylePr>
     <w:tblStylePr w:type="firstCol">
       <w:rPr>
+        <w:rFonts w:eastAsia="黑体"/>
         <w:b/>
         <w:bCs/>
       </w:rPr>
     </w:tblStylePr>
     <w:tblStylePr w:type="lastCol">
       <w:rPr>
+        <w:rFonts w:eastAsia="黑体"/>
         <w:b/>
         <w:bCs/>
       </w:rPr>
@@ -9998,12 +10449,14 @@
     </w:tcPr>
     <w:tblStylePr w:type="firstRow">
       <w:rPr>
+        <w:rFonts w:eastAsia="黑体"/>
         <w:b/>
         <w:bCs/>
       </w:rPr>
     </w:tblStylePr>
     <w:tblStylePr w:type="lastRow">
       <w:rPr>
+        <w:rFonts w:eastAsia="黑体"/>
         <w:b/>
         <w:bCs/>
       </w:rPr>
@@ -10016,12 +10469,14 @@
     </w:tblStylePr>
     <w:tblStylePr w:type="firstCol">
       <w:rPr>
+        <w:rFonts w:eastAsia="黑体"/>
         <w:b/>
         <w:bCs/>
       </w:rPr>
     </w:tblStylePr>
     <w:tblStylePr w:type="lastCol">
       <w:rPr>
+        <w:rFonts w:eastAsia="黑体"/>
         <w:b/>
         <w:bCs/>
       </w:rPr>
@@ -10071,12 +10526,14 @@
     </w:tcPr>
     <w:tblStylePr w:type="firstRow">
       <w:rPr>
+        <w:rFonts w:eastAsia="黑体"/>
         <w:b/>
         <w:bCs/>
       </w:rPr>
     </w:tblStylePr>
     <w:tblStylePr w:type="lastRow">
       <w:rPr>
+        <w:rFonts w:eastAsia="黑体"/>
         <w:b/>
         <w:bCs/>
       </w:rPr>
@@ -10089,12 +10546,14 @@
     </w:tblStylePr>
     <w:tblStylePr w:type="firstCol">
       <w:rPr>
+        <w:rFonts w:eastAsia="黑体"/>
         <w:b/>
         <w:bCs/>
       </w:rPr>
     </w:tblStylePr>
     <w:tblStylePr w:type="lastCol">
       <w:rPr>
+        <w:rFonts w:eastAsia="黑体"/>
         <w:b/>
         <w:bCs/>
       </w:rPr>
@@ -10144,12 +10603,14 @@
     </w:tcPr>
     <w:tblStylePr w:type="firstRow">
       <w:rPr>
+        <w:rFonts w:eastAsia="黑体"/>
         <w:b/>
         <w:bCs/>
       </w:rPr>
     </w:tblStylePr>
     <w:tblStylePr w:type="lastRow">
       <w:rPr>
+        <w:rFonts w:eastAsia="黑体"/>
         <w:b/>
         <w:bCs/>
       </w:rPr>
@@ -10162,12 +10623,14 @@
     </w:tblStylePr>
     <w:tblStylePr w:type="firstCol">
       <w:rPr>
+        <w:rFonts w:eastAsia="黑体"/>
         <w:b/>
         <w:bCs/>
       </w:rPr>
     </w:tblStylePr>
     <w:tblStylePr w:type="lastCol">
       <w:rPr>
+        <w:rFonts w:eastAsia="黑体"/>
         <w:b/>
         <w:bCs/>
       </w:rPr>
@@ -10217,12 +10680,14 @@
     </w:tcPr>
     <w:tblStylePr w:type="firstRow">
       <w:rPr>
+        <w:rFonts w:eastAsia="黑体"/>
         <w:b/>
         <w:bCs/>
       </w:rPr>
     </w:tblStylePr>
     <w:tblStylePr w:type="lastRow">
       <w:rPr>
+        <w:rFonts w:eastAsia="黑体"/>
         <w:b/>
         <w:bCs/>
       </w:rPr>
@@ -10235,12 +10700,14 @@
     </w:tblStylePr>
     <w:tblStylePr w:type="firstCol">
       <w:rPr>
+        <w:rFonts w:eastAsia="黑体"/>
         <w:b/>
         <w:bCs/>
       </w:rPr>
     </w:tblStylePr>
     <w:tblStylePr w:type="lastCol">
       <w:rPr>
+        <w:rFonts w:eastAsia="黑体"/>
         <w:b/>
         <w:bCs/>
       </w:rPr>
@@ -10267,7 +10734,7 @@
       <w:spacing w:after="0" w:line="240" w:lineRule="auto"/>
     </w:pPr>
     <w:rPr>
-      <w:rFonts w:asciiTheme="majorHAnsi" w:cstheme="majorBidi" w:eastAsiaTheme="majorEastAsia" w:hAnsiTheme="majorHAnsi"/>
+      <w:rFonts w:asciiTheme="majorHAnsi" w:cstheme="majorBidi" w:hAnsiTheme="majorHAnsi" w:eastAsia="黑体"/>
       <w:color w:themeColor="text1" w:val="000000"/>
     </w:rPr>
     <w:tblPr>
@@ -10294,6 +10761,7 @@
     </w:tcPr>
     <w:tblStylePr w:type="firstRow">
       <w:rPr>
+        <w:rFonts w:eastAsia="黑体"/>
         <w:b/>
         <w:bCs/>
         <w:color w:themeColor="text1" w:val="000000"/>
@@ -10305,6 +10773,7 @@
     </w:tblStylePr>
     <w:tblStylePr w:type="lastRow">
       <w:rPr>
+        <w:rFonts w:eastAsia="黑体"/>
         <w:b/>
         <w:bCs/>
         <w:color w:themeColor="text1" w:val="000000"/>
@@ -10324,6 +10793,7 @@
     </w:tblStylePr>
     <w:tblStylePr w:type="firstCol">
       <w:rPr>
+        <w:rFonts w:eastAsia="黑体"/>
         <w:b/>
         <w:bCs/>
         <w:color w:themeColor="text1" w:val="000000"/>
@@ -10343,6 +10813,7 @@
     </w:tblStylePr>
     <w:tblStylePr w:type="lastCol">
       <w:rPr>
+        <w:rFonts w:eastAsia="黑体"/>
         <w:b w:val="0"/>
         <w:bCs w:val="0"/>
         <w:color w:themeColor="text1" w:val="000000"/>
@@ -10392,7 +10863,7 @@
       <w:spacing w:after="0" w:line="240" w:lineRule="auto"/>
     </w:pPr>
     <w:rPr>
-      <w:rFonts w:asciiTheme="majorHAnsi" w:cstheme="majorBidi" w:eastAsiaTheme="majorEastAsia" w:hAnsiTheme="majorHAnsi"/>
+      <w:rFonts w:asciiTheme="majorHAnsi" w:cstheme="majorBidi" w:hAnsiTheme="majorHAnsi" w:eastAsia="黑体"/>
       <w:color w:themeColor="text1" w:val="000000"/>
     </w:rPr>
     <w:tblPr>
@@ -10419,6 +10890,7 @@
     </w:tcPr>
     <w:tblStylePr w:type="firstRow">
       <w:rPr>
+        <w:rFonts w:eastAsia="黑体"/>
         <w:b/>
         <w:bCs/>
         <w:color w:themeColor="text1" w:val="000000"/>
@@ -10430,6 +10902,7 @@
     </w:tblStylePr>
     <w:tblStylePr w:type="lastRow">
       <w:rPr>
+        <w:rFonts w:eastAsia="黑体"/>
         <w:b/>
         <w:bCs/>
         <w:color w:themeColor="text1" w:val="000000"/>
@@ -10449,6 +10922,7 @@
     </w:tblStylePr>
     <w:tblStylePr w:type="firstCol">
       <w:rPr>
+        <w:rFonts w:eastAsia="黑体"/>
         <w:b/>
         <w:bCs/>
         <w:color w:themeColor="text1" w:val="000000"/>
@@ -10468,6 +10942,7 @@
     </w:tblStylePr>
     <w:tblStylePr w:type="lastCol">
       <w:rPr>
+        <w:rFonts w:eastAsia="黑体"/>
         <w:b w:val="0"/>
         <w:bCs w:val="0"/>
         <w:color w:themeColor="text1" w:val="000000"/>
@@ -10517,7 +10992,7 @@
       <w:spacing w:after="0" w:line="240" w:lineRule="auto"/>
     </w:pPr>
     <w:rPr>
-      <w:rFonts w:asciiTheme="majorHAnsi" w:cstheme="majorBidi" w:eastAsiaTheme="majorEastAsia" w:hAnsiTheme="majorHAnsi"/>
+      <w:rFonts w:asciiTheme="majorHAnsi" w:cstheme="majorBidi" w:hAnsiTheme="majorHAnsi" w:eastAsia="黑体"/>
       <w:color w:themeColor="text1" w:val="000000"/>
     </w:rPr>
     <w:tblPr>
@@ -10544,6 +11019,7 @@
     </w:tcPr>
     <w:tblStylePr w:type="firstRow">
       <w:rPr>
+        <w:rFonts w:eastAsia="黑体"/>
         <w:b/>
         <w:bCs/>
         <w:color w:themeColor="text1" w:val="000000"/>
@@ -10555,6 +11031,7 @@
     </w:tblStylePr>
     <w:tblStylePr w:type="lastRow">
       <w:rPr>
+        <w:rFonts w:eastAsia="黑体"/>
         <w:b/>
         <w:bCs/>
         <w:color w:themeColor="text1" w:val="000000"/>
@@ -10574,6 +11051,7 @@
     </w:tblStylePr>
     <w:tblStylePr w:type="firstCol">
       <w:rPr>
+        <w:rFonts w:eastAsia="黑体"/>
         <w:b/>
         <w:bCs/>
         <w:color w:themeColor="text1" w:val="000000"/>
@@ -10593,6 +11071,7 @@
     </w:tblStylePr>
     <w:tblStylePr w:type="lastCol">
       <w:rPr>
+        <w:rFonts w:eastAsia="黑体"/>
         <w:b w:val="0"/>
         <w:bCs w:val="0"/>
         <w:color w:themeColor="text1" w:val="000000"/>
@@ -10642,7 +11121,7 @@
       <w:spacing w:after="0" w:line="240" w:lineRule="auto"/>
     </w:pPr>
     <w:rPr>
-      <w:rFonts w:asciiTheme="majorHAnsi" w:cstheme="majorBidi" w:eastAsiaTheme="majorEastAsia" w:hAnsiTheme="majorHAnsi"/>
+      <w:rFonts w:asciiTheme="majorHAnsi" w:cstheme="majorBidi" w:hAnsiTheme="majorHAnsi" w:eastAsia="黑体"/>
       <w:color w:themeColor="text1" w:val="000000"/>
     </w:rPr>
     <w:tblPr>
@@ -10669,6 +11148,7 @@
     </w:tcPr>
     <w:tblStylePr w:type="firstRow">
       <w:rPr>
+        <w:rFonts w:eastAsia="黑体"/>
         <w:b/>
         <w:bCs/>
         <w:color w:themeColor="text1" w:val="000000"/>
@@ -10680,6 +11160,7 @@
     </w:tblStylePr>
     <w:tblStylePr w:type="lastRow">
       <w:rPr>
+        <w:rFonts w:eastAsia="黑体"/>
         <w:b/>
         <w:bCs/>
         <w:color w:themeColor="text1" w:val="000000"/>
@@ -10699,6 +11180,7 @@
     </w:tblStylePr>
     <w:tblStylePr w:type="firstCol">
       <w:rPr>
+        <w:rFonts w:eastAsia="黑体"/>
         <w:b/>
         <w:bCs/>
         <w:color w:themeColor="text1" w:val="000000"/>
@@ -10718,6 +11200,7 @@
     </w:tblStylePr>
     <w:tblStylePr w:type="lastCol">
       <w:rPr>
+        <w:rFonts w:eastAsia="黑体"/>
         <w:b w:val="0"/>
         <w:bCs w:val="0"/>
         <w:color w:themeColor="text1" w:val="000000"/>
@@ -10767,7 +11250,7 @@
       <w:spacing w:after="0" w:line="240" w:lineRule="auto"/>
     </w:pPr>
     <w:rPr>
-      <w:rFonts w:asciiTheme="majorHAnsi" w:cstheme="majorBidi" w:eastAsiaTheme="majorEastAsia" w:hAnsiTheme="majorHAnsi"/>
+      <w:rFonts w:asciiTheme="majorHAnsi" w:cstheme="majorBidi" w:hAnsiTheme="majorHAnsi" w:eastAsia="黑体"/>
       <w:color w:themeColor="text1" w:val="000000"/>
     </w:rPr>
     <w:tblPr>
@@ -10794,6 +11277,7 @@
     </w:tcPr>
     <w:tblStylePr w:type="firstRow">
       <w:rPr>
+        <w:rFonts w:eastAsia="黑体"/>
         <w:b/>
         <w:bCs/>
         <w:color w:themeColor="text1" w:val="000000"/>
@@ -10805,6 +11289,7 @@
     </w:tblStylePr>
     <w:tblStylePr w:type="lastRow">
       <w:rPr>
+        <w:rFonts w:eastAsia="黑体"/>
         <w:b/>
         <w:bCs/>
         <w:color w:themeColor="text1" w:val="000000"/>
@@ -10824,6 +11309,7 @@
     </w:tblStylePr>
     <w:tblStylePr w:type="firstCol">
       <w:rPr>
+        <w:rFonts w:eastAsia="黑体"/>
         <w:b/>
         <w:bCs/>
         <w:color w:themeColor="text1" w:val="000000"/>
@@ -10843,6 +11329,7 @@
     </w:tblStylePr>
     <w:tblStylePr w:type="lastCol">
       <w:rPr>
+        <w:rFonts w:eastAsia="黑体"/>
         <w:b w:val="0"/>
         <w:bCs w:val="0"/>
         <w:color w:themeColor="text1" w:val="000000"/>
@@ -10892,7 +11379,7 @@
       <w:spacing w:after="0" w:line="240" w:lineRule="auto"/>
     </w:pPr>
     <w:rPr>
-      <w:rFonts w:asciiTheme="majorHAnsi" w:cstheme="majorBidi" w:eastAsiaTheme="majorEastAsia" w:hAnsiTheme="majorHAnsi"/>
+      <w:rFonts w:asciiTheme="majorHAnsi" w:cstheme="majorBidi" w:hAnsiTheme="majorHAnsi" w:eastAsia="黑体"/>
       <w:color w:themeColor="text1" w:val="000000"/>
     </w:rPr>
     <w:tblPr>
@@ -10919,6 +11406,7 @@
     </w:tcPr>
     <w:tblStylePr w:type="firstRow">
       <w:rPr>
+        <w:rFonts w:eastAsia="黑体"/>
         <w:b/>
         <w:bCs/>
         <w:color w:themeColor="text1" w:val="000000"/>
@@ -10930,6 +11418,7 @@
     </w:tblStylePr>
     <w:tblStylePr w:type="lastRow">
       <w:rPr>
+        <w:rFonts w:eastAsia="黑体"/>
         <w:b/>
         <w:bCs/>
         <w:color w:themeColor="text1" w:val="000000"/>
@@ -10949,6 +11438,7 @@
     </w:tblStylePr>
     <w:tblStylePr w:type="firstCol">
       <w:rPr>
+        <w:rFonts w:eastAsia="黑体"/>
         <w:b/>
         <w:bCs/>
         <w:color w:themeColor="text1" w:val="000000"/>
@@ -10968,6 +11458,7 @@
     </w:tblStylePr>
     <w:tblStylePr w:type="lastCol">
       <w:rPr>
+        <w:rFonts w:eastAsia="黑体"/>
         <w:b w:val="0"/>
         <w:bCs w:val="0"/>
         <w:color w:themeColor="text1" w:val="000000"/>
@@ -11017,7 +11508,7 @@
       <w:spacing w:after="0" w:line="240" w:lineRule="auto"/>
     </w:pPr>
     <w:rPr>
-      <w:rFonts w:asciiTheme="majorHAnsi" w:cstheme="majorBidi" w:eastAsiaTheme="majorEastAsia" w:hAnsiTheme="majorHAnsi"/>
+      <w:rFonts w:asciiTheme="majorHAnsi" w:cstheme="majorBidi" w:hAnsiTheme="majorHAnsi" w:eastAsia="黑体"/>
       <w:color w:themeColor="text1" w:val="000000"/>
     </w:rPr>
     <w:tblPr>
@@ -11044,6 +11535,7 @@
     </w:tcPr>
     <w:tblStylePr w:type="firstRow">
       <w:rPr>
+        <w:rFonts w:eastAsia="黑体"/>
         <w:b/>
         <w:bCs/>
         <w:color w:themeColor="text1" w:val="000000"/>
@@ -11055,6 +11547,7 @@
     </w:tblStylePr>
     <w:tblStylePr w:type="lastRow">
       <w:rPr>
+        <w:rFonts w:eastAsia="黑体"/>
         <w:b/>
         <w:bCs/>
         <w:color w:themeColor="text1" w:val="000000"/>
@@ -11074,6 +11567,7 @@
     </w:tblStylePr>
     <w:tblStylePr w:type="firstCol">
       <w:rPr>
+        <w:rFonts w:eastAsia="黑体"/>
         <w:b/>
         <w:bCs/>
         <w:color w:themeColor="text1" w:val="000000"/>
@@ -11093,6 +11587,7 @@
     </w:tblStylePr>
     <w:tblStylePr w:type="lastCol">
       <w:rPr>
+        <w:rFonts w:eastAsia="黑体"/>
         <w:b w:val="0"/>
         <w:bCs w:val="0"/>
         <w:color w:themeColor="text1" w:val="000000"/>
@@ -11165,6 +11660,7 @@
     </w:tcPr>
     <w:tblStylePr w:type="firstRow">
       <w:rPr>
+        <w:rFonts w:eastAsia="黑体"/>
         <w:b/>
         <w:bCs/>
         <w:i w:val="0"/>
@@ -11186,6 +11682,7 @@
     </w:tblStylePr>
     <w:tblStylePr w:type="lastRow">
       <w:rPr>
+        <w:rFonts w:eastAsia="黑体"/>
         <w:b/>
         <w:bCs/>
         <w:i w:val="0"/>
@@ -11207,6 +11704,7 @@
     </w:tblStylePr>
     <w:tblStylePr w:type="firstCol">
       <w:rPr>
+        <w:rFonts w:eastAsia="黑体"/>
         <w:b/>
         <w:bCs/>
         <w:i w:val="0"/>
@@ -11226,6 +11724,7 @@
     </w:tblStylePr>
     <w:tblStylePr w:type="lastCol">
       <w:rPr>
+        <w:rFonts w:eastAsia="黑体"/>
         <w:b/>
         <w:bCs/>
         <w:i w:val="0"/>
@@ -11306,6 +11805,7 @@
     </w:tcPr>
     <w:tblStylePr w:type="firstRow">
       <w:rPr>
+        <w:rFonts w:eastAsia="黑体"/>
         <w:b/>
         <w:bCs/>
         <w:i w:val="0"/>
@@ -11327,6 +11827,7 @@
     </w:tblStylePr>
     <w:tblStylePr w:type="lastRow">
       <w:rPr>
+        <w:rFonts w:eastAsia="黑体"/>
         <w:b/>
         <w:bCs/>
         <w:i w:val="0"/>
@@ -11348,6 +11849,7 @@
     </w:tblStylePr>
     <w:tblStylePr w:type="firstCol">
       <w:rPr>
+        <w:rFonts w:eastAsia="黑体"/>
         <w:b/>
         <w:bCs/>
         <w:i w:val="0"/>
@@ -11367,6 +11869,7 @@
     </w:tblStylePr>
     <w:tblStylePr w:type="lastCol">
       <w:rPr>
+        <w:rFonts w:eastAsia="黑体"/>
         <w:b/>
         <w:bCs/>
         <w:i w:val="0"/>
@@ -11447,6 +11950,7 @@
     </w:tcPr>
     <w:tblStylePr w:type="firstRow">
       <w:rPr>
+        <w:rFonts w:eastAsia="黑体"/>
         <w:b/>
         <w:bCs/>
         <w:i w:val="0"/>
@@ -11468,6 +11972,7 @@
     </w:tblStylePr>
     <w:tblStylePr w:type="lastRow">
       <w:rPr>
+        <w:rFonts w:eastAsia="黑体"/>
         <w:b/>
         <w:bCs/>
         <w:i w:val="0"/>
@@ -11489,6 +11994,7 @@
     </w:tblStylePr>
     <w:tblStylePr w:type="firstCol">
       <w:rPr>
+        <w:rFonts w:eastAsia="黑体"/>
         <w:b/>
         <w:bCs/>
         <w:i w:val="0"/>
@@ -11508,6 +12014,7 @@
     </w:tblStylePr>
     <w:tblStylePr w:type="lastCol">
       <w:rPr>
+        <w:rFonts w:eastAsia="黑体"/>
         <w:b/>
         <w:bCs/>
         <w:i w:val="0"/>
@@ -11588,6 +12095,7 @@
     </w:tcPr>
     <w:tblStylePr w:type="firstRow">
       <w:rPr>
+        <w:rFonts w:eastAsia="黑体"/>
         <w:b/>
         <w:bCs/>
         <w:i w:val="0"/>
@@ -11609,6 +12117,7 @@
     </w:tblStylePr>
     <w:tblStylePr w:type="lastRow">
       <w:rPr>
+        <w:rFonts w:eastAsia="黑体"/>
         <w:b/>
         <w:bCs/>
         <w:i w:val="0"/>
@@ -11630,6 +12139,7 @@
     </w:tblStylePr>
     <w:tblStylePr w:type="firstCol">
       <w:rPr>
+        <w:rFonts w:eastAsia="黑体"/>
         <w:b/>
         <w:bCs/>
         <w:i w:val="0"/>
@@ -11649,6 +12159,7 @@
     </w:tblStylePr>
     <w:tblStylePr w:type="lastCol">
       <w:rPr>
+        <w:rFonts w:eastAsia="黑体"/>
         <w:b/>
         <w:bCs/>
         <w:i w:val="0"/>
@@ -11729,6 +12240,7 @@
     </w:tcPr>
     <w:tblStylePr w:type="firstRow">
       <w:rPr>
+        <w:rFonts w:eastAsia="黑体"/>
         <w:b/>
         <w:bCs/>
         <w:i w:val="0"/>
@@ -11750,6 +12262,7 @@
     </w:tblStylePr>
     <w:tblStylePr w:type="lastRow">
       <w:rPr>
+        <w:rFonts w:eastAsia="黑体"/>
         <w:b/>
         <w:bCs/>
         <w:i w:val="0"/>
@@ -11771,6 +12284,7 @@
     </w:tblStylePr>
     <w:tblStylePr w:type="firstCol">
       <w:rPr>
+        <w:rFonts w:eastAsia="黑体"/>
         <w:b/>
         <w:bCs/>
         <w:i w:val="0"/>
@@ -11790,6 +12304,7 @@
     </w:tblStylePr>
     <w:tblStylePr w:type="lastCol">
       <w:rPr>
+        <w:rFonts w:eastAsia="黑体"/>
         <w:b/>
         <w:bCs/>
         <w:i w:val="0"/>
@@ -11870,6 +12385,7 @@
     </w:tcPr>
     <w:tblStylePr w:type="firstRow">
       <w:rPr>
+        <w:rFonts w:eastAsia="黑体"/>
         <w:b/>
         <w:bCs/>
         <w:i w:val="0"/>
@@ -11891,6 +12407,7 @@
     </w:tblStylePr>
     <w:tblStylePr w:type="lastRow">
       <w:rPr>
+        <w:rFonts w:eastAsia="黑体"/>
         <w:b/>
         <w:bCs/>
         <w:i w:val="0"/>
@@ -11912,6 +12429,7 @@
     </w:tblStylePr>
     <w:tblStylePr w:type="firstCol">
       <w:rPr>
+        <w:rFonts w:eastAsia="黑体"/>
         <w:b/>
         <w:bCs/>
         <w:i w:val="0"/>
@@ -11931,6 +12449,7 @@
     </w:tblStylePr>
     <w:tblStylePr w:type="lastCol">
       <w:rPr>
+        <w:rFonts w:eastAsia="黑体"/>
         <w:b/>
         <w:bCs/>
         <w:i w:val="0"/>
@@ -12011,6 +12530,7 @@
     </w:tcPr>
     <w:tblStylePr w:type="firstRow">
       <w:rPr>
+        <w:rFonts w:eastAsia="黑体"/>
         <w:b/>
         <w:bCs/>
         <w:i w:val="0"/>
@@ -12032,6 +12552,7 @@
     </w:tblStylePr>
     <w:tblStylePr w:type="lastRow">
       <w:rPr>
+        <w:rFonts w:eastAsia="黑体"/>
         <w:b/>
         <w:bCs/>
         <w:i w:val="0"/>
@@ -12053,6 +12574,7 @@
     </w:tblStylePr>
     <w:tblStylePr w:type="firstCol">
       <w:rPr>
+        <w:rFonts w:eastAsia="黑体"/>
         <w:b/>
         <w:bCs/>
         <w:i w:val="0"/>
@@ -12072,6 +12594,7 @@
     </w:tblStylePr>
     <w:tblStylePr w:type="lastCol">
       <w:rPr>
+        <w:rFonts w:eastAsia="黑体"/>
         <w:b/>
         <w:bCs/>
         <w:i w:val="0"/>
@@ -12129,6 +12652,7 @@
       <w:spacing w:after="0" w:line="240" w:lineRule="auto"/>
     </w:pPr>
     <w:rPr>
+      <w:rFonts w:eastAsia="黑体"/>
       <w:color w:themeColor="background1" w:val="FFFFFF"/>
     </w:rPr>
     <w:tblPr>
@@ -12147,6 +12671,7 @@
     </w:tcPr>
     <w:tblStylePr w:type="firstRow">
       <w:rPr>
+        <w:rFonts w:eastAsia="黑体"/>
         <w:b/>
         <w:bCs/>
       </w:rPr>
@@ -12243,6 +12768,7 @@
       <w:spacing w:after="0" w:line="240" w:lineRule="auto"/>
     </w:pPr>
     <w:rPr>
+      <w:rFonts w:eastAsia="黑体"/>
       <w:color w:themeColor="background1" w:val="FFFFFF"/>
     </w:rPr>
     <w:tblPr>
@@ -12261,6 +12787,7 @@
     </w:tcPr>
     <w:tblStylePr w:type="firstRow">
       <w:rPr>
+        <w:rFonts w:eastAsia="黑体"/>
         <w:b/>
         <w:bCs/>
       </w:rPr>
@@ -12357,6 +12884,7 @@
       <w:spacing w:after="0" w:line="240" w:lineRule="auto"/>
     </w:pPr>
     <w:rPr>
+      <w:rFonts w:eastAsia="黑体"/>
       <w:color w:themeColor="background1" w:val="FFFFFF"/>
     </w:rPr>
     <w:tblPr>
@@ -12375,6 +12903,7 @@
     </w:tcPr>
     <w:tblStylePr w:type="firstRow">
       <w:rPr>
+        <w:rFonts w:eastAsia="黑体"/>
         <w:b/>
         <w:bCs/>
       </w:rPr>
@@ -12471,6 +13000,7 @@
       <w:spacing w:after="0" w:line="240" w:lineRule="auto"/>
     </w:pPr>
     <w:rPr>
+      <w:rFonts w:eastAsia="黑体"/>
       <w:color w:themeColor="background1" w:val="FFFFFF"/>
     </w:rPr>
     <w:tblPr>
@@ -12489,6 +13019,7 @@
     </w:tcPr>
     <w:tblStylePr w:type="firstRow">
       <w:rPr>
+        <w:rFonts w:eastAsia="黑体"/>
         <w:b/>
         <w:bCs/>
       </w:rPr>
@@ -12585,6 +13116,7 @@
       <w:spacing w:after="0" w:line="240" w:lineRule="auto"/>
     </w:pPr>
     <w:rPr>
+      <w:rFonts w:eastAsia="黑体"/>
       <w:color w:themeColor="background1" w:val="FFFFFF"/>
     </w:rPr>
     <w:tblPr>
@@ -12603,6 +13135,7 @@
     </w:tcPr>
     <w:tblStylePr w:type="firstRow">
       <w:rPr>
+        <w:rFonts w:eastAsia="黑体"/>
         <w:b/>
         <w:bCs/>
       </w:rPr>
@@ -12699,6 +13232,7 @@
       <w:spacing w:after="0" w:line="240" w:lineRule="auto"/>
     </w:pPr>
     <w:rPr>
+      <w:rFonts w:eastAsia="黑体"/>
       <w:color w:themeColor="background1" w:val="FFFFFF"/>
     </w:rPr>
     <w:tblPr>
@@ -12717,6 +13251,7 @@
     </w:tcPr>
     <w:tblStylePr w:type="firstRow">
       <w:rPr>
+        <w:rFonts w:eastAsia="黑体"/>
         <w:b/>
         <w:bCs/>
       </w:rPr>
@@ -12813,6 +13348,7 @@
       <w:spacing w:after="0" w:line="240" w:lineRule="auto"/>
     </w:pPr>
     <w:rPr>
+      <w:rFonts w:eastAsia="黑体"/>
       <w:color w:themeColor="background1" w:val="FFFFFF"/>
     </w:rPr>
     <w:tblPr>
@@ -12831,6 +13367,7 @@
     </w:tcPr>
     <w:tblStylePr w:type="firstRow">
       <w:rPr>
+        <w:rFonts w:eastAsia="黑体"/>
         <w:b/>
         <w:bCs/>
       </w:rPr>
@@ -12927,6 +13464,7 @@
       <w:spacing w:after="0" w:line="240" w:lineRule="auto"/>
     </w:pPr>
     <w:rPr>
+      <w:rFonts w:eastAsia="黑体"/>
       <w:color w:themeColor="text1" w:val="000000"/>
     </w:rPr>
     <w:tblPr>
@@ -12953,6 +13491,7 @@
     </w:tcPr>
     <w:tblStylePr w:type="firstRow">
       <w:rPr>
+        <w:rFonts w:eastAsia="黑体"/>
         <w:b/>
         <w:bCs/>
       </w:rPr>
@@ -12971,6 +13510,7 @@
     </w:tblStylePr>
     <w:tblStylePr w:type="lastRow">
       <w:rPr>
+        <w:rFonts w:eastAsia="黑体"/>
         <w:b/>
         <w:bCs/>
         <w:color w:themeColor="background1" w:val="FFFFFF"/>
@@ -12985,6 +13525,7 @@
     </w:tblStylePr>
     <w:tblStylePr w:type="firstCol">
       <w:rPr>
+        <w:rFonts w:eastAsia="黑体"/>
         <w:color w:themeColor="background1" w:val="FFFFFF"/>
       </w:rPr>
       <w:tblPr/>
@@ -13002,6 +13543,7 @@
     </w:tblStylePr>
     <w:tblStylePr w:type="lastCol">
       <w:rPr>
+        <w:rFonts w:eastAsia="黑体"/>
         <w:color w:themeColor="background1" w:val="FFFFFF"/>
       </w:rPr>
       <w:tblPr/>
@@ -13031,11 +13573,13 @@
     </w:tblStylePr>
     <w:tblStylePr w:type="neCell">
       <w:rPr>
+        <w:rFonts w:eastAsia="黑体"/>
         <w:color w:themeColor="text1" w:val="000000"/>
       </w:rPr>
     </w:tblStylePr>
     <w:tblStylePr w:type="nwCell">
       <w:rPr>
+        <w:rFonts w:eastAsia="黑体"/>
         <w:color w:themeColor="text1" w:val="000000"/>
       </w:rPr>
     </w:tblStylePr>
@@ -13049,6 +13593,7 @@
       <w:spacing w:after="0" w:line="240" w:lineRule="auto"/>
     </w:pPr>
     <w:rPr>
+      <w:rFonts w:eastAsia="黑体"/>
       <w:color w:themeColor="text1" w:val="000000"/>
     </w:rPr>
     <w:tblPr>
@@ -13075,6 +13620,7 @@
     </w:tcPr>
     <w:tblStylePr w:type="firstRow">
       <w:rPr>
+        <w:rFonts w:eastAsia="黑体"/>
         <w:b/>
         <w:bCs/>
       </w:rPr>
@@ -13093,6 +13639,7 @@
     </w:tblStylePr>
     <w:tblStylePr w:type="lastRow">
       <w:rPr>
+        <w:rFonts w:eastAsia="黑体"/>
         <w:b/>
         <w:bCs/>
         <w:color w:themeColor="background1" w:val="FFFFFF"/>
@@ -13107,6 +13654,7 @@
     </w:tblStylePr>
     <w:tblStylePr w:type="firstCol">
       <w:rPr>
+        <w:rFonts w:eastAsia="黑体"/>
         <w:color w:themeColor="background1" w:val="FFFFFF"/>
       </w:rPr>
       <w:tblPr/>
@@ -13124,6 +13672,7 @@
     </w:tblStylePr>
     <w:tblStylePr w:type="lastCol">
       <w:rPr>
+        <w:rFonts w:eastAsia="黑体"/>
         <w:color w:themeColor="background1" w:val="FFFFFF"/>
       </w:rPr>
       <w:tblPr/>
@@ -13153,11 +13702,13 @@
     </w:tblStylePr>
     <w:tblStylePr w:type="neCell">
       <w:rPr>
+        <w:rFonts w:eastAsia="黑体"/>
         <w:color w:themeColor="text1" w:val="000000"/>
       </w:rPr>
     </w:tblStylePr>
     <w:tblStylePr w:type="nwCell">
       <w:rPr>
+        <w:rFonts w:eastAsia="黑体"/>
         <w:color w:themeColor="text1" w:val="000000"/>
       </w:rPr>
     </w:tblStylePr>
@@ -13171,6 +13722,7 @@
       <w:spacing w:after="0" w:line="240" w:lineRule="auto"/>
     </w:pPr>
     <w:rPr>
+      <w:rFonts w:eastAsia="黑体"/>
       <w:color w:themeColor="text1" w:val="000000"/>
     </w:rPr>
     <w:tblPr>
@@ -13197,6 +13749,7 @@
     </w:tcPr>
     <w:tblStylePr w:type="firstRow">
       <w:rPr>
+        <w:rFonts w:eastAsia="黑体"/>
         <w:b/>
         <w:bCs/>
       </w:rPr>
@@ -13215,6 +13768,7 @@
     </w:tblStylePr>
     <w:tblStylePr w:type="lastRow">
       <w:rPr>
+        <w:rFonts w:eastAsia="黑体"/>
         <w:b/>
         <w:bCs/>
         <w:color w:themeColor="background1" w:val="FFFFFF"/>
@@ -13229,6 +13783,7 @@
     </w:tblStylePr>
     <w:tblStylePr w:type="firstCol">
       <w:rPr>
+        <w:rFonts w:eastAsia="黑体"/>
         <w:color w:themeColor="background1" w:val="FFFFFF"/>
       </w:rPr>
       <w:tblPr/>
@@ -13246,6 +13801,7 @@
     </w:tblStylePr>
     <w:tblStylePr w:type="lastCol">
       <w:rPr>
+        <w:rFonts w:eastAsia="黑体"/>
         <w:color w:themeColor="background1" w:val="FFFFFF"/>
       </w:rPr>
       <w:tblPr/>
@@ -13275,11 +13831,13 @@
     </w:tblStylePr>
     <w:tblStylePr w:type="neCell">
       <w:rPr>
+        <w:rFonts w:eastAsia="黑体"/>
         <w:color w:themeColor="text1" w:val="000000"/>
       </w:rPr>
     </w:tblStylePr>
     <w:tblStylePr w:type="nwCell">
       <w:rPr>
+        <w:rFonts w:eastAsia="黑体"/>
         <w:color w:themeColor="text1" w:val="000000"/>
       </w:rPr>
     </w:tblStylePr>
@@ -13293,6 +13851,7 @@
       <w:spacing w:after="0" w:line="240" w:lineRule="auto"/>
     </w:pPr>
     <w:rPr>
+      <w:rFonts w:eastAsia="黑体"/>
       <w:color w:themeColor="text1" w:val="000000"/>
     </w:rPr>
     <w:tblPr>
@@ -13319,6 +13878,7 @@
     </w:tcPr>
     <w:tblStylePr w:type="firstRow">
       <w:rPr>
+        <w:rFonts w:eastAsia="黑体"/>
         <w:b/>
         <w:bCs/>
       </w:rPr>
@@ -13337,6 +13897,7 @@
     </w:tblStylePr>
     <w:tblStylePr w:type="lastRow">
       <w:rPr>
+        <w:rFonts w:eastAsia="黑体"/>
         <w:b/>
         <w:bCs/>
         <w:color w:themeColor="background1" w:val="FFFFFF"/>
@@ -13351,6 +13912,7 @@
     </w:tblStylePr>
     <w:tblStylePr w:type="firstCol">
       <w:rPr>
+        <w:rFonts w:eastAsia="黑体"/>
         <w:color w:themeColor="background1" w:val="FFFFFF"/>
       </w:rPr>
       <w:tblPr/>
@@ -13368,6 +13930,7 @@
     </w:tblStylePr>
     <w:tblStylePr w:type="lastCol">
       <w:rPr>
+        <w:rFonts w:eastAsia="黑体"/>
         <w:color w:themeColor="background1" w:val="FFFFFF"/>
       </w:rPr>
       <w:tblPr/>
@@ -13405,6 +13968,7 @@
       <w:spacing w:after="0" w:line="240" w:lineRule="auto"/>
     </w:pPr>
     <w:rPr>
+      <w:rFonts w:eastAsia="黑体"/>
       <w:color w:themeColor="text1" w:val="000000"/>
     </w:rPr>
     <w:tblPr>
@@ -13431,6 +13995,7 @@
     </w:tcPr>
     <w:tblStylePr w:type="firstRow">
       <w:rPr>
+        <w:rFonts w:eastAsia="黑体"/>
         <w:b/>
         <w:bCs/>
       </w:rPr>
@@ -13449,6 +14014,7 @@
     </w:tblStylePr>
     <w:tblStylePr w:type="lastRow">
       <w:rPr>
+        <w:rFonts w:eastAsia="黑体"/>
         <w:b/>
         <w:bCs/>
         <w:color w:themeColor="background1" w:val="FFFFFF"/>
@@ -13463,6 +14029,7 @@
     </w:tblStylePr>
     <w:tblStylePr w:type="firstCol">
       <w:rPr>
+        <w:rFonts w:eastAsia="黑体"/>
         <w:color w:themeColor="background1" w:val="FFFFFF"/>
       </w:rPr>
       <w:tblPr/>
@@ -13480,6 +14047,7 @@
     </w:tblStylePr>
     <w:tblStylePr w:type="lastCol">
       <w:rPr>
+        <w:rFonts w:eastAsia="黑体"/>
         <w:color w:themeColor="background1" w:val="FFFFFF"/>
       </w:rPr>
       <w:tblPr/>
@@ -13509,11 +14077,13 @@
     </w:tblStylePr>
     <w:tblStylePr w:type="neCell">
       <w:rPr>
+        <w:rFonts w:eastAsia="黑体"/>
         <w:color w:themeColor="text1" w:val="000000"/>
       </w:rPr>
     </w:tblStylePr>
     <w:tblStylePr w:type="nwCell">
       <w:rPr>
+        <w:rFonts w:eastAsia="黑体"/>
         <w:color w:themeColor="text1" w:val="000000"/>
       </w:rPr>
     </w:tblStylePr>
@@ -13527,6 +14097,7 @@
       <w:spacing w:after="0" w:line="240" w:lineRule="auto"/>
     </w:pPr>
     <w:rPr>
+      <w:rFonts w:eastAsia="黑体"/>
       <w:color w:themeColor="text1" w:val="000000"/>
     </w:rPr>
     <w:tblPr>
@@ -13553,6 +14124,7 @@
     </w:tcPr>
     <w:tblStylePr w:type="firstRow">
       <w:rPr>
+        <w:rFonts w:eastAsia="黑体"/>
         <w:b/>
         <w:bCs/>
       </w:rPr>
@@ -13571,6 +14143,7 @@
     </w:tblStylePr>
     <w:tblStylePr w:type="lastRow">
       <w:rPr>
+        <w:rFonts w:eastAsia="黑体"/>
         <w:b/>
         <w:bCs/>
         <w:color w:themeColor="background1" w:val="FFFFFF"/>
@@ -13585,6 +14158,7 @@
     </w:tblStylePr>
     <w:tblStylePr w:type="firstCol">
       <w:rPr>
+        <w:rFonts w:eastAsia="黑体"/>
         <w:color w:themeColor="background1" w:val="FFFFFF"/>
       </w:rPr>
       <w:tblPr/>
@@ -13602,6 +14176,7 @@
     </w:tblStylePr>
     <w:tblStylePr w:type="lastCol">
       <w:rPr>
+        <w:rFonts w:eastAsia="黑体"/>
         <w:color w:themeColor="background1" w:val="FFFFFF"/>
       </w:rPr>
       <w:tblPr/>
@@ -13631,11 +14206,13 @@
     </w:tblStylePr>
     <w:tblStylePr w:type="neCell">
       <w:rPr>
+        <w:rFonts w:eastAsia="黑体"/>
         <w:color w:themeColor="text1" w:val="000000"/>
       </w:rPr>
     </w:tblStylePr>
     <w:tblStylePr w:type="nwCell">
       <w:rPr>
+        <w:rFonts w:eastAsia="黑体"/>
         <w:color w:themeColor="text1" w:val="000000"/>
       </w:rPr>
     </w:tblStylePr>
@@ -13649,6 +14226,7 @@
       <w:spacing w:after="0" w:line="240" w:lineRule="auto"/>
     </w:pPr>
     <w:rPr>
+      <w:rFonts w:eastAsia="黑体"/>
       <w:color w:themeColor="text1" w:val="000000"/>
     </w:rPr>
     <w:tblPr>
@@ -13675,6 +14253,7 @@
     </w:tcPr>
     <w:tblStylePr w:type="firstRow">
       <w:rPr>
+        <w:rFonts w:eastAsia="黑体"/>
         <w:b/>
         <w:bCs/>
       </w:rPr>
@@ -13693,6 +14272,7 @@
     </w:tblStylePr>
     <w:tblStylePr w:type="lastRow">
       <w:rPr>
+        <w:rFonts w:eastAsia="黑体"/>
         <w:b/>
         <w:bCs/>
         <w:color w:themeColor="background1" w:val="FFFFFF"/>
@@ -13707,6 +14287,7 @@
     </w:tblStylePr>
     <w:tblStylePr w:type="firstCol">
       <w:rPr>
+        <w:rFonts w:eastAsia="黑体"/>
         <w:color w:themeColor="background1" w:val="FFFFFF"/>
       </w:rPr>
       <w:tblPr/>
@@ -13724,6 +14305,7 @@
     </w:tblStylePr>
     <w:tblStylePr w:type="lastCol">
       <w:rPr>
+        <w:rFonts w:eastAsia="黑体"/>
         <w:color w:themeColor="background1" w:val="FFFFFF"/>
       </w:rPr>
       <w:tblPr/>
@@ -13753,11 +14335,13 @@
     </w:tblStylePr>
     <w:tblStylePr w:type="neCell">
       <w:rPr>
+        <w:rFonts w:eastAsia="黑体"/>
         <w:color w:themeColor="text1" w:val="000000"/>
       </w:rPr>
     </w:tblStylePr>
     <w:tblStylePr w:type="nwCell">
       <w:rPr>
+        <w:rFonts w:eastAsia="黑体"/>
         <w:color w:themeColor="text1" w:val="000000"/>
       </w:rPr>
     </w:tblStylePr>
@@ -13771,6 +14355,7 @@
       <w:spacing w:after="0" w:line="240" w:lineRule="auto"/>
     </w:pPr>
     <w:rPr>
+      <w:rFonts w:eastAsia="黑体"/>
       <w:color w:themeColor="text1" w:val="000000"/>
     </w:rPr>
     <w:tblPr>
@@ -13789,6 +14374,7 @@
     </w:tcPr>
     <w:tblStylePr w:type="firstRow">
       <w:rPr>
+        <w:rFonts w:eastAsia="黑体"/>
         <w:b/>
         <w:bCs/>
         <w:color w:themeColor="background1" w:val="FFFFFF"/>
@@ -13803,6 +14389,7 @@
     </w:tblStylePr>
     <w:tblStylePr w:type="lastRow">
       <w:rPr>
+        <w:rFonts w:eastAsia="黑体"/>
         <w:b/>
         <w:bCs/>
         <w:color w:themeColor="accent2" w:themeShade="CC" w:val="9E3A38"/>
@@ -13817,12 +14404,14 @@
     </w:tblStylePr>
     <w:tblStylePr w:type="firstCol">
       <w:rPr>
+        <w:rFonts w:eastAsia="黑体"/>
         <w:b/>
         <w:bCs/>
       </w:rPr>
     </w:tblStylePr>
     <w:tblStylePr w:type="lastCol">
       <w:rPr>
+        <w:rFonts w:eastAsia="黑体"/>
         <w:b/>
         <w:bCs/>
       </w:rPr>
@@ -13857,6 +14446,7 @@
       <w:spacing w:after="0" w:line="240" w:lineRule="auto"/>
     </w:pPr>
     <w:rPr>
+      <w:rFonts w:eastAsia="黑体"/>
       <w:color w:themeColor="text1" w:val="000000"/>
     </w:rPr>
     <w:tblPr>
@@ -13875,6 +14465,7 @@
     </w:tcPr>
     <w:tblStylePr w:type="firstRow">
       <w:rPr>
+        <w:rFonts w:eastAsia="黑体"/>
         <w:b/>
         <w:bCs/>
         <w:color w:themeColor="background1" w:val="FFFFFF"/>
@@ -13889,6 +14480,7 @@
     </w:tblStylePr>
     <w:tblStylePr w:type="lastRow">
       <w:rPr>
+        <w:rFonts w:eastAsia="黑体"/>
         <w:b/>
         <w:bCs/>
         <w:color w:themeColor="accent2" w:themeShade="CC" w:val="9E3A38"/>
@@ -13903,12 +14495,14 @@
     </w:tblStylePr>
     <w:tblStylePr w:type="firstCol">
       <w:rPr>
+        <w:rFonts w:eastAsia="黑体"/>
         <w:b/>
         <w:bCs/>
       </w:rPr>
     </w:tblStylePr>
     <w:tblStylePr w:type="lastCol">
       <w:rPr>
+        <w:rFonts w:eastAsia="黑体"/>
         <w:b/>
         <w:bCs/>
       </w:rPr>
@@ -13943,6 +14537,7 @@
       <w:spacing w:after="0" w:line="240" w:lineRule="auto"/>
     </w:pPr>
     <w:rPr>
+      <w:rFonts w:eastAsia="黑体"/>
       <w:color w:themeColor="text1" w:val="000000"/>
     </w:rPr>
     <w:tblPr>
@@ -13961,6 +14556,7 @@
     </w:tcPr>
     <w:tblStylePr w:type="firstRow">
       <w:rPr>
+        <w:rFonts w:eastAsia="黑体"/>
         <w:b/>
         <w:bCs/>
         <w:color w:themeColor="background1" w:val="FFFFFF"/>
@@ -13975,6 +14571,7 @@
     </w:tblStylePr>
     <w:tblStylePr w:type="lastRow">
       <w:rPr>
+        <w:rFonts w:eastAsia="黑体"/>
         <w:b/>
         <w:bCs/>
         <w:color w:themeColor="accent2" w:themeShade="CC" w:val="9E3A38"/>
@@ -13989,12 +14586,14 @@
     </w:tblStylePr>
     <w:tblStylePr w:type="firstCol">
       <w:rPr>
+        <w:rFonts w:eastAsia="黑体"/>
         <w:b/>
         <w:bCs/>
       </w:rPr>
     </w:tblStylePr>
     <w:tblStylePr w:type="lastCol">
       <w:rPr>
+        <w:rFonts w:eastAsia="黑体"/>
         <w:b/>
         <w:bCs/>
       </w:rPr>
@@ -14029,6 +14628,7 @@
       <w:spacing w:after="0" w:line="240" w:lineRule="auto"/>
     </w:pPr>
     <w:rPr>
+      <w:rFonts w:eastAsia="黑体"/>
       <w:color w:themeColor="text1" w:val="000000"/>
     </w:rPr>
     <w:tblPr>
@@ -14047,6 +14647,7 @@
     </w:tcPr>
     <w:tblStylePr w:type="firstRow">
       <w:rPr>
+        <w:rFonts w:eastAsia="黑体"/>
         <w:b/>
         <w:bCs/>
         <w:color w:themeColor="background1" w:val="FFFFFF"/>
@@ -14061,6 +14662,7 @@
     </w:tblStylePr>
     <w:tblStylePr w:type="lastRow">
       <w:rPr>
+        <w:rFonts w:eastAsia="黑体"/>
         <w:b/>
         <w:bCs/>
         <w:color w:themeColor="accent4" w:themeShade="CC" w:val="664E82"/>
@@ -14075,12 +14677,14 @@
     </w:tblStylePr>
     <w:tblStylePr w:type="firstCol">
       <w:rPr>
+        <w:rFonts w:eastAsia="黑体"/>
         <w:b/>
         <w:bCs/>
       </w:rPr>
     </w:tblStylePr>
     <w:tblStylePr w:type="lastCol">
       <w:rPr>
+        <w:rFonts w:eastAsia="黑体"/>
         <w:b/>
         <w:bCs/>
       </w:rPr>
@@ -14115,6 +14719,7 @@
       <w:spacing w:after="0" w:line="240" w:lineRule="auto"/>
     </w:pPr>
     <w:rPr>
+      <w:rFonts w:eastAsia="黑体"/>
       <w:color w:themeColor="text1" w:val="000000"/>
     </w:rPr>
     <w:tblPr>
@@ -14133,6 +14738,7 @@
     </w:tcPr>
     <w:tblStylePr w:type="firstRow">
       <w:rPr>
+        <w:rFonts w:eastAsia="黑体"/>
         <w:b/>
         <w:bCs/>
         <w:color w:themeColor="background1" w:val="FFFFFF"/>
@@ -14147,6 +14753,7 @@
     </w:tblStylePr>
     <w:tblStylePr w:type="lastRow">
       <w:rPr>
+        <w:rFonts w:eastAsia="黑体"/>
         <w:b/>
         <w:bCs/>
         <w:color w:themeColor="accent3" w:themeShade="CC" w:val="7E9C40"/>
@@ -14161,12 +14768,14 @@
     </w:tblStylePr>
     <w:tblStylePr w:type="firstCol">
       <w:rPr>
+        <w:rFonts w:eastAsia="黑体"/>
         <w:b/>
         <w:bCs/>
       </w:rPr>
     </w:tblStylePr>
     <w:tblStylePr w:type="lastCol">
       <w:rPr>
+        <w:rFonts w:eastAsia="黑体"/>
         <w:b/>
         <w:bCs/>
       </w:rPr>
@@ -14201,6 +14810,7 @@
       <w:spacing w:after="0" w:line="240" w:lineRule="auto"/>
     </w:pPr>
     <w:rPr>
+      <w:rFonts w:eastAsia="黑体"/>
       <w:color w:themeColor="text1" w:val="000000"/>
     </w:rPr>
     <w:tblPr>
@@ -14219,6 +14829,7 @@
     </w:tcPr>
     <w:tblStylePr w:type="firstRow">
       <w:rPr>
+        <w:rFonts w:eastAsia="黑体"/>
         <w:b/>
         <w:bCs/>
         <w:color w:themeColor="background1" w:val="FFFFFF"/>
@@ -14233,6 +14844,7 @@
     </w:tblStylePr>
     <w:tblStylePr w:type="lastRow">
       <w:rPr>
+        <w:rFonts w:eastAsia="黑体"/>
         <w:b/>
         <w:bCs/>
         <w:color w:themeColor="accent6" w:themeShade="CC" w:val="F2730A"/>
@@ -14247,12 +14859,14 @@
     </w:tblStylePr>
     <w:tblStylePr w:type="firstCol">
       <w:rPr>
+        <w:rFonts w:eastAsia="黑体"/>
         <w:b/>
         <w:bCs/>
       </w:rPr>
     </w:tblStylePr>
     <w:tblStylePr w:type="lastCol">
       <w:rPr>
+        <w:rFonts w:eastAsia="黑体"/>
         <w:b/>
         <w:bCs/>
       </w:rPr>
@@ -14287,6 +14901,7 @@
       <w:spacing w:after="0" w:line="240" w:lineRule="auto"/>
     </w:pPr>
     <w:rPr>
+      <w:rFonts w:eastAsia="黑体"/>
       <w:color w:themeColor="text1" w:val="000000"/>
     </w:rPr>
     <w:tblPr>
@@ -14305,6 +14920,7 @@
     </w:tcPr>
     <w:tblStylePr w:type="firstRow">
       <w:rPr>
+        <w:rFonts w:eastAsia="黑体"/>
         <w:b/>
         <w:bCs/>
         <w:color w:themeColor="background1" w:val="FFFFFF"/>
@@ -14319,6 +14935,7 @@
     </w:tblStylePr>
     <w:tblStylePr w:type="lastRow">
       <w:rPr>
+        <w:rFonts w:eastAsia="黑体"/>
         <w:b/>
         <w:bCs/>
         <w:color w:themeColor="accent5" w:themeShade="CC" w:val="348DA5"/>
@@ -14333,12 +14950,14 @@
     </w:tblStylePr>
     <w:tblStylePr w:type="firstCol">
       <w:rPr>
+        <w:rFonts w:eastAsia="黑体"/>
         <w:b/>
         <w:bCs/>
       </w:rPr>
     </w:tblStylePr>
     <w:tblStylePr w:type="lastCol">
       <w:rPr>
+        <w:rFonts w:eastAsia="黑体"/>
         <w:b/>
         <w:bCs/>
       </w:rPr>
@@ -14373,6 +14992,7 @@
       <w:spacing w:after="0" w:line="240" w:lineRule="auto"/>
     </w:pPr>
     <w:rPr>
+      <w:rFonts w:eastAsia="黑体"/>
       <w:color w:themeColor="text1" w:val="000000"/>
     </w:rPr>
     <w:tblPr>
@@ -14394,6 +15014,7 @@
     </w:tcPr>
     <w:tblStylePr w:type="firstRow">
       <w:rPr>
+        <w:rFonts w:eastAsia="黑体"/>
         <w:b/>
         <w:bCs/>
       </w:rPr>
@@ -14404,6 +15025,7 @@
     </w:tblStylePr>
     <w:tblStylePr w:type="lastRow">
       <w:rPr>
+        <w:rFonts w:eastAsia="黑体"/>
         <w:b/>
         <w:bCs/>
         <w:color w:themeColor="text1" w:val="000000"/>
@@ -14415,6 +15037,7 @@
     </w:tblStylePr>
     <w:tblStylePr w:type="firstCol">
       <w:rPr>
+        <w:rFonts w:eastAsia="黑体"/>
         <w:color w:themeColor="background1" w:val="FFFFFF"/>
       </w:rPr>
       <w:tblPr/>
@@ -14424,6 +15047,7 @@
     </w:tblStylePr>
     <w:tblStylePr w:type="lastCol">
       <w:rPr>
+        <w:rFonts w:eastAsia="黑体"/>
         <w:color w:themeColor="background1" w:val="FFFFFF"/>
       </w:rPr>
       <w:tblPr/>
@@ -14453,6 +15077,7 @@
       <w:spacing w:after="0" w:line="240" w:lineRule="auto"/>
     </w:pPr>
     <w:rPr>
+      <w:rFonts w:eastAsia="黑体"/>
       <w:color w:themeColor="text1" w:val="000000"/>
     </w:rPr>
     <w:tblPr>
@@ -14474,6 +15099,7 @@
     </w:tcPr>
     <w:tblStylePr w:type="firstRow">
       <w:rPr>
+        <w:rFonts w:eastAsia="黑体"/>
         <w:b/>
         <w:bCs/>
       </w:rPr>
@@ -14484,6 +15110,7 @@
     </w:tblStylePr>
     <w:tblStylePr w:type="lastRow">
       <w:rPr>
+        <w:rFonts w:eastAsia="黑体"/>
         <w:b/>
         <w:bCs/>
         <w:color w:themeColor="text1" w:val="000000"/>
@@ -14495,6 +15122,7 @@
     </w:tblStylePr>
     <w:tblStylePr w:type="firstCol">
       <w:rPr>
+        <w:rFonts w:eastAsia="黑体"/>
         <w:color w:themeColor="background1" w:val="FFFFFF"/>
       </w:rPr>
       <w:tblPr/>
@@ -14504,6 +15132,7 @@
     </w:tblStylePr>
     <w:tblStylePr w:type="lastCol">
       <w:rPr>
+        <w:rFonts w:eastAsia="黑体"/>
         <w:color w:themeColor="background1" w:val="FFFFFF"/>
       </w:rPr>
       <w:tblPr/>
@@ -14533,6 +15162,7 @@
       <w:spacing w:after="0" w:line="240" w:lineRule="auto"/>
     </w:pPr>
     <w:rPr>
+      <w:rFonts w:eastAsia="黑体"/>
       <w:color w:themeColor="text1" w:val="000000"/>
     </w:rPr>
     <w:tblPr>
@@ -14554,6 +15184,7 @@
     </w:tcPr>
     <w:tblStylePr w:type="firstRow">
       <w:rPr>
+        <w:rFonts w:eastAsia="黑体"/>
         <w:b/>
         <w:bCs/>
       </w:rPr>
@@ -14564,6 +15195,7 @@
     </w:tblStylePr>
     <w:tblStylePr w:type="lastRow">
       <w:rPr>
+        <w:rFonts w:eastAsia="黑体"/>
         <w:b/>
         <w:bCs/>
         <w:color w:themeColor="text1" w:val="000000"/>
@@ -14575,6 +15207,7 @@
     </w:tblStylePr>
     <w:tblStylePr w:type="firstCol">
       <w:rPr>
+        <w:rFonts w:eastAsia="黑体"/>
         <w:color w:themeColor="background1" w:val="FFFFFF"/>
       </w:rPr>
       <w:tblPr/>
@@ -14584,6 +15217,7 @@
     </w:tblStylePr>
     <w:tblStylePr w:type="lastCol">
       <w:rPr>
+        <w:rFonts w:eastAsia="黑体"/>
         <w:color w:themeColor="background1" w:val="FFFFFF"/>
       </w:rPr>
       <w:tblPr/>
@@ -14613,6 +15247,7 @@
       <w:spacing w:after="0" w:line="240" w:lineRule="auto"/>
     </w:pPr>
     <w:rPr>
+      <w:rFonts w:eastAsia="黑体"/>
       <w:color w:themeColor="text1" w:val="000000"/>
     </w:rPr>
     <w:tblPr>
@@ -14634,6 +15269,7 @@
     </w:tcPr>
     <w:tblStylePr w:type="firstRow">
       <w:rPr>
+        <w:rFonts w:eastAsia="黑体"/>
         <w:b/>
         <w:bCs/>
       </w:rPr>
@@ -14644,6 +15280,7 @@
     </w:tblStylePr>
     <w:tblStylePr w:type="lastRow">
       <w:rPr>
+        <w:rFonts w:eastAsia="黑体"/>
         <w:b/>
         <w:bCs/>
         <w:color w:themeColor="text1" w:val="000000"/>
@@ -14655,6 +15292,7 @@
     </w:tblStylePr>
     <w:tblStylePr w:type="firstCol">
       <w:rPr>
+        <w:rFonts w:eastAsia="黑体"/>
         <w:color w:themeColor="background1" w:val="FFFFFF"/>
       </w:rPr>
       <w:tblPr/>
@@ -14664,6 +15302,7 @@
     </w:tblStylePr>
     <w:tblStylePr w:type="lastCol">
       <w:rPr>
+        <w:rFonts w:eastAsia="黑体"/>
         <w:color w:themeColor="background1" w:val="FFFFFF"/>
       </w:rPr>
       <w:tblPr/>
@@ -14693,6 +15332,7 @@
       <w:spacing w:after="0" w:line="240" w:lineRule="auto"/>
     </w:pPr>
     <w:rPr>
+      <w:rFonts w:eastAsia="黑体"/>
       <w:color w:themeColor="text1" w:val="000000"/>
     </w:rPr>
     <w:tblPr>
@@ -14714,6 +15354,7 @@
     </w:tcPr>
     <w:tblStylePr w:type="firstRow">
       <w:rPr>
+        <w:rFonts w:eastAsia="黑体"/>
         <w:b/>
         <w:bCs/>
       </w:rPr>
@@ -14724,6 +15365,7 @@
     </w:tblStylePr>
     <w:tblStylePr w:type="lastRow">
       <w:rPr>
+        <w:rFonts w:eastAsia="黑体"/>
         <w:b/>
         <w:bCs/>
         <w:color w:themeColor="text1" w:val="000000"/>
@@ -14735,6 +15377,7 @@
     </w:tblStylePr>
     <w:tblStylePr w:type="firstCol">
       <w:rPr>
+        <w:rFonts w:eastAsia="黑体"/>
         <w:color w:themeColor="background1" w:val="FFFFFF"/>
       </w:rPr>
       <w:tblPr/>
@@ -14744,6 +15387,7 @@
     </w:tblStylePr>
     <w:tblStylePr w:type="lastCol">
       <w:rPr>
+        <w:rFonts w:eastAsia="黑体"/>
         <w:color w:themeColor="background1" w:val="FFFFFF"/>
       </w:rPr>
       <w:tblPr/>
@@ -14773,6 +15417,7 @@
       <w:spacing w:after="0" w:line="240" w:lineRule="auto"/>
     </w:pPr>
     <w:rPr>
+      <w:rFonts w:eastAsia="黑体"/>
       <w:color w:themeColor="text1" w:val="000000"/>
     </w:rPr>
     <w:tblPr>
@@ -14794,6 +15439,7 @@
     </w:tcPr>
     <w:tblStylePr w:type="firstRow">
       <w:rPr>
+        <w:rFonts w:eastAsia="黑体"/>
         <w:b/>
         <w:bCs/>
       </w:rPr>
@@ -14804,6 +15450,7 @@
     </w:tblStylePr>
     <w:tblStylePr w:type="lastRow">
       <w:rPr>
+        <w:rFonts w:eastAsia="黑体"/>
         <w:b/>
         <w:bCs/>
         <w:color w:themeColor="text1" w:val="000000"/>
@@ -14815,6 +15462,7 @@
     </w:tblStylePr>
     <w:tblStylePr w:type="firstCol">
       <w:rPr>
+        <w:rFonts w:eastAsia="黑体"/>
         <w:color w:themeColor="background1" w:val="FFFFFF"/>
       </w:rPr>
       <w:tblPr/>
@@ -14824,6 +15472,7 @@
     </w:tblStylePr>
     <w:tblStylePr w:type="lastCol">
       <w:rPr>
+        <w:rFonts w:eastAsia="黑体"/>
         <w:color w:themeColor="background1" w:val="FFFFFF"/>
       </w:rPr>
       <w:tblPr/>
@@ -14853,6 +15502,7 @@
       <w:spacing w:after="0" w:line="240" w:lineRule="auto"/>
     </w:pPr>
     <w:rPr>
+      <w:rFonts w:eastAsia="黑体"/>
       <w:color w:themeColor="text1" w:val="000000"/>
     </w:rPr>
     <w:tblPr>
@@ -14874,6 +15524,7 @@
     </w:tcPr>
     <w:tblStylePr w:type="firstRow">
       <w:rPr>
+        <w:rFonts w:eastAsia="黑体"/>
         <w:b/>
         <w:bCs/>
       </w:rPr>
@@ -14884,6 +15535,7 @@
     </w:tblStylePr>
     <w:tblStylePr w:type="lastRow">
       <w:rPr>
+        <w:rFonts w:eastAsia="黑体"/>
         <w:b/>
         <w:bCs/>
         <w:color w:themeColor="text1" w:val="000000"/>
@@ -14895,6 +15547,7 @@
     </w:tblStylePr>
     <w:tblStylePr w:type="firstCol">
       <w:rPr>
+        <w:rFonts w:eastAsia="黑体"/>
         <w:color w:themeColor="background1" w:val="FFFFFF"/>
       </w:rPr>
       <w:tblPr/>
@@ -14904,6 +15557,7 @@
     </w:tblStylePr>
     <w:tblStylePr w:type="lastCol">
       <w:rPr>
+        <w:rFonts w:eastAsia="黑体"/>
         <w:color w:themeColor="background1" w:val="FFFFFF"/>
       </w:rPr>
       <w:tblPr/>
@@ -14936,6 +15590,7 @@
     <w:name w:val="KeywordTok"/>
     <w:basedOn w:val="VerbatimChar"/>
     <w:rPr>
+      <w:rFonts w:eastAsia="黑体"/>
       <w:b/>
       <w:color w:val="007020"/>
     </w:rPr>
@@ -14944,6 +15599,7 @@
     <w:name w:val="DataTypeTok"/>
     <w:basedOn w:val="VerbatimChar"/>
     <w:rPr>
+      <w:rFonts w:eastAsia="黑体"/>
       <w:color w:val="902000"/>
     </w:rPr>
   </w:style>
@@ -14951,6 +15607,7 @@
     <w:name w:val="DecValTok"/>
     <w:basedOn w:val="VerbatimChar"/>
     <w:rPr>
+      <w:rFonts w:eastAsia="黑体"/>
       <w:color w:val="40a070"/>
     </w:rPr>
   </w:style>
@@ -14958,6 +15615,7 @@
     <w:name w:val="BaseNTok"/>
     <w:basedOn w:val="VerbatimChar"/>
     <w:rPr>
+      <w:rFonts w:eastAsia="黑体"/>
       <w:color w:val="40a070"/>
     </w:rPr>
   </w:style>
@@ -14965,6 +15623,7 @@
     <w:name w:val="FloatTok"/>
     <w:basedOn w:val="VerbatimChar"/>
     <w:rPr>
+      <w:rFonts w:eastAsia="黑体"/>
       <w:color w:val="40a070"/>
     </w:rPr>
   </w:style>
@@ -14972,6 +15631,7 @@
     <w:name w:val="ConstantTok"/>
     <w:basedOn w:val="VerbatimChar"/>
     <w:rPr>
+      <w:rFonts w:eastAsia="黑体"/>
       <w:color w:val="880000"/>
     </w:rPr>
   </w:style>
@@ -14979,6 +15639,7 @@
     <w:name w:val="CharTok"/>
     <w:basedOn w:val="VerbatimChar"/>
     <w:rPr>
+      <w:rFonts w:eastAsia="黑体"/>
       <w:color w:val="4070a0"/>
     </w:rPr>
   </w:style>
@@ -14986,6 +15647,7 @@
     <w:name w:val="SpecialCharTok"/>
     <w:basedOn w:val="VerbatimChar"/>
     <w:rPr>
+      <w:rFonts w:eastAsia="黑体"/>
       <w:color w:val="4070a0"/>
     </w:rPr>
   </w:style>
@@ -14993,6 +15655,7 @@
     <w:name w:val="StringTok"/>
     <w:basedOn w:val="VerbatimChar"/>
     <w:rPr>
+      <w:rFonts w:eastAsia="黑体"/>
       <w:color w:val="4070a0"/>
     </w:rPr>
   </w:style>
@@ -15000,6 +15663,7 @@
     <w:name w:val="VerbatimStringTok"/>
     <w:basedOn w:val="VerbatimChar"/>
     <w:rPr>
+      <w:rFonts w:eastAsia="黑体"/>
       <w:color w:val="4070a0"/>
     </w:rPr>
   </w:style>
@@ -15007,6 +15671,7 @@
     <w:name w:val="SpecialStringTok"/>
     <w:basedOn w:val="VerbatimChar"/>
     <w:rPr>
+      <w:rFonts w:eastAsia="黑体"/>
       <w:color w:val="bb6688"/>
     </w:rPr>
   </w:style>
@@ -15014,6 +15679,7 @@
     <w:name w:val="ImportTok"/>
     <w:basedOn w:val="VerbatimChar"/>
     <w:rPr>
+      <w:rFonts w:eastAsia="黑体"/>
       <w:b/>
       <w:color w:val="008000"/>
     </w:rPr>
@@ -15022,6 +15688,7 @@
     <w:name w:val="CommentTok"/>
     <w:basedOn w:val="VerbatimChar"/>
     <w:rPr>
+      <w:rFonts w:eastAsia="黑体"/>
       <w:i/>
       <w:color w:val="60a0b0"/>
     </w:rPr>
@@ -15030,6 +15697,7 @@
     <w:name w:val="DocumentationTok"/>
     <w:basedOn w:val="VerbatimChar"/>
     <w:rPr>
+      <w:rFonts w:eastAsia="黑体"/>
       <w:i/>
       <w:color w:val="ba2121"/>
     </w:rPr>
@@ -15038,6 +15706,7 @@
     <w:name w:val="AnnotationTok"/>
     <w:basedOn w:val="VerbatimChar"/>
     <w:rPr>
+      <w:rFonts w:eastAsia="黑体"/>
       <w:b/>
       <w:i/>
       <w:color w:val="60a0b0"/>
@@ -15047,6 +15716,7 @@
     <w:name w:val="CommentVarTok"/>
     <w:basedOn w:val="VerbatimChar"/>
     <w:rPr>
+      <w:rFonts w:eastAsia="黑体"/>
       <w:b/>
       <w:i/>
       <w:color w:val="60a0b0"/>
@@ -15056,6 +15726,7 @@
     <w:name w:val="OtherTok"/>
     <w:basedOn w:val="VerbatimChar"/>
     <w:rPr>
+      <w:rFonts w:eastAsia="黑体"/>
       <w:color w:val="007020"/>
     </w:rPr>
   </w:style>
@@ -15063,6 +15734,7 @@
     <w:name w:val="FunctionTok"/>
     <w:basedOn w:val="VerbatimChar"/>
     <w:rPr>
+      <w:rFonts w:eastAsia="黑体"/>
       <w:color w:val="06287e"/>
     </w:rPr>
   </w:style>
@@ -15070,6 +15742,7 @@
     <w:name w:val="VariableTok"/>
     <w:basedOn w:val="VerbatimChar"/>
     <w:rPr>
+      <w:rFonts w:eastAsia="黑体"/>
       <w:color w:val="19177c"/>
     </w:rPr>
   </w:style>
@@ -15077,6 +15750,7 @@
     <w:name w:val="ControlFlowTok"/>
     <w:basedOn w:val="VerbatimChar"/>
     <w:rPr>
+      <w:rFonts w:eastAsia="黑体"/>
       <w:b/>
       <w:color w:val="007020"/>
     </w:rPr>
@@ -15085,6 +15759,7 @@
     <w:name w:val="OperatorTok"/>
     <w:basedOn w:val="VerbatimChar"/>
     <w:rPr>
+      <w:rFonts w:eastAsia="黑体"/>
       <w:color w:val="666666"/>
     </w:rPr>
   </w:style>
@@ -15092,18 +15767,22 @@
     <w:name w:val="BuiltInTok"/>
     <w:basedOn w:val="VerbatimChar"/>
     <w:rPr>
+      <w:rFonts w:eastAsia="黑体"/>
       <w:color w:val="008000"/>
     </w:rPr>
   </w:style>
   <w:style w:type="character" w:customStyle="1" w:styleId="ExtensionTok">
     <w:name w:val="ExtensionTok"/>
     <w:basedOn w:val="VerbatimChar"/>
-    <w:rPr/>
+    <w:rPr>
+      <w:rFonts w:eastAsia="黑体"/>
+    </w:rPr>
   </w:style>
   <w:style w:type="character" w:customStyle="1" w:styleId="PreprocessorTok">
     <w:name w:val="PreprocessorTok"/>
     <w:basedOn w:val="VerbatimChar"/>
     <w:rPr>
+      <w:rFonts w:eastAsia="黑体"/>
       <w:color w:val="bc7a00"/>
     </w:rPr>
   </w:style>
@@ -15111,18 +15790,22 @@
     <w:name w:val="AttributeTok"/>
     <w:basedOn w:val="VerbatimChar"/>
     <w:rPr>
+      <w:rFonts w:eastAsia="黑体"/>
       <w:color w:val="7d9029"/>
     </w:rPr>
   </w:style>
   <w:style w:type="character" w:customStyle="1" w:styleId="RegionMarkerTok">
     <w:name w:val="RegionMarkerTok"/>
     <w:basedOn w:val="VerbatimChar"/>
-    <w:rPr/>
+    <w:rPr>
+      <w:rFonts w:eastAsia="黑体"/>
+    </w:rPr>
   </w:style>
   <w:style w:type="character" w:customStyle="1" w:styleId="InformationTok">
     <w:name w:val="InformationTok"/>
     <w:basedOn w:val="VerbatimChar"/>
     <w:rPr>
+      <w:rFonts w:eastAsia="黑体"/>
       <w:b/>
       <w:i/>
       <w:color w:val="60a0b0"/>
@@ -15132,6 +15815,7 @@
     <w:name w:val="WarningTok"/>
     <w:basedOn w:val="VerbatimChar"/>
     <w:rPr>
+      <w:rFonts w:eastAsia="黑体"/>
       <w:b/>
       <w:i/>
       <w:color w:val="60a0b0"/>
@@ -15141,6 +15825,7 @@
     <w:name w:val="AlertTok"/>
     <w:basedOn w:val="VerbatimChar"/>
     <w:rPr>
+      <w:rFonts w:eastAsia="黑体"/>
       <w:b/>
       <w:color w:val="ff0000"/>
     </w:rPr>
@@ -15149,6 +15834,7 @@
     <w:name w:val="ErrorTok"/>
     <w:basedOn w:val="VerbatimChar"/>
     <w:rPr>
+      <w:rFonts w:eastAsia="黑体"/>
       <w:b/>
       <w:color w:val="ff0000"/>
     </w:rPr>
@@ -15156,7 +15842,9 @@
   <w:style w:type="character" w:customStyle="1" w:styleId="NormalTok">
     <w:name w:val="NormalTok"/>
     <w:basedOn w:val="VerbatimChar"/>
-    <w:rPr/>
+    <w:rPr>
+      <w:rFonts w:eastAsia="黑体"/>
+    </w:rPr>
   </w:style>
 </w:styles>
 </file>
@@ -15205,12 +15893,12 @@
     <a:fontScheme name="Office">
       <a:majorFont>
         <a:latin typeface="Calibri"/>
-        <a:ea typeface=""/>
+        <a:ea typeface="黑体"/>
         <a:cs typeface=""/>
         <a:font script="Jpan" typeface="ＭＳ ゴシック"/>
         <a:font script="Hang" typeface="맑은 고딕"/>
-        <a:font script="Hans" typeface="宋体"/>
-        <a:font script="Hant" typeface="新細明體"/>
+        <a:font script="Hans" typeface="黑体"/>
+        <a:font script="Hant" typeface="黑体"/>
         <a:font script="Arab" typeface="Times New Roman"/>
         <a:font script="Hebr" typeface="Times New Roman"/>
         <a:font script="Thai" typeface="Angsana New"/>
@@ -15240,12 +15928,12 @@
       </a:majorFont>
       <a:minorFont>
         <a:latin typeface="Cambria"/>
-        <a:ea typeface=""/>
+        <a:ea typeface="黑体"/>
         <a:cs typeface=""/>
         <a:font script="Jpan" typeface="ＭＳ 明朝"/>
         <a:font script="Hang" typeface="맑은 고딕"/>
-        <a:font script="Hans" typeface="宋体"/>
-        <a:font script="Hant" typeface="新細明體"/>
+        <a:font script="Hans" typeface="黑体"/>
+        <a:font script="Hant" typeface="黑体"/>
         <a:font script="Arab" typeface="Arial"/>
         <a:font script="Hebr" typeface="Arial"/>
         <a:font script="Thai" typeface="Cordia New"/>

--- a/02-放大电路/02-功率放大电路/OCL功率放大电路/OCL功率放大电路.docx
+++ b/02-放大电路/02-功率放大电路/OCL功率放大电路/OCL功率放大电路.docx
@@ -2822,7 +2822,7 @@
           <w:color w:val="555555"/>
           <w:sz w:val="21"/>
         </w:rPr>
-        <w:t>材料收集者：杜文杰，WX手机：19519196569，QQ:3478827729</w:t>
+        <w:t>材料收集者：杜文杰，微信/手机：19519196569，QQ:3478827729</w:t>
       </w:r>
     </w:p>
     <w:sectPr>
